--- a/docs/需求分析说明书.docx
+++ b/docs/需求分析说明书.docx
@@ -10,7 +10,6 @@
         <w:rPr>
           <w:rFonts w:ascii="Calibri" w:eastAsia="黑体" w:hAnsi="Calibri"/>
           <w:b/>
-          <w:color w:val="000000"/>
           <w:sz w:val="48"/>
         </w:rPr>
         <w:t>需求分析说明书</w:t>
@@ -262,7 +261,6 @@
         <w:rPr>
           <w:rFonts w:asciiTheme="minorHAnsi" w:eastAsiaTheme="minorEastAsia" w:hAnsiTheme="minorHAnsi"/>
           <w:noProof/>
-          <w:color w:val="auto"/>
           <w:kern w:val="2"/>
           <w:szCs w:val="24"/>
           <w:lang w:eastAsia="zh-CN"/>
@@ -278,7 +276,7 @@
       <w:r>
         <w:fldChar w:fldCharType="separate"/>
       </w:r>
-      <w:hyperlink w:anchor="_Toc241948478" w:history="1">
+      <w:hyperlink w:anchor="_Toc242037389" w:history="1">
         <w:r>
           <w:rPr>
             <w:rStyle w:val="aff9"/>
@@ -312,7 +310,7 @@
             <w:noProof/>
             <w:webHidden/>
           </w:rPr>
-          <w:instrText xml:space="preserve"> PAGEREF _Toc241948478 \h </w:instrText>
+          <w:instrText xml:space="preserve"> PAGEREF _Toc242037389 \h </w:instrText>
         </w:r>
         <w:r>
           <w:rPr>
@@ -352,14 +350,13 @@
         <w:rPr>
           <w:rFonts w:asciiTheme="minorHAnsi" w:eastAsiaTheme="minorEastAsia" w:hAnsiTheme="minorHAnsi"/>
           <w:noProof/>
-          <w:color w:val="auto"/>
           <w:kern w:val="2"/>
           <w:szCs w:val="24"/>
           <w:lang w:eastAsia="zh-CN"/>
           <w14:ligatures w14:val="standardContextual"/>
         </w:rPr>
       </w:pPr>
-      <w:hyperlink w:anchor="_Toc241948479" w:history="1">
+      <w:hyperlink w:anchor="_Toc242037390" w:history="1">
         <w:r>
           <w:rPr>
             <w:rStyle w:val="aff9"/>
@@ -393,7 +390,7 @@
             <w:noProof/>
             <w:webHidden/>
           </w:rPr>
-          <w:instrText xml:space="preserve"> PAGEREF _Toc241948479 \h </w:instrText>
+          <w:instrText xml:space="preserve"> PAGEREF _Toc242037390 \h </w:instrText>
         </w:r>
         <w:r>
           <w:rPr>
@@ -433,14 +430,13 @@
         <w:rPr>
           <w:rFonts w:asciiTheme="minorHAnsi" w:eastAsiaTheme="minorEastAsia" w:hAnsiTheme="minorHAnsi"/>
           <w:noProof/>
-          <w:color w:val="auto"/>
           <w:kern w:val="2"/>
           <w:szCs w:val="24"/>
           <w:lang w:eastAsia="zh-CN"/>
           <w14:ligatures w14:val="standardContextual"/>
         </w:rPr>
       </w:pPr>
-      <w:hyperlink w:anchor="_Toc241948480" w:history="1">
+      <w:hyperlink w:anchor="_Toc242037391" w:history="1">
         <w:r>
           <w:rPr>
             <w:rStyle w:val="aff9"/>
@@ -474,7 +470,7 @@
             <w:noProof/>
             <w:webHidden/>
           </w:rPr>
-          <w:instrText xml:space="preserve"> PAGEREF _Toc241948480 \h </w:instrText>
+          <w:instrText xml:space="preserve"> PAGEREF _Toc242037391 \h </w:instrText>
         </w:r>
         <w:r>
           <w:rPr>
@@ -514,14 +510,13 @@
         <w:rPr>
           <w:rFonts w:asciiTheme="minorHAnsi" w:eastAsiaTheme="minorEastAsia" w:hAnsiTheme="minorHAnsi"/>
           <w:noProof/>
-          <w:color w:val="auto"/>
           <w:kern w:val="2"/>
           <w:szCs w:val="24"/>
           <w:lang w:eastAsia="zh-CN"/>
           <w14:ligatures w14:val="standardContextual"/>
         </w:rPr>
       </w:pPr>
-      <w:hyperlink w:anchor="_Toc241948481" w:history="1">
+      <w:hyperlink w:anchor="_Toc242037392" w:history="1">
         <w:r>
           <w:rPr>
             <w:rStyle w:val="aff9"/>
@@ -555,7 +550,7 @@
             <w:noProof/>
             <w:webHidden/>
           </w:rPr>
-          <w:instrText xml:space="preserve"> PAGEREF _Toc241948481 \h </w:instrText>
+          <w:instrText xml:space="preserve"> PAGEREF _Toc242037392 \h </w:instrText>
         </w:r>
         <w:r>
           <w:rPr>
@@ -595,14 +590,13 @@
         <w:rPr>
           <w:rFonts w:asciiTheme="minorHAnsi" w:eastAsiaTheme="minorEastAsia" w:hAnsiTheme="minorHAnsi"/>
           <w:noProof/>
-          <w:color w:val="auto"/>
           <w:kern w:val="2"/>
           <w:szCs w:val="24"/>
           <w:lang w:eastAsia="zh-CN"/>
           <w14:ligatures w14:val="standardContextual"/>
         </w:rPr>
       </w:pPr>
-      <w:hyperlink w:anchor="_Toc241948482" w:history="1">
+      <w:hyperlink w:anchor="_Toc242037393" w:history="1">
         <w:r>
           <w:rPr>
             <w:rStyle w:val="aff9"/>
@@ -636,7 +630,7 @@
             <w:noProof/>
             <w:webHidden/>
           </w:rPr>
-          <w:instrText xml:space="preserve"> PAGEREF _Toc241948482 \h </w:instrText>
+          <w:instrText xml:space="preserve"> PAGEREF _Toc242037393 \h </w:instrText>
         </w:r>
         <w:r>
           <w:rPr>
@@ -676,14 +670,13 @@
         <w:rPr>
           <w:rFonts w:asciiTheme="minorHAnsi" w:eastAsiaTheme="minorEastAsia" w:hAnsiTheme="minorHAnsi"/>
           <w:noProof/>
-          <w:color w:val="auto"/>
           <w:kern w:val="2"/>
           <w:szCs w:val="24"/>
           <w:lang w:eastAsia="zh-CN"/>
           <w14:ligatures w14:val="standardContextual"/>
         </w:rPr>
       </w:pPr>
-      <w:hyperlink w:anchor="_Toc241948483" w:history="1">
+      <w:hyperlink w:anchor="_Toc242037394" w:history="1">
         <w:r>
           <w:rPr>
             <w:rStyle w:val="aff9"/>
@@ -717,7 +710,7 @@
             <w:noProof/>
             <w:webHidden/>
           </w:rPr>
-          <w:instrText xml:space="preserve"> PAGEREF _Toc241948483 \h </w:instrText>
+          <w:instrText xml:space="preserve"> PAGEREF _Toc242037394 \h </w:instrText>
         </w:r>
         <w:r>
           <w:rPr>
@@ -762,7 +755,7 @@
       <w:pPr>
         <w:pStyle w:val="1"/>
       </w:pPr>
-      <w:bookmarkStart w:id="0" w:name="_Toc241948478"/>
+      <w:bookmarkStart w:id="0" w:name="_Toc242037389"/>
       <w:r>
         <w:lastRenderedPageBreak/>
         <w:t xml:space="preserve">1 </w:t>
@@ -1519,7 +1512,7 @@
       <w:pPr>
         <w:pStyle w:val="1"/>
       </w:pPr>
-      <w:bookmarkStart w:id="1" w:name="_Toc241948479"/>
+      <w:bookmarkStart w:id="1" w:name="_Toc242037390"/>
       <w:r>
         <w:t xml:space="preserve">2 </w:t>
       </w:r>
@@ -2778,7 +2771,7 @@
       <w:pPr>
         <w:pStyle w:val="1"/>
       </w:pPr>
-      <w:bookmarkStart w:id="2" w:name="_Toc241948480"/>
+      <w:bookmarkStart w:id="2" w:name="_Toc242037391"/>
       <w:r>
         <w:t xml:space="preserve">3 </w:t>
       </w:r>
@@ -3405,7 +3398,7 @@
       <w:pPr>
         <w:pStyle w:val="1"/>
       </w:pPr>
-      <w:bookmarkStart w:id="3" w:name="_Toc241948481"/>
+      <w:bookmarkStart w:id="3" w:name="_Toc242037392"/>
       <w:r>
         <w:t xml:space="preserve">4 </w:t>
       </w:r>
@@ -4485,7 +4478,7 @@
       <w:pPr>
         <w:pStyle w:val="1"/>
       </w:pPr>
-      <w:bookmarkStart w:id="4" w:name="_Toc241948482"/>
+      <w:bookmarkStart w:id="4" w:name="_Toc242037393"/>
       <w:r>
         <w:t xml:space="preserve">5 </w:t>
       </w:r>
@@ -4641,7 +4634,7 @@
       <w:pPr>
         <w:pStyle w:val="1"/>
       </w:pPr>
-      <w:bookmarkStart w:id="5" w:name="_Toc241948483"/>
+      <w:bookmarkStart w:id="5" w:name="_Toc242037394"/>
       <w:r>
         <w:t xml:space="preserve">6 </w:t>
       </w:r>
@@ -4934,6 +4927,7 @@
       </w:pPr>
       <w:rPr>
         <w:rFonts w:ascii="Symbol" w:hAnsi="Symbol" w:hint="default"/>
+        <w:color w:val="000000"/>
       </w:rPr>
     </w:lvl>
   </w:abstractNum>
@@ -4955,6 +4949,7 @@
       </w:pPr>
       <w:rPr>
         <w:rFonts w:ascii="Symbol" w:hAnsi="Symbol" w:hint="default"/>
+        <w:color w:val="000000"/>
       </w:rPr>
     </w:lvl>
   </w:abstractNum>
@@ -4976,6 +4971,7 @@
       </w:pPr>
       <w:rPr>
         <w:rFonts w:ascii="Symbol" w:hAnsi="Symbol" w:hint="default"/>
+        <w:color w:val="000000"/>
       </w:rPr>
     </w:lvl>
   </w:abstractNum>
@@ -5015,6 +5011,7 @@
       </w:pPr>
       <w:rPr>
         <w:rFonts w:ascii="Symbol" w:hAnsi="Symbol" w:hint="default"/>
+        <w:color w:val="000000"/>
       </w:rPr>
     </w:lvl>
   </w:abstractNum>
@@ -5054,6 +5051,7 @@
     <w:rPrDefault>
       <w:rPr>
         <w:rFonts w:asciiTheme="minorHAnsi" w:eastAsiaTheme="minorEastAsia" w:hAnsiTheme="minorHAnsi" w:cstheme="minorBidi"/>
+        <w:color w:val="000000"/>
         <w:sz w:val="22"/>
         <w:szCs w:val="22"/>
         <w:lang w:val="en-US" w:eastAsia="en-US" w:bidi="ar-SA"/>
@@ -5443,7 +5441,6 @@
     </w:pPr>
     <w:rPr>
       <w:rFonts w:ascii="Calibri" w:eastAsia="宋体" w:hAnsi="Calibri"/>
-      <w:color w:val="000000"/>
     </w:rPr>
   </w:style>
   <w:style w:type="paragraph" w:styleId="1">
@@ -5534,7 +5531,6 @@
       <w:bCs/>
       <w:i/>
       <w:iCs/>
-      <w:color w:val="4F81BD" w:themeColor="accent1"/>
     </w:rPr>
   </w:style>
   <w:style w:type="paragraph" w:styleId="5">
@@ -5555,7 +5551,6 @@
     </w:pPr>
     <w:rPr>
       <w:rFonts w:asciiTheme="majorHAnsi" w:eastAsiaTheme="majorEastAsia" w:hAnsiTheme="majorHAnsi" w:cstheme="majorBidi"/>
-      <w:color w:val="243F60" w:themeColor="accent1" w:themeShade="7F"/>
     </w:rPr>
   </w:style>
   <w:style w:type="paragraph" w:styleId="6">
@@ -5578,7 +5573,6 @@
       <w:rFonts w:asciiTheme="majorHAnsi" w:eastAsiaTheme="majorEastAsia" w:hAnsiTheme="majorHAnsi" w:cstheme="majorBidi"/>
       <w:i/>
       <w:iCs/>
-      <w:color w:val="243F60" w:themeColor="accent1" w:themeShade="7F"/>
     </w:rPr>
   </w:style>
   <w:style w:type="paragraph" w:styleId="7">
@@ -5601,7 +5595,6 @@
       <w:rFonts w:asciiTheme="majorHAnsi" w:eastAsiaTheme="majorEastAsia" w:hAnsiTheme="majorHAnsi" w:cstheme="majorBidi"/>
       <w:i/>
       <w:iCs/>
-      <w:color w:val="404040" w:themeColor="text1" w:themeTint="BF"/>
     </w:rPr>
   </w:style>
   <w:style w:type="paragraph" w:styleId="8">
@@ -5622,7 +5615,6 @@
     </w:pPr>
     <w:rPr>
       <w:rFonts w:asciiTheme="majorHAnsi" w:eastAsiaTheme="majorEastAsia" w:hAnsiTheme="majorHAnsi" w:cstheme="majorBidi"/>
-      <w:color w:val="4F81BD" w:themeColor="accent1"/>
       <w:sz w:val="20"/>
       <w:szCs w:val="20"/>
     </w:rPr>
@@ -5647,7 +5639,6 @@
       <w:rFonts w:asciiTheme="majorHAnsi" w:eastAsiaTheme="majorEastAsia" w:hAnsiTheme="majorHAnsi" w:cstheme="majorBidi"/>
       <w:i/>
       <w:iCs/>
-      <w:color w:val="404040" w:themeColor="text1" w:themeTint="BF"/>
       <w:sz w:val="20"/>
       <w:szCs w:val="20"/>
     </w:rPr>
@@ -5700,6 +5691,9 @@
     <w:link w:val="a5"/>
     <w:uiPriority w:val="99"/>
     <w:rsid w:val="00E618BF"/>
+    <w:rPr>
+      <w:color w:val="000000"/>
+    </w:rPr>
   </w:style>
   <w:style w:type="paragraph" w:styleId="a7">
     <w:name w:val="footer"/>
@@ -5722,6 +5716,9 @@
     <w:link w:val="a7"/>
     <w:uiPriority w:val="99"/>
     <w:rsid w:val="00E618BF"/>
+    <w:rPr>
+      <w:color w:val="000000"/>
+    </w:rPr>
   </w:style>
   <w:style w:type="paragraph" w:styleId="a9">
     <w:name w:val="No Spacing"/>
@@ -5742,7 +5739,7 @@
       <w:rFonts w:asciiTheme="majorHAnsi" w:eastAsiaTheme="majorEastAsia" w:hAnsiTheme="majorHAnsi" w:cstheme="majorBidi"/>
       <w:b/>
       <w:bCs/>
-      <w:color w:val="365F91" w:themeColor="accent1" w:themeShade="BF"/>
+      <w:color w:val="000000"/>
       <w:sz w:val="28"/>
       <w:szCs w:val="28"/>
     </w:rPr>
@@ -5757,7 +5754,7 @@
       <w:rFonts w:asciiTheme="majorHAnsi" w:eastAsiaTheme="majorEastAsia" w:hAnsiTheme="majorHAnsi" w:cstheme="majorBidi"/>
       <w:b/>
       <w:bCs/>
-      <w:color w:val="4F81BD" w:themeColor="accent1"/>
+      <w:color w:val="000000"/>
       <w:sz w:val="26"/>
       <w:szCs w:val="26"/>
     </w:rPr>
@@ -5772,7 +5769,7 @@
       <w:rFonts w:asciiTheme="majorHAnsi" w:eastAsiaTheme="majorEastAsia" w:hAnsiTheme="majorHAnsi" w:cstheme="majorBidi"/>
       <w:b/>
       <w:bCs/>
-      <w:color w:val="4F81BD" w:themeColor="accent1"/>
+      <w:color w:val="000000"/>
     </w:rPr>
   </w:style>
   <w:style w:type="paragraph" w:styleId="aa">
@@ -5789,7 +5786,6 @@
     </w:pPr>
     <w:rPr>
       <w:rFonts w:asciiTheme="majorHAnsi" w:eastAsiaTheme="majorEastAsia" w:hAnsiTheme="majorHAnsi" w:cstheme="majorBidi"/>
-      <w:color w:val="17365D" w:themeColor="text2" w:themeShade="BF"/>
       <w:spacing w:val="5"/>
       <w:kern w:val="28"/>
       <w:sz w:val="52"/>
@@ -5804,7 +5800,7 @@
     <w:rsid w:val="00FC693F"/>
     <w:rPr>
       <w:rFonts w:asciiTheme="majorHAnsi" w:eastAsiaTheme="majorEastAsia" w:hAnsiTheme="majorHAnsi" w:cstheme="majorBidi"/>
-      <w:color w:val="17365D" w:themeColor="text2" w:themeShade="BF"/>
+      <w:color w:val="000000"/>
       <w:spacing w:val="5"/>
       <w:kern w:val="28"/>
       <w:sz w:val="52"/>
@@ -5828,7 +5824,6 @@
       <w:rFonts w:asciiTheme="majorHAnsi" w:eastAsiaTheme="majorEastAsia" w:hAnsiTheme="majorHAnsi" w:cstheme="majorBidi"/>
       <w:i/>
       <w:iCs/>
-      <w:color w:val="4F81BD" w:themeColor="accent1"/>
       <w:spacing w:val="15"/>
       <w:sz w:val="24"/>
       <w:szCs w:val="24"/>
@@ -5844,7 +5839,7 @@
       <w:rFonts w:asciiTheme="majorHAnsi" w:eastAsiaTheme="majorEastAsia" w:hAnsiTheme="majorHAnsi" w:cstheme="majorBidi"/>
       <w:i/>
       <w:iCs/>
-      <w:color w:val="4F81BD" w:themeColor="accent1"/>
+      <w:color w:val="000000"/>
       <w:spacing w:val="15"/>
       <w:sz w:val="24"/>
       <w:szCs w:val="24"/>
@@ -5875,6 +5870,9 @@
     <w:link w:val="af"/>
     <w:uiPriority w:val="99"/>
     <w:rsid w:val="00AA1D8D"/>
+    <w:rPr>
+      <w:color w:val="000000"/>
+    </w:rPr>
   </w:style>
   <w:style w:type="paragraph" w:styleId="23">
     <w:name w:val="Body Text 2"/>
@@ -5893,6 +5891,9 @@
     <w:link w:val="23"/>
     <w:uiPriority w:val="99"/>
     <w:rsid w:val="00AA1D8D"/>
+    <w:rPr>
+      <w:color w:val="000000"/>
+    </w:rPr>
   </w:style>
   <w:style w:type="paragraph" w:styleId="33">
     <w:name w:val="Body Text 3"/>
@@ -5916,6 +5917,7 @@
     <w:uiPriority w:val="99"/>
     <w:rsid w:val="00AA1D8D"/>
     <w:rPr>
+      <w:color w:val="000000"/>
       <w:sz w:val="16"/>
       <w:szCs w:val="16"/>
     </w:rPr>
@@ -6098,6 +6100,7 @@
     <w:rsid w:val="0029639D"/>
     <w:rPr>
       <w:rFonts w:ascii="Courier" w:hAnsi="Courier"/>
+      <w:color w:val="000000"/>
       <w:sz w:val="20"/>
       <w:szCs w:val="20"/>
     </w:rPr>
@@ -6113,7 +6116,6 @@
     <w:rPr>
       <w:i/>
       <w:iCs/>
-      <w:color w:val="000000" w:themeColor="text1"/>
     </w:rPr>
   </w:style>
   <w:style w:type="character" w:customStyle="1" w:styleId="af6">
@@ -6125,7 +6127,7 @@
     <w:rPr>
       <w:i/>
       <w:iCs/>
-      <w:color w:val="000000" w:themeColor="text1"/>
+      <w:color w:val="000000"/>
     </w:rPr>
   </w:style>
   <w:style w:type="character" w:customStyle="1" w:styleId="40">
@@ -6141,7 +6143,7 @@
       <w:bCs/>
       <w:i/>
       <w:iCs/>
-      <w:color w:val="4F81BD" w:themeColor="accent1"/>
+      <w:color w:val="000000"/>
     </w:rPr>
   </w:style>
   <w:style w:type="character" w:customStyle="1" w:styleId="50">
@@ -6153,7 +6155,7 @@
     <w:rsid w:val="00FC693F"/>
     <w:rPr>
       <w:rFonts w:asciiTheme="majorHAnsi" w:eastAsiaTheme="majorEastAsia" w:hAnsiTheme="majorHAnsi" w:cstheme="majorBidi"/>
-      <w:color w:val="243F60" w:themeColor="accent1" w:themeShade="7F"/>
+      <w:color w:val="000000"/>
     </w:rPr>
   </w:style>
   <w:style w:type="character" w:customStyle="1" w:styleId="60">
@@ -6167,7 +6169,7 @@
       <w:rFonts w:asciiTheme="majorHAnsi" w:eastAsiaTheme="majorEastAsia" w:hAnsiTheme="majorHAnsi" w:cstheme="majorBidi"/>
       <w:i/>
       <w:iCs/>
-      <w:color w:val="243F60" w:themeColor="accent1" w:themeShade="7F"/>
+      <w:color w:val="000000"/>
     </w:rPr>
   </w:style>
   <w:style w:type="character" w:customStyle="1" w:styleId="70">
@@ -6181,7 +6183,7 @@
       <w:rFonts w:asciiTheme="majorHAnsi" w:eastAsiaTheme="majorEastAsia" w:hAnsiTheme="majorHAnsi" w:cstheme="majorBidi"/>
       <w:i/>
       <w:iCs/>
-      <w:color w:val="404040" w:themeColor="text1" w:themeTint="BF"/>
+      <w:color w:val="000000"/>
     </w:rPr>
   </w:style>
   <w:style w:type="character" w:customStyle="1" w:styleId="80">
@@ -6193,7 +6195,7 @@
     <w:rsid w:val="00FC693F"/>
     <w:rPr>
       <w:rFonts w:asciiTheme="majorHAnsi" w:eastAsiaTheme="majorEastAsia" w:hAnsiTheme="majorHAnsi" w:cstheme="majorBidi"/>
-      <w:color w:val="4F81BD" w:themeColor="accent1"/>
+      <w:color w:val="000000"/>
       <w:sz w:val="20"/>
       <w:szCs w:val="20"/>
     </w:rPr>
@@ -6209,7 +6211,7 @@
       <w:rFonts w:asciiTheme="majorHAnsi" w:eastAsiaTheme="majorEastAsia" w:hAnsiTheme="majorHAnsi" w:cstheme="majorBidi"/>
       <w:i/>
       <w:iCs/>
-      <w:color w:val="404040" w:themeColor="text1" w:themeTint="BF"/>
+      <w:color w:val="000000"/>
       <w:sz w:val="20"/>
       <w:szCs w:val="20"/>
     </w:rPr>
@@ -6229,7 +6231,6 @@
     <w:rPr>
       <w:b/>
       <w:bCs/>
-      <w:color w:val="4F81BD" w:themeColor="accent1"/>
       <w:sz w:val="18"/>
       <w:szCs w:val="18"/>
     </w:rPr>
@@ -6243,6 +6244,7 @@
     <w:rPr>
       <w:b/>
       <w:bCs/>
+      <w:color w:val="000000"/>
     </w:rPr>
   </w:style>
   <w:style w:type="character" w:styleId="af9">
@@ -6254,6 +6256,7 @@
     <w:rPr>
       <w:i/>
       <w:iCs/>
+      <w:color w:val="000000"/>
     </w:rPr>
   </w:style>
   <w:style w:type="paragraph" w:styleId="afa">
@@ -6273,7 +6276,6 @@
       <w:bCs/>
       <w:i/>
       <w:iCs/>
-      <w:color w:val="4F81BD" w:themeColor="accent1"/>
     </w:rPr>
   </w:style>
   <w:style w:type="character" w:customStyle="1" w:styleId="afb">
@@ -6287,7 +6289,7 @@
       <w:bCs/>
       <w:i/>
       <w:iCs/>
-      <w:color w:val="4F81BD" w:themeColor="accent1"/>
+      <w:color w:val="000000"/>
     </w:rPr>
   </w:style>
   <w:style w:type="character" w:styleId="afc">
@@ -6299,7 +6301,7 @@
     <w:rPr>
       <w:i/>
       <w:iCs/>
-      <w:color w:val="808080" w:themeColor="text1" w:themeTint="7F"/>
+      <w:color w:val="000000"/>
     </w:rPr>
   </w:style>
   <w:style w:type="character" w:styleId="afd">
@@ -6313,7 +6315,7 @@
       <w:bCs/>
       <w:i/>
       <w:iCs/>
-      <w:color w:val="4F81BD" w:themeColor="accent1"/>
+      <w:color w:val="000000"/>
     </w:rPr>
   </w:style>
   <w:style w:type="character" w:styleId="afe">
@@ -6324,7 +6326,7 @@
     <w:rsid w:val="00FC693F"/>
     <w:rPr>
       <w:smallCaps/>
-      <w:color w:val="C0504D" w:themeColor="accent2"/>
+      <w:color w:val="000000"/>
       <w:u w:val="single"/>
     </w:rPr>
   </w:style>
@@ -6338,7 +6340,7 @@
       <w:b/>
       <w:bCs/>
       <w:smallCaps/>
-      <w:color w:val="C0504D" w:themeColor="accent2"/>
+      <w:color w:val="000000"/>
       <w:spacing w:val="5"/>
       <w:u w:val="single"/>
     </w:rPr>
@@ -6353,6 +6355,7 @@
       <w:b/>
       <w:bCs/>
       <w:smallCaps/>
+      <w:color w:val="000000"/>
       <w:spacing w:val="5"/>
     </w:rPr>
   </w:style>
@@ -6396,9 +6399,6 @@
     <w:pPr>
       <w:spacing w:after="0" w:line="240" w:lineRule="auto"/>
     </w:pPr>
-    <w:rPr>
-      <w:color w:val="000000" w:themeColor="text1" w:themeShade="BF"/>
-    </w:rPr>
     <w:tblPr>
       <w:tblStyleRowBandSize w:val="1"/>
       <w:tblStyleColBandSize w:val="1"/>
@@ -6414,6 +6414,7 @@
       <w:rPr>
         <w:b/>
         <w:bCs/>
+        <w:color w:val="000000"/>
       </w:rPr>
       <w:tblPr/>
       <w:tcPr>
@@ -6434,6 +6435,7 @@
       <w:rPr>
         <w:b/>
         <w:bCs/>
+        <w:color w:val="000000"/>
       </w:rPr>
       <w:tblPr/>
       <w:tcPr>
@@ -6451,12 +6453,14 @@
       <w:rPr>
         <w:b/>
         <w:bCs/>
+        <w:color w:val="000000"/>
       </w:rPr>
     </w:tblStylePr>
     <w:tblStylePr w:type="lastCol">
       <w:rPr>
         <w:b/>
         <w:bCs/>
+        <w:color w:val="000000"/>
       </w:rPr>
     </w:tblStylePr>
     <w:tblStylePr w:type="band1Vert">
@@ -6492,9 +6496,6 @@
     <w:pPr>
       <w:spacing w:after="0" w:line="240" w:lineRule="auto"/>
     </w:pPr>
-    <w:rPr>
-      <w:color w:val="365F91" w:themeColor="accent1" w:themeShade="BF"/>
-    </w:rPr>
     <w:tblPr>
       <w:tblStyleRowBandSize w:val="1"/>
       <w:tblStyleColBandSize w:val="1"/>
@@ -6510,6 +6511,7 @@
       <w:rPr>
         <w:b/>
         <w:bCs/>
+        <w:color w:val="000000"/>
       </w:rPr>
       <w:tblPr/>
       <w:tcPr>
@@ -6530,6 +6532,7 @@
       <w:rPr>
         <w:b/>
         <w:bCs/>
+        <w:color w:val="000000"/>
       </w:rPr>
       <w:tblPr/>
       <w:tcPr>
@@ -6547,12 +6550,14 @@
       <w:rPr>
         <w:b/>
         <w:bCs/>
+        <w:color w:val="000000"/>
       </w:rPr>
     </w:tblStylePr>
     <w:tblStylePr w:type="lastCol">
       <w:rPr>
         <w:b/>
         <w:bCs/>
+        <w:color w:val="000000"/>
       </w:rPr>
     </w:tblStylePr>
     <w:tblStylePr w:type="band1Vert">
@@ -6588,9 +6593,6 @@
     <w:pPr>
       <w:spacing w:after="0" w:line="240" w:lineRule="auto"/>
     </w:pPr>
-    <w:rPr>
-      <w:color w:val="943634" w:themeColor="accent2" w:themeShade="BF"/>
-    </w:rPr>
     <w:tblPr>
       <w:tblStyleRowBandSize w:val="1"/>
       <w:tblStyleColBandSize w:val="1"/>
@@ -6606,6 +6608,7 @@
       <w:rPr>
         <w:b/>
         <w:bCs/>
+        <w:color w:val="000000"/>
       </w:rPr>
       <w:tblPr/>
       <w:tcPr>
@@ -6626,6 +6629,7 @@
       <w:rPr>
         <w:b/>
         <w:bCs/>
+        <w:color w:val="000000"/>
       </w:rPr>
       <w:tblPr/>
       <w:tcPr>
@@ -6643,12 +6647,14 @@
       <w:rPr>
         <w:b/>
         <w:bCs/>
+        <w:color w:val="000000"/>
       </w:rPr>
     </w:tblStylePr>
     <w:tblStylePr w:type="lastCol">
       <w:rPr>
         <w:b/>
         <w:bCs/>
+        <w:color w:val="000000"/>
       </w:rPr>
     </w:tblStylePr>
     <w:tblStylePr w:type="band1Vert">
@@ -6684,9 +6690,6 @@
     <w:pPr>
       <w:spacing w:after="0" w:line="240" w:lineRule="auto"/>
     </w:pPr>
-    <w:rPr>
-      <w:color w:val="76923C" w:themeColor="accent3" w:themeShade="BF"/>
-    </w:rPr>
     <w:tblPr>
       <w:tblStyleRowBandSize w:val="1"/>
       <w:tblStyleColBandSize w:val="1"/>
@@ -6702,6 +6705,7 @@
       <w:rPr>
         <w:b/>
         <w:bCs/>
+        <w:color w:val="000000"/>
       </w:rPr>
       <w:tblPr/>
       <w:tcPr>
@@ -6722,6 +6726,7 @@
       <w:rPr>
         <w:b/>
         <w:bCs/>
+        <w:color w:val="000000"/>
       </w:rPr>
       <w:tblPr/>
       <w:tcPr>
@@ -6739,12 +6744,14 @@
       <w:rPr>
         <w:b/>
         <w:bCs/>
+        <w:color w:val="000000"/>
       </w:rPr>
     </w:tblStylePr>
     <w:tblStylePr w:type="lastCol">
       <w:rPr>
         <w:b/>
         <w:bCs/>
+        <w:color w:val="000000"/>
       </w:rPr>
     </w:tblStylePr>
     <w:tblStylePr w:type="band1Vert">
@@ -6780,9 +6787,6 @@
     <w:pPr>
       <w:spacing w:after="0" w:line="240" w:lineRule="auto"/>
     </w:pPr>
-    <w:rPr>
-      <w:color w:val="5F497A" w:themeColor="accent4" w:themeShade="BF"/>
-    </w:rPr>
     <w:tblPr>
       <w:tblStyleRowBandSize w:val="1"/>
       <w:tblStyleColBandSize w:val="1"/>
@@ -6798,6 +6802,7 @@
       <w:rPr>
         <w:b/>
         <w:bCs/>
+        <w:color w:val="000000"/>
       </w:rPr>
       <w:tblPr/>
       <w:tcPr>
@@ -6818,6 +6823,7 @@
       <w:rPr>
         <w:b/>
         <w:bCs/>
+        <w:color w:val="000000"/>
       </w:rPr>
       <w:tblPr/>
       <w:tcPr>
@@ -6835,12 +6841,14 @@
       <w:rPr>
         <w:b/>
         <w:bCs/>
+        <w:color w:val="000000"/>
       </w:rPr>
     </w:tblStylePr>
     <w:tblStylePr w:type="lastCol">
       <w:rPr>
         <w:b/>
         <w:bCs/>
+        <w:color w:val="000000"/>
       </w:rPr>
     </w:tblStylePr>
     <w:tblStylePr w:type="band1Vert">
@@ -6876,9 +6884,6 @@
     <w:pPr>
       <w:spacing w:after="0" w:line="240" w:lineRule="auto"/>
     </w:pPr>
-    <w:rPr>
-      <w:color w:val="31849B" w:themeColor="accent5" w:themeShade="BF"/>
-    </w:rPr>
     <w:tblPr>
       <w:tblStyleRowBandSize w:val="1"/>
       <w:tblStyleColBandSize w:val="1"/>
@@ -6894,6 +6899,7 @@
       <w:rPr>
         <w:b/>
         <w:bCs/>
+        <w:color w:val="000000"/>
       </w:rPr>
       <w:tblPr/>
       <w:tcPr>
@@ -6914,6 +6920,7 @@
       <w:rPr>
         <w:b/>
         <w:bCs/>
+        <w:color w:val="000000"/>
       </w:rPr>
       <w:tblPr/>
       <w:tcPr>
@@ -6931,12 +6938,14 @@
       <w:rPr>
         <w:b/>
         <w:bCs/>
+        <w:color w:val="000000"/>
       </w:rPr>
     </w:tblStylePr>
     <w:tblStylePr w:type="lastCol">
       <w:rPr>
         <w:b/>
         <w:bCs/>
+        <w:color w:val="000000"/>
       </w:rPr>
     </w:tblStylePr>
     <w:tblStylePr w:type="band1Vert">
@@ -6972,9 +6981,6 @@
     <w:pPr>
       <w:spacing w:after="0" w:line="240" w:lineRule="auto"/>
     </w:pPr>
-    <w:rPr>
-      <w:color w:val="E36C0A" w:themeColor="accent6" w:themeShade="BF"/>
-    </w:rPr>
     <w:tblPr>
       <w:tblStyleRowBandSize w:val="1"/>
       <w:tblStyleColBandSize w:val="1"/>
@@ -6990,6 +6996,7 @@
       <w:rPr>
         <w:b/>
         <w:bCs/>
+        <w:color w:val="000000"/>
       </w:rPr>
       <w:tblPr/>
       <w:tcPr>
@@ -7010,6 +7017,7 @@
       <w:rPr>
         <w:b/>
         <w:bCs/>
+        <w:color w:val="000000"/>
       </w:rPr>
       <w:tblPr/>
       <w:tcPr>
@@ -7027,12 +7035,14 @@
       <w:rPr>
         <w:b/>
         <w:bCs/>
+        <w:color w:val="000000"/>
       </w:rPr>
     </w:tblStylePr>
     <w:tblStylePr w:type="lastCol">
       <w:rPr>
         <w:b/>
         <w:bCs/>
+        <w:color w:val="000000"/>
       </w:rPr>
     </w:tblStylePr>
     <w:tblStylePr w:type="band1Vert">
@@ -7082,11 +7092,6 @@
       <w:pPr>
         <w:spacing w:before="0" w:after="0" w:line="240" w:lineRule="auto"/>
       </w:pPr>
-      <w:rPr>
-        <w:b/>
-        <w:bCs/>
-        <w:color w:val="FFFFFF" w:themeColor="background1"/>
-      </w:rPr>
       <w:tblPr/>
       <w:tcPr>
         <w:shd w:val="clear" w:color="auto" w:fill="000000" w:themeFill="text1"/>
@@ -7096,10 +7101,6 @@
       <w:pPr>
         <w:spacing w:before="0" w:after="0" w:line="240" w:lineRule="auto"/>
       </w:pPr>
-      <w:rPr>
-        <w:b/>
-        <w:bCs/>
-      </w:rPr>
       <w:tblPr/>
       <w:tcPr>
         <w:tcBorders>
@@ -7109,18 +7110,6 @@
           <w:right w:val="single" w:sz="8" w:space="0" w:color="000000" w:themeColor="text1"/>
         </w:tcBorders>
       </w:tcPr>
-    </w:tblStylePr>
-    <w:tblStylePr w:type="firstCol">
-      <w:rPr>
-        <w:b/>
-        <w:bCs/>
-      </w:rPr>
-    </w:tblStylePr>
-    <w:tblStylePr w:type="lastCol">
-      <w:rPr>
-        <w:b/>
-        <w:bCs/>
-      </w:rPr>
     </w:tblStylePr>
     <w:tblStylePr w:type="band1Vert">
       <w:tblPr/>
@@ -7167,11 +7156,6 @@
       <w:pPr>
         <w:spacing w:before="0" w:after="0" w:line="240" w:lineRule="auto"/>
       </w:pPr>
-      <w:rPr>
-        <w:b/>
-        <w:bCs/>
-        <w:color w:val="FFFFFF" w:themeColor="background1"/>
-      </w:rPr>
       <w:tblPr/>
       <w:tcPr>
         <w:shd w:val="clear" w:color="auto" w:fill="4F81BD" w:themeFill="accent1"/>
@@ -7181,10 +7165,6 @@
       <w:pPr>
         <w:spacing w:before="0" w:after="0" w:line="240" w:lineRule="auto"/>
       </w:pPr>
-      <w:rPr>
-        <w:b/>
-        <w:bCs/>
-      </w:rPr>
       <w:tblPr/>
       <w:tcPr>
         <w:tcBorders>
@@ -7194,18 +7174,6 @@
           <w:right w:val="single" w:sz="8" w:space="0" w:color="4F81BD" w:themeColor="accent1"/>
         </w:tcBorders>
       </w:tcPr>
-    </w:tblStylePr>
-    <w:tblStylePr w:type="firstCol">
-      <w:rPr>
-        <w:b/>
-        <w:bCs/>
-      </w:rPr>
-    </w:tblStylePr>
-    <w:tblStylePr w:type="lastCol">
-      <w:rPr>
-        <w:b/>
-        <w:bCs/>
-      </w:rPr>
     </w:tblStylePr>
     <w:tblStylePr w:type="band1Vert">
       <w:tblPr/>
@@ -7252,11 +7220,6 @@
       <w:pPr>
         <w:spacing w:before="0" w:after="0" w:line="240" w:lineRule="auto"/>
       </w:pPr>
-      <w:rPr>
-        <w:b/>
-        <w:bCs/>
-        <w:color w:val="FFFFFF" w:themeColor="background1"/>
-      </w:rPr>
       <w:tblPr/>
       <w:tcPr>
         <w:shd w:val="clear" w:color="auto" w:fill="C0504D" w:themeFill="accent2"/>
@@ -7266,10 +7229,6 @@
       <w:pPr>
         <w:spacing w:before="0" w:after="0" w:line="240" w:lineRule="auto"/>
       </w:pPr>
-      <w:rPr>
-        <w:b/>
-        <w:bCs/>
-      </w:rPr>
       <w:tblPr/>
       <w:tcPr>
         <w:tcBorders>
@@ -7279,18 +7238,6 @@
           <w:right w:val="single" w:sz="8" w:space="0" w:color="C0504D" w:themeColor="accent2"/>
         </w:tcBorders>
       </w:tcPr>
-    </w:tblStylePr>
-    <w:tblStylePr w:type="firstCol">
-      <w:rPr>
-        <w:b/>
-        <w:bCs/>
-      </w:rPr>
-    </w:tblStylePr>
-    <w:tblStylePr w:type="lastCol">
-      <w:rPr>
-        <w:b/>
-        <w:bCs/>
-      </w:rPr>
     </w:tblStylePr>
     <w:tblStylePr w:type="band1Vert">
       <w:tblPr/>
@@ -7337,11 +7284,6 @@
       <w:pPr>
         <w:spacing w:before="0" w:after="0" w:line="240" w:lineRule="auto"/>
       </w:pPr>
-      <w:rPr>
-        <w:b/>
-        <w:bCs/>
-        <w:color w:val="FFFFFF" w:themeColor="background1"/>
-      </w:rPr>
       <w:tblPr/>
       <w:tcPr>
         <w:shd w:val="clear" w:color="auto" w:fill="9BBB59" w:themeFill="accent3"/>
@@ -7351,10 +7293,6 @@
       <w:pPr>
         <w:spacing w:before="0" w:after="0" w:line="240" w:lineRule="auto"/>
       </w:pPr>
-      <w:rPr>
-        <w:b/>
-        <w:bCs/>
-      </w:rPr>
       <w:tblPr/>
       <w:tcPr>
         <w:tcBorders>
@@ -7364,18 +7302,6 @@
           <w:right w:val="single" w:sz="8" w:space="0" w:color="9BBB59" w:themeColor="accent3"/>
         </w:tcBorders>
       </w:tcPr>
-    </w:tblStylePr>
-    <w:tblStylePr w:type="firstCol">
-      <w:rPr>
-        <w:b/>
-        <w:bCs/>
-      </w:rPr>
-    </w:tblStylePr>
-    <w:tblStylePr w:type="lastCol">
-      <w:rPr>
-        <w:b/>
-        <w:bCs/>
-      </w:rPr>
     </w:tblStylePr>
     <w:tblStylePr w:type="band1Vert">
       <w:tblPr/>
@@ -7422,11 +7348,6 @@
       <w:pPr>
         <w:spacing w:before="0" w:after="0" w:line="240" w:lineRule="auto"/>
       </w:pPr>
-      <w:rPr>
-        <w:b/>
-        <w:bCs/>
-        <w:color w:val="FFFFFF" w:themeColor="background1"/>
-      </w:rPr>
       <w:tblPr/>
       <w:tcPr>
         <w:shd w:val="clear" w:color="auto" w:fill="8064A2" w:themeFill="accent4"/>
@@ -7436,10 +7357,6 @@
       <w:pPr>
         <w:spacing w:before="0" w:after="0" w:line="240" w:lineRule="auto"/>
       </w:pPr>
-      <w:rPr>
-        <w:b/>
-        <w:bCs/>
-      </w:rPr>
       <w:tblPr/>
       <w:tcPr>
         <w:tcBorders>
@@ -7449,18 +7366,6 @@
           <w:right w:val="single" w:sz="8" w:space="0" w:color="8064A2" w:themeColor="accent4"/>
         </w:tcBorders>
       </w:tcPr>
-    </w:tblStylePr>
-    <w:tblStylePr w:type="firstCol">
-      <w:rPr>
-        <w:b/>
-        <w:bCs/>
-      </w:rPr>
-    </w:tblStylePr>
-    <w:tblStylePr w:type="lastCol">
-      <w:rPr>
-        <w:b/>
-        <w:bCs/>
-      </w:rPr>
     </w:tblStylePr>
     <w:tblStylePr w:type="band1Vert">
       <w:tblPr/>
@@ -7507,11 +7412,6 @@
       <w:pPr>
         <w:spacing w:before="0" w:after="0" w:line="240" w:lineRule="auto"/>
       </w:pPr>
-      <w:rPr>
-        <w:b/>
-        <w:bCs/>
-        <w:color w:val="FFFFFF" w:themeColor="background1"/>
-      </w:rPr>
       <w:tblPr/>
       <w:tcPr>
         <w:shd w:val="clear" w:color="auto" w:fill="4BACC6" w:themeFill="accent5"/>
@@ -7521,10 +7421,6 @@
       <w:pPr>
         <w:spacing w:before="0" w:after="0" w:line="240" w:lineRule="auto"/>
       </w:pPr>
-      <w:rPr>
-        <w:b/>
-        <w:bCs/>
-      </w:rPr>
       <w:tblPr/>
       <w:tcPr>
         <w:tcBorders>
@@ -7534,18 +7430,6 @@
           <w:right w:val="single" w:sz="8" w:space="0" w:color="4BACC6" w:themeColor="accent5"/>
         </w:tcBorders>
       </w:tcPr>
-    </w:tblStylePr>
-    <w:tblStylePr w:type="firstCol">
-      <w:rPr>
-        <w:b/>
-        <w:bCs/>
-      </w:rPr>
-    </w:tblStylePr>
-    <w:tblStylePr w:type="lastCol">
-      <w:rPr>
-        <w:b/>
-        <w:bCs/>
-      </w:rPr>
     </w:tblStylePr>
     <w:tblStylePr w:type="band1Vert">
       <w:tblPr/>
@@ -7592,11 +7476,6 @@
       <w:pPr>
         <w:spacing w:before="0" w:after="0" w:line="240" w:lineRule="auto"/>
       </w:pPr>
-      <w:rPr>
-        <w:b/>
-        <w:bCs/>
-        <w:color w:val="FFFFFF" w:themeColor="background1"/>
-      </w:rPr>
       <w:tblPr/>
       <w:tcPr>
         <w:shd w:val="clear" w:color="auto" w:fill="F79646" w:themeFill="accent6"/>
@@ -7606,10 +7485,6 @@
       <w:pPr>
         <w:spacing w:before="0" w:after="0" w:line="240" w:lineRule="auto"/>
       </w:pPr>
-      <w:rPr>
-        <w:b/>
-        <w:bCs/>
-      </w:rPr>
       <w:tblPr/>
       <w:tcPr>
         <w:tcBorders>
@@ -7619,18 +7494,6 @@
           <w:right w:val="single" w:sz="8" w:space="0" w:color="F79646" w:themeColor="accent6"/>
         </w:tcBorders>
       </w:tcPr>
-    </w:tblStylePr>
-    <w:tblStylePr w:type="firstCol">
-      <w:rPr>
-        <w:b/>
-        <w:bCs/>
-      </w:rPr>
-    </w:tblStylePr>
-    <w:tblStylePr w:type="lastCol">
-      <w:rPr>
-        <w:b/>
-        <w:bCs/>
-      </w:rPr>
     </w:tblStylePr>
     <w:tblStylePr w:type="band1Vert">
       <w:tblPr/>
@@ -7679,11 +7542,6 @@
       <w:pPr>
         <w:spacing w:before="0" w:after="0" w:line="240" w:lineRule="auto"/>
       </w:pPr>
-      <w:rPr>
-        <w:rFonts w:asciiTheme="majorHAnsi" w:eastAsiaTheme="majorEastAsia" w:hAnsiTheme="majorHAnsi" w:cstheme="majorBidi"/>
-        <w:b/>
-        <w:bCs/>
-      </w:rPr>
       <w:tblPr/>
       <w:tcPr>
         <w:tcBorders>
@@ -7700,11 +7558,6 @@
       <w:pPr>
         <w:spacing w:before="0" w:after="0" w:line="240" w:lineRule="auto"/>
       </w:pPr>
-      <w:rPr>
-        <w:rFonts w:asciiTheme="majorHAnsi" w:eastAsiaTheme="majorEastAsia" w:hAnsiTheme="majorHAnsi" w:cstheme="majorBidi"/>
-        <w:b/>
-        <w:bCs/>
-      </w:rPr>
       <w:tblPr/>
       <w:tcPr>
         <w:tcBorders>
@@ -7717,19 +7570,7 @@
         </w:tcBorders>
       </w:tcPr>
     </w:tblStylePr>
-    <w:tblStylePr w:type="firstCol">
-      <w:rPr>
-        <w:rFonts w:asciiTheme="majorHAnsi" w:eastAsiaTheme="majorEastAsia" w:hAnsiTheme="majorHAnsi" w:cstheme="majorBidi"/>
-        <w:b/>
-        <w:bCs/>
-      </w:rPr>
-    </w:tblStylePr>
     <w:tblStylePr w:type="lastCol">
-      <w:rPr>
-        <w:rFonts w:asciiTheme="majorHAnsi" w:eastAsiaTheme="majorEastAsia" w:hAnsiTheme="majorHAnsi" w:cstheme="majorBidi"/>
-        <w:b/>
-        <w:bCs/>
-      </w:rPr>
       <w:tblPr/>
       <w:tcPr>
         <w:tcBorders>
@@ -7802,11 +7643,6 @@
       <w:pPr>
         <w:spacing w:before="0" w:after="0" w:line="240" w:lineRule="auto"/>
       </w:pPr>
-      <w:rPr>
-        <w:rFonts w:asciiTheme="majorHAnsi" w:eastAsiaTheme="majorEastAsia" w:hAnsiTheme="majorHAnsi" w:cstheme="majorBidi"/>
-        <w:b/>
-        <w:bCs/>
-      </w:rPr>
       <w:tblPr/>
       <w:tcPr>
         <w:tcBorders>
@@ -7823,11 +7659,6 @@
       <w:pPr>
         <w:spacing w:before="0" w:after="0" w:line="240" w:lineRule="auto"/>
       </w:pPr>
-      <w:rPr>
-        <w:rFonts w:asciiTheme="majorHAnsi" w:eastAsiaTheme="majorEastAsia" w:hAnsiTheme="majorHAnsi" w:cstheme="majorBidi"/>
-        <w:b/>
-        <w:bCs/>
-      </w:rPr>
       <w:tblPr/>
       <w:tcPr>
         <w:tcBorders>
@@ -7840,19 +7671,7 @@
         </w:tcBorders>
       </w:tcPr>
     </w:tblStylePr>
-    <w:tblStylePr w:type="firstCol">
-      <w:rPr>
-        <w:rFonts w:asciiTheme="majorHAnsi" w:eastAsiaTheme="majorEastAsia" w:hAnsiTheme="majorHAnsi" w:cstheme="majorBidi"/>
-        <w:b/>
-        <w:bCs/>
-      </w:rPr>
-    </w:tblStylePr>
     <w:tblStylePr w:type="lastCol">
-      <w:rPr>
-        <w:rFonts w:asciiTheme="majorHAnsi" w:eastAsiaTheme="majorEastAsia" w:hAnsiTheme="majorHAnsi" w:cstheme="majorBidi"/>
-        <w:b/>
-        <w:bCs/>
-      </w:rPr>
       <w:tblPr/>
       <w:tcPr>
         <w:tcBorders>
@@ -7925,11 +7744,6 @@
       <w:pPr>
         <w:spacing w:before="0" w:after="0" w:line="240" w:lineRule="auto"/>
       </w:pPr>
-      <w:rPr>
-        <w:rFonts w:asciiTheme="majorHAnsi" w:eastAsiaTheme="majorEastAsia" w:hAnsiTheme="majorHAnsi" w:cstheme="majorBidi"/>
-        <w:b/>
-        <w:bCs/>
-      </w:rPr>
       <w:tblPr/>
       <w:tcPr>
         <w:tcBorders>
@@ -7946,11 +7760,6 @@
       <w:pPr>
         <w:spacing w:before="0" w:after="0" w:line="240" w:lineRule="auto"/>
       </w:pPr>
-      <w:rPr>
-        <w:rFonts w:asciiTheme="majorHAnsi" w:eastAsiaTheme="majorEastAsia" w:hAnsiTheme="majorHAnsi" w:cstheme="majorBidi"/>
-        <w:b/>
-        <w:bCs/>
-      </w:rPr>
       <w:tblPr/>
       <w:tcPr>
         <w:tcBorders>
@@ -7963,19 +7772,7 @@
         </w:tcBorders>
       </w:tcPr>
     </w:tblStylePr>
-    <w:tblStylePr w:type="firstCol">
-      <w:rPr>
-        <w:rFonts w:asciiTheme="majorHAnsi" w:eastAsiaTheme="majorEastAsia" w:hAnsiTheme="majorHAnsi" w:cstheme="majorBidi"/>
-        <w:b/>
-        <w:bCs/>
-      </w:rPr>
-    </w:tblStylePr>
     <w:tblStylePr w:type="lastCol">
-      <w:rPr>
-        <w:rFonts w:asciiTheme="majorHAnsi" w:eastAsiaTheme="majorEastAsia" w:hAnsiTheme="majorHAnsi" w:cstheme="majorBidi"/>
-        <w:b/>
-        <w:bCs/>
-      </w:rPr>
       <w:tblPr/>
       <w:tcPr>
         <w:tcBorders>
@@ -8048,11 +7845,6 @@
       <w:pPr>
         <w:spacing w:before="0" w:after="0" w:line="240" w:lineRule="auto"/>
       </w:pPr>
-      <w:rPr>
-        <w:rFonts w:asciiTheme="majorHAnsi" w:eastAsiaTheme="majorEastAsia" w:hAnsiTheme="majorHAnsi" w:cstheme="majorBidi"/>
-        <w:b/>
-        <w:bCs/>
-      </w:rPr>
       <w:tblPr/>
       <w:tcPr>
         <w:tcBorders>
@@ -8069,11 +7861,6 @@
       <w:pPr>
         <w:spacing w:before="0" w:after="0" w:line="240" w:lineRule="auto"/>
       </w:pPr>
-      <w:rPr>
-        <w:rFonts w:asciiTheme="majorHAnsi" w:eastAsiaTheme="majorEastAsia" w:hAnsiTheme="majorHAnsi" w:cstheme="majorBidi"/>
-        <w:b/>
-        <w:bCs/>
-      </w:rPr>
       <w:tblPr/>
       <w:tcPr>
         <w:tcBorders>
@@ -8086,19 +7873,7 @@
         </w:tcBorders>
       </w:tcPr>
     </w:tblStylePr>
-    <w:tblStylePr w:type="firstCol">
-      <w:rPr>
-        <w:rFonts w:asciiTheme="majorHAnsi" w:eastAsiaTheme="majorEastAsia" w:hAnsiTheme="majorHAnsi" w:cstheme="majorBidi"/>
-        <w:b/>
-        <w:bCs/>
-      </w:rPr>
-    </w:tblStylePr>
     <w:tblStylePr w:type="lastCol">
-      <w:rPr>
-        <w:rFonts w:asciiTheme="majorHAnsi" w:eastAsiaTheme="majorEastAsia" w:hAnsiTheme="majorHAnsi" w:cstheme="majorBidi"/>
-        <w:b/>
-        <w:bCs/>
-      </w:rPr>
       <w:tblPr/>
       <w:tcPr>
         <w:tcBorders>
@@ -8171,11 +7946,6 @@
       <w:pPr>
         <w:spacing w:before="0" w:after="0" w:line="240" w:lineRule="auto"/>
       </w:pPr>
-      <w:rPr>
-        <w:rFonts w:asciiTheme="majorHAnsi" w:eastAsiaTheme="majorEastAsia" w:hAnsiTheme="majorHAnsi" w:cstheme="majorBidi"/>
-        <w:b/>
-        <w:bCs/>
-      </w:rPr>
       <w:tblPr/>
       <w:tcPr>
         <w:tcBorders>
@@ -8192,11 +7962,6 @@
       <w:pPr>
         <w:spacing w:before="0" w:after="0" w:line="240" w:lineRule="auto"/>
       </w:pPr>
-      <w:rPr>
-        <w:rFonts w:asciiTheme="majorHAnsi" w:eastAsiaTheme="majorEastAsia" w:hAnsiTheme="majorHAnsi" w:cstheme="majorBidi"/>
-        <w:b/>
-        <w:bCs/>
-      </w:rPr>
       <w:tblPr/>
       <w:tcPr>
         <w:tcBorders>
@@ -8209,19 +7974,7 @@
         </w:tcBorders>
       </w:tcPr>
     </w:tblStylePr>
-    <w:tblStylePr w:type="firstCol">
-      <w:rPr>
-        <w:rFonts w:asciiTheme="majorHAnsi" w:eastAsiaTheme="majorEastAsia" w:hAnsiTheme="majorHAnsi" w:cstheme="majorBidi"/>
-        <w:b/>
-        <w:bCs/>
-      </w:rPr>
-    </w:tblStylePr>
     <w:tblStylePr w:type="lastCol">
-      <w:rPr>
-        <w:rFonts w:asciiTheme="majorHAnsi" w:eastAsiaTheme="majorEastAsia" w:hAnsiTheme="majorHAnsi" w:cstheme="majorBidi"/>
-        <w:b/>
-        <w:bCs/>
-      </w:rPr>
       <w:tblPr/>
       <w:tcPr>
         <w:tcBorders>
@@ -8294,11 +8047,6 @@
       <w:pPr>
         <w:spacing w:before="0" w:after="0" w:line="240" w:lineRule="auto"/>
       </w:pPr>
-      <w:rPr>
-        <w:rFonts w:asciiTheme="majorHAnsi" w:eastAsiaTheme="majorEastAsia" w:hAnsiTheme="majorHAnsi" w:cstheme="majorBidi"/>
-        <w:b/>
-        <w:bCs/>
-      </w:rPr>
       <w:tblPr/>
       <w:tcPr>
         <w:tcBorders>
@@ -8315,11 +8063,6 @@
       <w:pPr>
         <w:spacing w:before="0" w:after="0" w:line="240" w:lineRule="auto"/>
       </w:pPr>
-      <w:rPr>
-        <w:rFonts w:asciiTheme="majorHAnsi" w:eastAsiaTheme="majorEastAsia" w:hAnsiTheme="majorHAnsi" w:cstheme="majorBidi"/>
-        <w:b/>
-        <w:bCs/>
-      </w:rPr>
       <w:tblPr/>
       <w:tcPr>
         <w:tcBorders>
@@ -8332,19 +8075,7 @@
         </w:tcBorders>
       </w:tcPr>
     </w:tblStylePr>
-    <w:tblStylePr w:type="firstCol">
-      <w:rPr>
-        <w:rFonts w:asciiTheme="majorHAnsi" w:eastAsiaTheme="majorEastAsia" w:hAnsiTheme="majorHAnsi" w:cstheme="majorBidi"/>
-        <w:b/>
-        <w:bCs/>
-      </w:rPr>
-    </w:tblStylePr>
     <w:tblStylePr w:type="lastCol">
-      <w:rPr>
-        <w:rFonts w:asciiTheme="majorHAnsi" w:eastAsiaTheme="majorEastAsia" w:hAnsiTheme="majorHAnsi" w:cstheme="majorBidi"/>
-        <w:b/>
-        <w:bCs/>
-      </w:rPr>
       <w:tblPr/>
       <w:tcPr>
         <w:tcBorders>
@@ -8417,11 +8148,6 @@
       <w:pPr>
         <w:spacing w:before="0" w:after="0" w:line="240" w:lineRule="auto"/>
       </w:pPr>
-      <w:rPr>
-        <w:rFonts w:asciiTheme="majorHAnsi" w:eastAsiaTheme="majorEastAsia" w:hAnsiTheme="majorHAnsi" w:cstheme="majorBidi"/>
-        <w:b/>
-        <w:bCs/>
-      </w:rPr>
       <w:tblPr/>
       <w:tcPr>
         <w:tcBorders>
@@ -8438,11 +8164,6 @@
       <w:pPr>
         <w:spacing w:before="0" w:after="0" w:line="240" w:lineRule="auto"/>
       </w:pPr>
-      <w:rPr>
-        <w:rFonts w:asciiTheme="majorHAnsi" w:eastAsiaTheme="majorEastAsia" w:hAnsiTheme="majorHAnsi" w:cstheme="majorBidi"/>
-        <w:b/>
-        <w:bCs/>
-      </w:rPr>
       <w:tblPr/>
       <w:tcPr>
         <w:tcBorders>
@@ -8455,19 +8176,7 @@
         </w:tcBorders>
       </w:tcPr>
     </w:tblStylePr>
-    <w:tblStylePr w:type="firstCol">
-      <w:rPr>
-        <w:rFonts w:asciiTheme="majorHAnsi" w:eastAsiaTheme="majorEastAsia" w:hAnsiTheme="majorHAnsi" w:cstheme="majorBidi"/>
-        <w:b/>
-        <w:bCs/>
-      </w:rPr>
-    </w:tblStylePr>
     <w:tblStylePr w:type="lastCol">
-      <w:rPr>
-        <w:rFonts w:asciiTheme="majorHAnsi" w:eastAsiaTheme="majorEastAsia" w:hAnsiTheme="majorHAnsi" w:cstheme="majorBidi"/>
-        <w:b/>
-        <w:bCs/>
-      </w:rPr>
       <w:tblPr/>
       <w:tcPr>
         <w:tcBorders>
@@ -8539,11 +8248,6 @@
       <w:pPr>
         <w:spacing w:before="0" w:after="0" w:line="240" w:lineRule="auto"/>
       </w:pPr>
-      <w:rPr>
-        <w:b/>
-        <w:bCs/>
-        <w:color w:val="FFFFFF" w:themeColor="background1"/>
-      </w:rPr>
       <w:tblPr/>
       <w:tcPr>
         <w:tcBorders>
@@ -8561,10 +8265,6 @@
       <w:pPr>
         <w:spacing w:before="0" w:after="0" w:line="240" w:lineRule="auto"/>
       </w:pPr>
-      <w:rPr>
-        <w:b/>
-        <w:bCs/>
-      </w:rPr>
       <w:tblPr/>
       <w:tcPr>
         <w:tcBorders>
@@ -8576,18 +8276,6 @@
           <w:insideV w:val="nil"/>
         </w:tcBorders>
       </w:tcPr>
-    </w:tblStylePr>
-    <w:tblStylePr w:type="firstCol">
-      <w:rPr>
-        <w:b/>
-        <w:bCs/>
-      </w:rPr>
-    </w:tblStylePr>
-    <w:tblStylePr w:type="lastCol">
-      <w:rPr>
-        <w:b/>
-        <w:bCs/>
-      </w:rPr>
     </w:tblStylePr>
     <w:tblStylePr w:type="band1Vert">
       <w:tblPr/>
@@ -8638,11 +8326,6 @@
       <w:pPr>
         <w:spacing w:before="0" w:after="0" w:line="240" w:lineRule="auto"/>
       </w:pPr>
-      <w:rPr>
-        <w:b/>
-        <w:bCs/>
-        <w:color w:val="FFFFFF" w:themeColor="background1"/>
-      </w:rPr>
       <w:tblPr/>
       <w:tcPr>
         <w:tcBorders>
@@ -8660,10 +8343,6 @@
       <w:pPr>
         <w:spacing w:before="0" w:after="0" w:line="240" w:lineRule="auto"/>
       </w:pPr>
-      <w:rPr>
-        <w:b/>
-        <w:bCs/>
-      </w:rPr>
       <w:tblPr/>
       <w:tcPr>
         <w:tcBorders>
@@ -8675,18 +8354,6 @@
           <w:insideV w:val="nil"/>
         </w:tcBorders>
       </w:tcPr>
-    </w:tblStylePr>
-    <w:tblStylePr w:type="firstCol">
-      <w:rPr>
-        <w:b/>
-        <w:bCs/>
-      </w:rPr>
-    </w:tblStylePr>
-    <w:tblStylePr w:type="lastCol">
-      <w:rPr>
-        <w:b/>
-        <w:bCs/>
-      </w:rPr>
     </w:tblStylePr>
     <w:tblStylePr w:type="band1Vert">
       <w:tblPr/>
@@ -8737,11 +8404,6 @@
       <w:pPr>
         <w:spacing w:before="0" w:after="0" w:line="240" w:lineRule="auto"/>
       </w:pPr>
-      <w:rPr>
-        <w:b/>
-        <w:bCs/>
-        <w:color w:val="FFFFFF" w:themeColor="background1"/>
-      </w:rPr>
       <w:tblPr/>
       <w:tcPr>
         <w:tcBorders>
@@ -8759,10 +8421,6 @@
       <w:pPr>
         <w:spacing w:before="0" w:after="0" w:line="240" w:lineRule="auto"/>
       </w:pPr>
-      <w:rPr>
-        <w:b/>
-        <w:bCs/>
-      </w:rPr>
       <w:tblPr/>
       <w:tcPr>
         <w:tcBorders>
@@ -8774,18 +8432,6 @@
           <w:insideV w:val="nil"/>
         </w:tcBorders>
       </w:tcPr>
-    </w:tblStylePr>
-    <w:tblStylePr w:type="firstCol">
-      <w:rPr>
-        <w:b/>
-        <w:bCs/>
-      </w:rPr>
-    </w:tblStylePr>
-    <w:tblStylePr w:type="lastCol">
-      <w:rPr>
-        <w:b/>
-        <w:bCs/>
-      </w:rPr>
     </w:tblStylePr>
     <w:tblStylePr w:type="band1Vert">
       <w:tblPr/>
@@ -8836,11 +8482,6 @@
       <w:pPr>
         <w:spacing w:before="0" w:after="0" w:line="240" w:lineRule="auto"/>
       </w:pPr>
-      <w:rPr>
-        <w:b/>
-        <w:bCs/>
-        <w:color w:val="FFFFFF" w:themeColor="background1"/>
-      </w:rPr>
       <w:tblPr/>
       <w:tcPr>
         <w:tcBorders>
@@ -8858,10 +8499,6 @@
       <w:pPr>
         <w:spacing w:before="0" w:after="0" w:line="240" w:lineRule="auto"/>
       </w:pPr>
-      <w:rPr>
-        <w:b/>
-        <w:bCs/>
-      </w:rPr>
       <w:tblPr/>
       <w:tcPr>
         <w:tcBorders>
@@ -8873,18 +8510,6 @@
           <w:insideV w:val="nil"/>
         </w:tcBorders>
       </w:tcPr>
-    </w:tblStylePr>
-    <w:tblStylePr w:type="firstCol">
-      <w:rPr>
-        <w:b/>
-        <w:bCs/>
-      </w:rPr>
-    </w:tblStylePr>
-    <w:tblStylePr w:type="lastCol">
-      <w:rPr>
-        <w:b/>
-        <w:bCs/>
-      </w:rPr>
     </w:tblStylePr>
     <w:tblStylePr w:type="band1Vert">
       <w:tblPr/>
@@ -8935,11 +8560,6 @@
       <w:pPr>
         <w:spacing w:before="0" w:after="0" w:line="240" w:lineRule="auto"/>
       </w:pPr>
-      <w:rPr>
-        <w:b/>
-        <w:bCs/>
-        <w:color w:val="FFFFFF" w:themeColor="background1"/>
-      </w:rPr>
       <w:tblPr/>
       <w:tcPr>
         <w:tcBorders>
@@ -8957,10 +8577,6 @@
       <w:pPr>
         <w:spacing w:before="0" w:after="0" w:line="240" w:lineRule="auto"/>
       </w:pPr>
-      <w:rPr>
-        <w:b/>
-        <w:bCs/>
-      </w:rPr>
       <w:tblPr/>
       <w:tcPr>
         <w:tcBorders>
@@ -8972,18 +8588,6 @@
           <w:insideV w:val="nil"/>
         </w:tcBorders>
       </w:tcPr>
-    </w:tblStylePr>
-    <w:tblStylePr w:type="firstCol">
-      <w:rPr>
-        <w:b/>
-        <w:bCs/>
-      </w:rPr>
-    </w:tblStylePr>
-    <w:tblStylePr w:type="lastCol">
-      <w:rPr>
-        <w:b/>
-        <w:bCs/>
-      </w:rPr>
     </w:tblStylePr>
     <w:tblStylePr w:type="band1Vert">
       <w:tblPr/>
@@ -9034,11 +8638,6 @@
       <w:pPr>
         <w:spacing w:before="0" w:after="0" w:line="240" w:lineRule="auto"/>
       </w:pPr>
-      <w:rPr>
-        <w:b/>
-        <w:bCs/>
-        <w:color w:val="FFFFFF" w:themeColor="background1"/>
-      </w:rPr>
       <w:tblPr/>
       <w:tcPr>
         <w:tcBorders>
@@ -9056,10 +8655,6 @@
       <w:pPr>
         <w:spacing w:before="0" w:after="0" w:line="240" w:lineRule="auto"/>
       </w:pPr>
-      <w:rPr>
-        <w:b/>
-        <w:bCs/>
-      </w:rPr>
       <w:tblPr/>
       <w:tcPr>
         <w:tcBorders>
@@ -9071,18 +8666,6 @@
           <w:insideV w:val="nil"/>
         </w:tcBorders>
       </w:tcPr>
-    </w:tblStylePr>
-    <w:tblStylePr w:type="firstCol">
-      <w:rPr>
-        <w:b/>
-        <w:bCs/>
-      </w:rPr>
-    </w:tblStylePr>
-    <w:tblStylePr w:type="lastCol">
-      <w:rPr>
-        <w:b/>
-        <w:bCs/>
-      </w:rPr>
     </w:tblStylePr>
     <w:tblStylePr w:type="band1Vert">
       <w:tblPr/>
@@ -9133,11 +8716,6 @@
       <w:pPr>
         <w:spacing w:before="0" w:after="0" w:line="240" w:lineRule="auto"/>
       </w:pPr>
-      <w:rPr>
-        <w:b/>
-        <w:bCs/>
-        <w:color w:val="FFFFFF" w:themeColor="background1"/>
-      </w:rPr>
       <w:tblPr/>
       <w:tcPr>
         <w:tcBorders>
@@ -9155,10 +8733,6 @@
       <w:pPr>
         <w:spacing w:before="0" w:after="0" w:line="240" w:lineRule="auto"/>
       </w:pPr>
-      <w:rPr>
-        <w:b/>
-        <w:bCs/>
-      </w:rPr>
       <w:tblPr/>
       <w:tcPr>
         <w:tcBorders>
@@ -9170,18 +8744,6 @@
           <w:insideV w:val="nil"/>
         </w:tcBorders>
       </w:tcPr>
-    </w:tblStylePr>
-    <w:tblStylePr w:type="firstCol">
-      <w:rPr>
-        <w:b/>
-        <w:bCs/>
-      </w:rPr>
-    </w:tblStylePr>
-    <w:tblStylePr w:type="lastCol">
-      <w:rPr>
-        <w:b/>
-        <w:bCs/>
-      </w:rPr>
     </w:tblStylePr>
     <w:tblStylePr w:type="band1Vert">
       <w:tblPr/>
@@ -9229,11 +8791,6 @@
       <w:pPr>
         <w:spacing w:before="0" w:after="0" w:line="240" w:lineRule="auto"/>
       </w:pPr>
-      <w:rPr>
-        <w:b/>
-        <w:bCs/>
-        <w:color w:val="FFFFFF" w:themeColor="background1"/>
-      </w:rPr>
       <w:tblPr/>
       <w:tcPr>
         <w:tcBorders>
@@ -9251,9 +8808,6 @@
       <w:pPr>
         <w:spacing w:before="0" w:after="0" w:line="240" w:lineRule="auto"/>
       </w:pPr>
-      <w:rPr>
-        <w:color w:val="auto"/>
-      </w:rPr>
       <w:tblPr/>
       <w:tcPr>
         <w:tcBorders>
@@ -9268,11 +8822,6 @@
       </w:tcPr>
     </w:tblStylePr>
     <w:tblStylePr w:type="firstCol">
-      <w:rPr>
-        <w:b/>
-        <w:bCs/>
-        <w:color w:val="FFFFFF" w:themeColor="background1"/>
-      </w:rPr>
       <w:tblPr/>
       <w:tcPr>
         <w:tcBorders>
@@ -9287,11 +8836,6 @@
       </w:tcPr>
     </w:tblStylePr>
     <w:tblStylePr w:type="lastCol">
-      <w:rPr>
-        <w:b/>
-        <w:bCs/>
-        <w:color w:val="FFFFFF" w:themeColor="background1"/>
-      </w:rPr>
       <w:tblPr/>
       <w:tcPr>
         <w:tcBorders>
@@ -9335,9 +8879,6 @@
       </w:tcPr>
     </w:tblStylePr>
     <w:tblStylePr w:type="nwCell">
-      <w:rPr>
-        <w:color w:val="FFFFFF" w:themeColor="background1"/>
-      </w:rPr>
       <w:tblPr/>
       <w:tcPr>
         <w:tcBorders>
@@ -9371,11 +8912,6 @@
       <w:pPr>
         <w:spacing w:before="0" w:after="0" w:line="240" w:lineRule="auto"/>
       </w:pPr>
-      <w:rPr>
-        <w:b/>
-        <w:bCs/>
-        <w:color w:val="FFFFFF" w:themeColor="background1"/>
-      </w:rPr>
       <w:tblPr/>
       <w:tcPr>
         <w:tcBorders>
@@ -9393,9 +8929,6 @@
       <w:pPr>
         <w:spacing w:before="0" w:after="0" w:line="240" w:lineRule="auto"/>
       </w:pPr>
-      <w:rPr>
-        <w:color w:val="auto"/>
-      </w:rPr>
       <w:tblPr/>
       <w:tcPr>
         <w:tcBorders>
@@ -9410,11 +8943,6 @@
       </w:tcPr>
     </w:tblStylePr>
     <w:tblStylePr w:type="firstCol">
-      <w:rPr>
-        <w:b/>
-        <w:bCs/>
-        <w:color w:val="FFFFFF" w:themeColor="background1"/>
-      </w:rPr>
       <w:tblPr/>
       <w:tcPr>
         <w:tcBorders>
@@ -9429,11 +8957,6 @@
       </w:tcPr>
     </w:tblStylePr>
     <w:tblStylePr w:type="lastCol">
-      <w:rPr>
-        <w:b/>
-        <w:bCs/>
-        <w:color w:val="FFFFFF" w:themeColor="background1"/>
-      </w:rPr>
       <w:tblPr/>
       <w:tcPr>
         <w:tcBorders>
@@ -9477,9 +9000,6 @@
       </w:tcPr>
     </w:tblStylePr>
     <w:tblStylePr w:type="nwCell">
-      <w:rPr>
-        <w:color w:val="FFFFFF" w:themeColor="background1"/>
-      </w:rPr>
       <w:tblPr/>
       <w:tcPr>
         <w:tcBorders>
@@ -9513,11 +9033,6 @@
       <w:pPr>
         <w:spacing w:before="0" w:after="0" w:line="240" w:lineRule="auto"/>
       </w:pPr>
-      <w:rPr>
-        <w:b/>
-        <w:bCs/>
-        <w:color w:val="FFFFFF" w:themeColor="background1"/>
-      </w:rPr>
       <w:tblPr/>
       <w:tcPr>
         <w:tcBorders>
@@ -9535,9 +9050,6 @@
       <w:pPr>
         <w:spacing w:before="0" w:after="0" w:line="240" w:lineRule="auto"/>
       </w:pPr>
-      <w:rPr>
-        <w:color w:val="auto"/>
-      </w:rPr>
       <w:tblPr/>
       <w:tcPr>
         <w:tcBorders>
@@ -9552,11 +9064,6 @@
       </w:tcPr>
     </w:tblStylePr>
     <w:tblStylePr w:type="firstCol">
-      <w:rPr>
-        <w:b/>
-        <w:bCs/>
-        <w:color w:val="FFFFFF" w:themeColor="background1"/>
-      </w:rPr>
       <w:tblPr/>
       <w:tcPr>
         <w:tcBorders>
@@ -9571,11 +9078,6 @@
       </w:tcPr>
     </w:tblStylePr>
     <w:tblStylePr w:type="lastCol">
-      <w:rPr>
-        <w:b/>
-        <w:bCs/>
-        <w:color w:val="FFFFFF" w:themeColor="background1"/>
-      </w:rPr>
       <w:tblPr/>
       <w:tcPr>
         <w:tcBorders>
@@ -9619,9 +9121,6 @@
       </w:tcPr>
     </w:tblStylePr>
     <w:tblStylePr w:type="nwCell">
-      <w:rPr>
-        <w:color w:val="FFFFFF" w:themeColor="background1"/>
-      </w:rPr>
       <w:tblPr/>
       <w:tcPr>
         <w:tcBorders>
@@ -9655,11 +9154,6 @@
       <w:pPr>
         <w:spacing w:before="0" w:after="0" w:line="240" w:lineRule="auto"/>
       </w:pPr>
-      <w:rPr>
-        <w:b/>
-        <w:bCs/>
-        <w:color w:val="FFFFFF" w:themeColor="background1"/>
-      </w:rPr>
       <w:tblPr/>
       <w:tcPr>
         <w:tcBorders>
@@ -9677,9 +9171,6 @@
       <w:pPr>
         <w:spacing w:before="0" w:after="0" w:line="240" w:lineRule="auto"/>
       </w:pPr>
-      <w:rPr>
-        <w:color w:val="auto"/>
-      </w:rPr>
       <w:tblPr/>
       <w:tcPr>
         <w:tcBorders>
@@ -9694,11 +9185,6 @@
       </w:tcPr>
     </w:tblStylePr>
     <w:tblStylePr w:type="firstCol">
-      <w:rPr>
-        <w:b/>
-        <w:bCs/>
-        <w:color w:val="FFFFFF" w:themeColor="background1"/>
-      </w:rPr>
       <w:tblPr/>
       <w:tcPr>
         <w:tcBorders>
@@ -9713,11 +9199,6 @@
       </w:tcPr>
     </w:tblStylePr>
     <w:tblStylePr w:type="lastCol">
-      <w:rPr>
-        <w:b/>
-        <w:bCs/>
-        <w:color w:val="FFFFFF" w:themeColor="background1"/>
-      </w:rPr>
       <w:tblPr/>
       <w:tcPr>
         <w:tcBorders>
@@ -9761,9 +9242,6 @@
       </w:tcPr>
     </w:tblStylePr>
     <w:tblStylePr w:type="nwCell">
-      <w:rPr>
-        <w:color w:val="FFFFFF" w:themeColor="background1"/>
-      </w:rPr>
       <w:tblPr/>
       <w:tcPr>
         <w:tcBorders>
@@ -9797,11 +9275,6 @@
       <w:pPr>
         <w:spacing w:before="0" w:after="0" w:line="240" w:lineRule="auto"/>
       </w:pPr>
-      <w:rPr>
-        <w:b/>
-        <w:bCs/>
-        <w:color w:val="FFFFFF" w:themeColor="background1"/>
-      </w:rPr>
       <w:tblPr/>
       <w:tcPr>
         <w:tcBorders>
@@ -9819,9 +9292,6 @@
       <w:pPr>
         <w:spacing w:before="0" w:after="0" w:line="240" w:lineRule="auto"/>
       </w:pPr>
-      <w:rPr>
-        <w:color w:val="auto"/>
-      </w:rPr>
       <w:tblPr/>
       <w:tcPr>
         <w:tcBorders>
@@ -9836,11 +9306,6 @@
       </w:tcPr>
     </w:tblStylePr>
     <w:tblStylePr w:type="firstCol">
-      <w:rPr>
-        <w:b/>
-        <w:bCs/>
-        <w:color w:val="FFFFFF" w:themeColor="background1"/>
-      </w:rPr>
       <w:tblPr/>
       <w:tcPr>
         <w:tcBorders>
@@ -9855,11 +9320,6 @@
       </w:tcPr>
     </w:tblStylePr>
     <w:tblStylePr w:type="lastCol">
-      <w:rPr>
-        <w:b/>
-        <w:bCs/>
-        <w:color w:val="FFFFFF" w:themeColor="background1"/>
-      </w:rPr>
       <w:tblPr/>
       <w:tcPr>
         <w:tcBorders>
@@ -9903,9 +9363,6 @@
       </w:tcPr>
     </w:tblStylePr>
     <w:tblStylePr w:type="nwCell">
-      <w:rPr>
-        <w:color w:val="FFFFFF" w:themeColor="background1"/>
-      </w:rPr>
       <w:tblPr/>
       <w:tcPr>
         <w:tcBorders>
@@ -9939,11 +9396,6 @@
       <w:pPr>
         <w:spacing w:before="0" w:after="0" w:line="240" w:lineRule="auto"/>
       </w:pPr>
-      <w:rPr>
-        <w:b/>
-        <w:bCs/>
-        <w:color w:val="FFFFFF" w:themeColor="background1"/>
-      </w:rPr>
       <w:tblPr/>
       <w:tcPr>
         <w:tcBorders>
@@ -9961,9 +9413,6 @@
       <w:pPr>
         <w:spacing w:before="0" w:after="0" w:line="240" w:lineRule="auto"/>
       </w:pPr>
-      <w:rPr>
-        <w:color w:val="auto"/>
-      </w:rPr>
       <w:tblPr/>
       <w:tcPr>
         <w:tcBorders>
@@ -9978,11 +9427,6 @@
       </w:tcPr>
     </w:tblStylePr>
     <w:tblStylePr w:type="firstCol">
-      <w:rPr>
-        <w:b/>
-        <w:bCs/>
-        <w:color w:val="FFFFFF" w:themeColor="background1"/>
-      </w:rPr>
       <w:tblPr/>
       <w:tcPr>
         <w:tcBorders>
@@ -9997,11 +9441,6 @@
       </w:tcPr>
     </w:tblStylePr>
     <w:tblStylePr w:type="lastCol">
-      <w:rPr>
-        <w:b/>
-        <w:bCs/>
-        <w:color w:val="FFFFFF" w:themeColor="background1"/>
-      </w:rPr>
       <w:tblPr/>
       <w:tcPr>
         <w:tcBorders>
@@ -10045,9 +9484,6 @@
       </w:tcPr>
     </w:tblStylePr>
     <w:tblStylePr w:type="nwCell">
-      <w:rPr>
-        <w:color w:val="FFFFFF" w:themeColor="background1"/>
-      </w:rPr>
       <w:tblPr/>
       <w:tcPr>
         <w:tcBorders>
@@ -10081,11 +9517,6 @@
       <w:pPr>
         <w:spacing w:before="0" w:after="0" w:line="240" w:lineRule="auto"/>
       </w:pPr>
-      <w:rPr>
-        <w:b/>
-        <w:bCs/>
-        <w:color w:val="FFFFFF" w:themeColor="background1"/>
-      </w:rPr>
       <w:tblPr/>
       <w:tcPr>
         <w:tcBorders>
@@ -10103,9 +9534,6 @@
       <w:pPr>
         <w:spacing w:before="0" w:after="0" w:line="240" w:lineRule="auto"/>
       </w:pPr>
-      <w:rPr>
-        <w:color w:val="auto"/>
-      </w:rPr>
       <w:tblPr/>
       <w:tcPr>
         <w:tcBorders>
@@ -10120,11 +9548,6 @@
       </w:tcPr>
     </w:tblStylePr>
     <w:tblStylePr w:type="firstCol">
-      <w:rPr>
-        <w:b/>
-        <w:bCs/>
-        <w:color w:val="FFFFFF" w:themeColor="background1"/>
-      </w:rPr>
       <w:tblPr/>
       <w:tcPr>
         <w:tcBorders>
@@ -10139,11 +9562,6 @@
       </w:tcPr>
     </w:tblStylePr>
     <w:tblStylePr w:type="lastCol">
-      <w:rPr>
-        <w:b/>
-        <w:bCs/>
-        <w:color w:val="FFFFFF" w:themeColor="background1"/>
-      </w:rPr>
       <w:tblPr/>
       <w:tcPr>
         <w:tcBorders>
@@ -10187,9 +9605,6 @@
       </w:tcPr>
     </w:tblStylePr>
     <w:tblStylePr w:type="nwCell">
-      <w:rPr>
-        <w:color w:val="FFFFFF" w:themeColor="background1"/>
-      </w:rPr>
       <w:tblPr/>
       <w:tcPr>
         <w:tcBorders>
@@ -10211,9 +9626,6 @@
     <w:pPr>
       <w:spacing w:after="0" w:line="240" w:lineRule="auto"/>
     </w:pPr>
-    <w:rPr>
-      <w:color w:val="000000" w:themeColor="text1"/>
-    </w:rPr>
     <w:tblPr>
       <w:tblStyleRowBandSize w:val="1"/>
       <w:tblStyleColBandSize w:val="1"/>
@@ -10225,6 +9637,7 @@
     <w:tblStylePr w:type="firstRow">
       <w:rPr>
         <w:rFonts w:asciiTheme="majorHAnsi" w:eastAsiaTheme="majorEastAsia" w:hAnsiTheme="majorHAnsi" w:cstheme="majorBidi"/>
+        <w:color w:val="000000"/>
       </w:rPr>
       <w:tblPr/>
       <w:tcPr>
@@ -10238,7 +9651,7 @@
       <w:rPr>
         <w:b/>
         <w:bCs/>
-        <w:color w:val="1F497D" w:themeColor="text2"/>
+        <w:color w:val="000000"/>
       </w:rPr>
       <w:tblPr/>
       <w:tcPr>
@@ -10252,12 +9665,14 @@
       <w:rPr>
         <w:b/>
         <w:bCs/>
+        <w:color w:val="000000"/>
       </w:rPr>
     </w:tblStylePr>
     <w:tblStylePr w:type="lastCol">
       <w:rPr>
         <w:b/>
         <w:bCs/>
+        <w:color w:val="000000"/>
       </w:rPr>
       <w:tblPr/>
       <w:tcPr>
@@ -10288,9 +9703,6 @@
     <w:pPr>
       <w:spacing w:after="0" w:line="240" w:lineRule="auto"/>
     </w:pPr>
-    <w:rPr>
-      <w:color w:val="000000" w:themeColor="text1"/>
-    </w:rPr>
     <w:tblPr>
       <w:tblStyleRowBandSize w:val="1"/>
       <w:tblStyleColBandSize w:val="1"/>
@@ -10302,6 +9714,7 @@
     <w:tblStylePr w:type="firstRow">
       <w:rPr>
         <w:rFonts w:asciiTheme="majorHAnsi" w:eastAsiaTheme="majorEastAsia" w:hAnsiTheme="majorHAnsi" w:cstheme="majorBidi"/>
+        <w:color w:val="000000"/>
       </w:rPr>
       <w:tblPr/>
       <w:tcPr>
@@ -10315,7 +9728,7 @@
       <w:rPr>
         <w:b/>
         <w:bCs/>
-        <w:color w:val="1F497D" w:themeColor="text2"/>
+        <w:color w:val="000000"/>
       </w:rPr>
       <w:tblPr/>
       <w:tcPr>
@@ -10329,12 +9742,14 @@
       <w:rPr>
         <w:b/>
         <w:bCs/>
+        <w:color w:val="000000"/>
       </w:rPr>
     </w:tblStylePr>
     <w:tblStylePr w:type="lastCol">
       <w:rPr>
         <w:b/>
         <w:bCs/>
+        <w:color w:val="000000"/>
       </w:rPr>
       <w:tblPr/>
       <w:tcPr>
@@ -10365,9 +9780,6 @@
     <w:pPr>
       <w:spacing w:after="0" w:line="240" w:lineRule="auto"/>
     </w:pPr>
-    <w:rPr>
-      <w:color w:val="000000" w:themeColor="text1"/>
-    </w:rPr>
     <w:tblPr>
       <w:tblStyleRowBandSize w:val="1"/>
       <w:tblStyleColBandSize w:val="1"/>
@@ -10379,6 +9791,7 @@
     <w:tblStylePr w:type="firstRow">
       <w:rPr>
         <w:rFonts w:asciiTheme="majorHAnsi" w:eastAsiaTheme="majorEastAsia" w:hAnsiTheme="majorHAnsi" w:cstheme="majorBidi"/>
+        <w:color w:val="000000"/>
       </w:rPr>
       <w:tblPr/>
       <w:tcPr>
@@ -10392,7 +9805,7 @@
       <w:rPr>
         <w:b/>
         <w:bCs/>
-        <w:color w:val="1F497D" w:themeColor="text2"/>
+        <w:color w:val="000000"/>
       </w:rPr>
       <w:tblPr/>
       <w:tcPr>
@@ -10406,12 +9819,14 @@
       <w:rPr>
         <w:b/>
         <w:bCs/>
+        <w:color w:val="000000"/>
       </w:rPr>
     </w:tblStylePr>
     <w:tblStylePr w:type="lastCol">
       <w:rPr>
         <w:b/>
         <w:bCs/>
+        <w:color w:val="000000"/>
       </w:rPr>
       <w:tblPr/>
       <w:tcPr>
@@ -10442,9 +9857,6 @@
     <w:pPr>
       <w:spacing w:after="0" w:line="240" w:lineRule="auto"/>
     </w:pPr>
-    <w:rPr>
-      <w:color w:val="000000" w:themeColor="text1"/>
-    </w:rPr>
     <w:tblPr>
       <w:tblStyleRowBandSize w:val="1"/>
       <w:tblStyleColBandSize w:val="1"/>
@@ -10456,6 +9868,7 @@
     <w:tblStylePr w:type="firstRow">
       <w:rPr>
         <w:rFonts w:asciiTheme="majorHAnsi" w:eastAsiaTheme="majorEastAsia" w:hAnsiTheme="majorHAnsi" w:cstheme="majorBidi"/>
+        <w:color w:val="000000"/>
       </w:rPr>
       <w:tblPr/>
       <w:tcPr>
@@ -10469,7 +9882,7 @@
       <w:rPr>
         <w:b/>
         <w:bCs/>
-        <w:color w:val="1F497D" w:themeColor="text2"/>
+        <w:color w:val="000000"/>
       </w:rPr>
       <w:tblPr/>
       <w:tcPr>
@@ -10483,12 +9896,14 @@
       <w:rPr>
         <w:b/>
         <w:bCs/>
+        <w:color w:val="000000"/>
       </w:rPr>
     </w:tblStylePr>
     <w:tblStylePr w:type="lastCol">
       <w:rPr>
         <w:b/>
         <w:bCs/>
+        <w:color w:val="000000"/>
       </w:rPr>
       <w:tblPr/>
       <w:tcPr>
@@ -10519,9 +9934,6 @@
     <w:pPr>
       <w:spacing w:after="0" w:line="240" w:lineRule="auto"/>
     </w:pPr>
-    <w:rPr>
-      <w:color w:val="000000" w:themeColor="text1"/>
-    </w:rPr>
     <w:tblPr>
       <w:tblStyleRowBandSize w:val="1"/>
       <w:tblStyleColBandSize w:val="1"/>
@@ -10533,6 +9945,7 @@
     <w:tblStylePr w:type="firstRow">
       <w:rPr>
         <w:rFonts w:asciiTheme="majorHAnsi" w:eastAsiaTheme="majorEastAsia" w:hAnsiTheme="majorHAnsi" w:cstheme="majorBidi"/>
+        <w:color w:val="000000"/>
       </w:rPr>
       <w:tblPr/>
       <w:tcPr>
@@ -10546,7 +9959,7 @@
       <w:rPr>
         <w:b/>
         <w:bCs/>
-        <w:color w:val="1F497D" w:themeColor="text2"/>
+        <w:color w:val="000000"/>
       </w:rPr>
       <w:tblPr/>
       <w:tcPr>
@@ -10560,12 +9973,14 @@
       <w:rPr>
         <w:b/>
         <w:bCs/>
+        <w:color w:val="000000"/>
       </w:rPr>
     </w:tblStylePr>
     <w:tblStylePr w:type="lastCol">
       <w:rPr>
         <w:b/>
         <w:bCs/>
+        <w:color w:val="000000"/>
       </w:rPr>
       <w:tblPr/>
       <w:tcPr>
@@ -10596,9 +10011,6 @@
     <w:pPr>
       <w:spacing w:after="0" w:line="240" w:lineRule="auto"/>
     </w:pPr>
-    <w:rPr>
-      <w:color w:val="000000" w:themeColor="text1"/>
-    </w:rPr>
     <w:tblPr>
       <w:tblStyleRowBandSize w:val="1"/>
       <w:tblStyleColBandSize w:val="1"/>
@@ -10610,6 +10022,7 @@
     <w:tblStylePr w:type="firstRow">
       <w:rPr>
         <w:rFonts w:asciiTheme="majorHAnsi" w:eastAsiaTheme="majorEastAsia" w:hAnsiTheme="majorHAnsi" w:cstheme="majorBidi"/>
+        <w:color w:val="000000"/>
       </w:rPr>
       <w:tblPr/>
       <w:tcPr>
@@ -10623,7 +10036,7 @@
       <w:rPr>
         <w:b/>
         <w:bCs/>
-        <w:color w:val="1F497D" w:themeColor="text2"/>
+        <w:color w:val="000000"/>
       </w:rPr>
       <w:tblPr/>
       <w:tcPr>
@@ -10637,12 +10050,14 @@
       <w:rPr>
         <w:b/>
         <w:bCs/>
+        <w:color w:val="000000"/>
       </w:rPr>
     </w:tblStylePr>
     <w:tblStylePr w:type="lastCol">
       <w:rPr>
         <w:b/>
         <w:bCs/>
+        <w:color w:val="000000"/>
       </w:rPr>
       <w:tblPr/>
       <w:tcPr>
@@ -10673,9 +10088,6 @@
     <w:pPr>
       <w:spacing w:after="0" w:line="240" w:lineRule="auto"/>
     </w:pPr>
-    <w:rPr>
-      <w:color w:val="000000" w:themeColor="text1"/>
-    </w:rPr>
     <w:tblPr>
       <w:tblStyleRowBandSize w:val="1"/>
       <w:tblStyleColBandSize w:val="1"/>
@@ -10687,6 +10099,7 @@
     <w:tblStylePr w:type="firstRow">
       <w:rPr>
         <w:rFonts w:asciiTheme="majorHAnsi" w:eastAsiaTheme="majorEastAsia" w:hAnsiTheme="majorHAnsi" w:cstheme="majorBidi"/>
+        <w:color w:val="000000"/>
       </w:rPr>
       <w:tblPr/>
       <w:tcPr>
@@ -10700,7 +10113,7 @@
       <w:rPr>
         <w:b/>
         <w:bCs/>
-        <w:color w:val="1F497D" w:themeColor="text2"/>
+        <w:color w:val="000000"/>
       </w:rPr>
       <w:tblPr/>
       <w:tcPr>
@@ -10714,12 +10127,14 @@
       <w:rPr>
         <w:b/>
         <w:bCs/>
+        <w:color w:val="000000"/>
       </w:rPr>
     </w:tblStylePr>
     <w:tblStylePr w:type="lastCol">
       <w:rPr>
         <w:b/>
         <w:bCs/>
+        <w:color w:val="000000"/>
       </w:rPr>
       <w:tblPr/>
       <w:tcPr>
@@ -10752,7 +10167,6 @@
     </w:pPr>
     <w:rPr>
       <w:rFonts w:asciiTheme="majorHAnsi" w:eastAsiaTheme="majorEastAsia" w:hAnsiTheme="majorHAnsi" w:cstheme="majorBidi"/>
-      <w:color w:val="000000" w:themeColor="text1"/>
     </w:rPr>
     <w:tblPr>
       <w:tblStyleRowBandSize w:val="1"/>
@@ -10766,6 +10180,7 @@
     </w:tblPr>
     <w:tblStylePr w:type="firstRow">
       <w:rPr>
+        <w:color w:val="000000"/>
         <w:sz w:val="24"/>
         <w:szCs w:val="24"/>
       </w:rPr>
@@ -10873,7 +10288,6 @@
     </w:pPr>
     <w:rPr>
       <w:rFonts w:asciiTheme="majorHAnsi" w:eastAsiaTheme="majorEastAsia" w:hAnsiTheme="majorHAnsi" w:cstheme="majorBidi"/>
-      <w:color w:val="000000" w:themeColor="text1"/>
     </w:rPr>
     <w:tblPr>
       <w:tblStyleRowBandSize w:val="1"/>
@@ -10887,6 +10301,7 @@
     </w:tblPr>
     <w:tblStylePr w:type="firstRow">
       <w:rPr>
+        <w:color w:val="000000"/>
         <w:sz w:val="24"/>
         <w:szCs w:val="24"/>
       </w:rPr>
@@ -10994,7 +10409,6 @@
     </w:pPr>
     <w:rPr>
       <w:rFonts w:asciiTheme="majorHAnsi" w:eastAsiaTheme="majorEastAsia" w:hAnsiTheme="majorHAnsi" w:cstheme="majorBidi"/>
-      <w:color w:val="000000" w:themeColor="text1"/>
     </w:rPr>
     <w:tblPr>
       <w:tblStyleRowBandSize w:val="1"/>
@@ -11008,6 +10422,7 @@
     </w:tblPr>
     <w:tblStylePr w:type="firstRow">
       <w:rPr>
+        <w:color w:val="000000"/>
         <w:sz w:val="24"/>
         <w:szCs w:val="24"/>
       </w:rPr>
@@ -11115,7 +10530,6 @@
     </w:pPr>
     <w:rPr>
       <w:rFonts w:asciiTheme="majorHAnsi" w:eastAsiaTheme="majorEastAsia" w:hAnsiTheme="majorHAnsi" w:cstheme="majorBidi"/>
-      <w:color w:val="000000" w:themeColor="text1"/>
     </w:rPr>
     <w:tblPr>
       <w:tblStyleRowBandSize w:val="1"/>
@@ -11129,6 +10543,7 @@
     </w:tblPr>
     <w:tblStylePr w:type="firstRow">
       <w:rPr>
+        <w:color w:val="000000"/>
         <w:sz w:val="24"/>
         <w:szCs w:val="24"/>
       </w:rPr>
@@ -11236,7 +10651,6 @@
     </w:pPr>
     <w:rPr>
       <w:rFonts w:asciiTheme="majorHAnsi" w:eastAsiaTheme="majorEastAsia" w:hAnsiTheme="majorHAnsi" w:cstheme="majorBidi"/>
-      <w:color w:val="000000" w:themeColor="text1"/>
     </w:rPr>
     <w:tblPr>
       <w:tblStyleRowBandSize w:val="1"/>
@@ -11250,6 +10664,7 @@
     </w:tblPr>
     <w:tblStylePr w:type="firstRow">
       <w:rPr>
+        <w:color w:val="000000"/>
         <w:sz w:val="24"/>
         <w:szCs w:val="24"/>
       </w:rPr>
@@ -11357,7 +10772,6 @@
     </w:pPr>
     <w:rPr>
       <w:rFonts w:asciiTheme="majorHAnsi" w:eastAsiaTheme="majorEastAsia" w:hAnsiTheme="majorHAnsi" w:cstheme="majorBidi"/>
-      <w:color w:val="000000" w:themeColor="text1"/>
     </w:rPr>
     <w:tblPr>
       <w:tblStyleRowBandSize w:val="1"/>
@@ -11371,6 +10785,7 @@
     </w:tblPr>
     <w:tblStylePr w:type="firstRow">
       <w:rPr>
+        <w:color w:val="000000"/>
         <w:sz w:val="24"/>
         <w:szCs w:val="24"/>
       </w:rPr>
@@ -11478,7 +10893,6 @@
     </w:pPr>
     <w:rPr>
       <w:rFonts w:asciiTheme="majorHAnsi" w:eastAsiaTheme="majorEastAsia" w:hAnsiTheme="majorHAnsi" w:cstheme="majorBidi"/>
-      <w:color w:val="000000" w:themeColor="text1"/>
     </w:rPr>
     <w:tblPr>
       <w:tblStyleRowBandSize w:val="1"/>
@@ -11492,6 +10906,7 @@
     </w:tblPr>
     <w:tblStylePr w:type="firstRow">
       <w:rPr>
+        <w:color w:val="000000"/>
         <w:sz w:val="24"/>
         <w:szCs w:val="24"/>
       </w:rPr>
@@ -11612,35 +11027,13 @@
     <w:tcPr>
       <w:shd w:val="clear" w:color="auto" w:fill="C0C0C0" w:themeFill="text1" w:themeFillTint="3F"/>
     </w:tcPr>
-    <w:tblStylePr w:type="firstRow">
-      <w:rPr>
-        <w:b/>
-        <w:bCs/>
-      </w:rPr>
-    </w:tblStylePr>
     <w:tblStylePr w:type="lastRow">
-      <w:rPr>
-        <w:b/>
-        <w:bCs/>
-      </w:rPr>
       <w:tblPr/>
       <w:tcPr>
         <w:tcBorders>
           <w:top w:val="single" w:sz="18" w:space="0" w:color="404040" w:themeColor="text1" w:themeTint="BF"/>
         </w:tcBorders>
       </w:tcPr>
-    </w:tblStylePr>
-    <w:tblStylePr w:type="firstCol">
-      <w:rPr>
-        <w:b/>
-        <w:bCs/>
-      </w:rPr>
-    </w:tblStylePr>
-    <w:tblStylePr w:type="lastCol">
-      <w:rPr>
-        <w:b/>
-        <w:bCs/>
-      </w:rPr>
     </w:tblStylePr>
     <w:tblStylePr w:type="band1Vert">
       <w:tblPr/>
@@ -11678,35 +11071,13 @@
     <w:tcPr>
       <w:shd w:val="clear" w:color="auto" w:fill="D3DFEE" w:themeFill="accent1" w:themeFillTint="3F"/>
     </w:tcPr>
-    <w:tblStylePr w:type="firstRow">
-      <w:rPr>
-        <w:b/>
-        <w:bCs/>
-      </w:rPr>
-    </w:tblStylePr>
     <w:tblStylePr w:type="lastRow">
-      <w:rPr>
-        <w:b/>
-        <w:bCs/>
-      </w:rPr>
       <w:tblPr/>
       <w:tcPr>
         <w:tcBorders>
           <w:top w:val="single" w:sz="18" w:space="0" w:color="7BA0CD" w:themeColor="accent1" w:themeTint="BF"/>
         </w:tcBorders>
       </w:tcPr>
-    </w:tblStylePr>
-    <w:tblStylePr w:type="firstCol">
-      <w:rPr>
-        <w:b/>
-        <w:bCs/>
-      </w:rPr>
-    </w:tblStylePr>
-    <w:tblStylePr w:type="lastCol">
-      <w:rPr>
-        <w:b/>
-        <w:bCs/>
-      </w:rPr>
     </w:tblStylePr>
     <w:tblStylePr w:type="band1Vert">
       <w:tblPr/>
@@ -11744,35 +11115,13 @@
     <w:tcPr>
       <w:shd w:val="clear" w:color="auto" w:fill="EFD3D2" w:themeFill="accent2" w:themeFillTint="3F"/>
     </w:tcPr>
-    <w:tblStylePr w:type="firstRow">
-      <w:rPr>
-        <w:b/>
-        <w:bCs/>
-      </w:rPr>
-    </w:tblStylePr>
     <w:tblStylePr w:type="lastRow">
-      <w:rPr>
-        <w:b/>
-        <w:bCs/>
-      </w:rPr>
       <w:tblPr/>
       <w:tcPr>
         <w:tcBorders>
           <w:top w:val="single" w:sz="18" w:space="0" w:color="CF7B79" w:themeColor="accent2" w:themeTint="BF"/>
         </w:tcBorders>
       </w:tcPr>
-    </w:tblStylePr>
-    <w:tblStylePr w:type="firstCol">
-      <w:rPr>
-        <w:b/>
-        <w:bCs/>
-      </w:rPr>
-    </w:tblStylePr>
-    <w:tblStylePr w:type="lastCol">
-      <w:rPr>
-        <w:b/>
-        <w:bCs/>
-      </w:rPr>
     </w:tblStylePr>
     <w:tblStylePr w:type="band1Vert">
       <w:tblPr/>
@@ -11810,35 +11159,13 @@
     <w:tcPr>
       <w:shd w:val="clear" w:color="auto" w:fill="E6EED5" w:themeFill="accent3" w:themeFillTint="3F"/>
     </w:tcPr>
-    <w:tblStylePr w:type="firstRow">
-      <w:rPr>
-        <w:b/>
-        <w:bCs/>
-      </w:rPr>
-    </w:tblStylePr>
     <w:tblStylePr w:type="lastRow">
-      <w:rPr>
-        <w:b/>
-        <w:bCs/>
-      </w:rPr>
       <w:tblPr/>
       <w:tcPr>
         <w:tcBorders>
           <w:top w:val="single" w:sz="18" w:space="0" w:color="B3CC82" w:themeColor="accent3" w:themeTint="BF"/>
         </w:tcBorders>
       </w:tcPr>
-    </w:tblStylePr>
-    <w:tblStylePr w:type="firstCol">
-      <w:rPr>
-        <w:b/>
-        <w:bCs/>
-      </w:rPr>
-    </w:tblStylePr>
-    <w:tblStylePr w:type="lastCol">
-      <w:rPr>
-        <w:b/>
-        <w:bCs/>
-      </w:rPr>
     </w:tblStylePr>
     <w:tblStylePr w:type="band1Vert">
       <w:tblPr/>
@@ -11876,35 +11203,13 @@
     <w:tcPr>
       <w:shd w:val="clear" w:color="auto" w:fill="DFD8E8" w:themeFill="accent4" w:themeFillTint="3F"/>
     </w:tcPr>
-    <w:tblStylePr w:type="firstRow">
-      <w:rPr>
-        <w:b/>
-        <w:bCs/>
-      </w:rPr>
-    </w:tblStylePr>
     <w:tblStylePr w:type="lastRow">
-      <w:rPr>
-        <w:b/>
-        <w:bCs/>
-      </w:rPr>
       <w:tblPr/>
       <w:tcPr>
         <w:tcBorders>
           <w:top w:val="single" w:sz="18" w:space="0" w:color="9F8AB9" w:themeColor="accent4" w:themeTint="BF"/>
         </w:tcBorders>
       </w:tcPr>
-    </w:tblStylePr>
-    <w:tblStylePr w:type="firstCol">
-      <w:rPr>
-        <w:b/>
-        <w:bCs/>
-      </w:rPr>
-    </w:tblStylePr>
-    <w:tblStylePr w:type="lastCol">
-      <w:rPr>
-        <w:b/>
-        <w:bCs/>
-      </w:rPr>
     </w:tblStylePr>
     <w:tblStylePr w:type="band1Vert">
       <w:tblPr/>
@@ -11942,35 +11247,13 @@
     <w:tcPr>
       <w:shd w:val="clear" w:color="auto" w:fill="D2EAF1" w:themeFill="accent5" w:themeFillTint="3F"/>
     </w:tcPr>
-    <w:tblStylePr w:type="firstRow">
-      <w:rPr>
-        <w:b/>
-        <w:bCs/>
-      </w:rPr>
-    </w:tblStylePr>
     <w:tblStylePr w:type="lastRow">
-      <w:rPr>
-        <w:b/>
-        <w:bCs/>
-      </w:rPr>
       <w:tblPr/>
       <w:tcPr>
         <w:tcBorders>
           <w:top w:val="single" w:sz="18" w:space="0" w:color="78C0D4" w:themeColor="accent5" w:themeTint="BF"/>
         </w:tcBorders>
       </w:tcPr>
-    </w:tblStylePr>
-    <w:tblStylePr w:type="firstCol">
-      <w:rPr>
-        <w:b/>
-        <w:bCs/>
-      </w:rPr>
-    </w:tblStylePr>
-    <w:tblStylePr w:type="lastCol">
-      <w:rPr>
-        <w:b/>
-        <w:bCs/>
-      </w:rPr>
     </w:tblStylePr>
     <w:tblStylePr w:type="band1Vert">
       <w:tblPr/>
@@ -12008,35 +11291,13 @@
     <w:tcPr>
       <w:shd w:val="clear" w:color="auto" w:fill="FDE4D0" w:themeFill="accent6" w:themeFillTint="3F"/>
     </w:tcPr>
-    <w:tblStylePr w:type="firstRow">
-      <w:rPr>
-        <w:b/>
-        <w:bCs/>
-      </w:rPr>
-    </w:tblStylePr>
     <w:tblStylePr w:type="lastRow">
-      <w:rPr>
-        <w:b/>
-        <w:bCs/>
-      </w:rPr>
       <w:tblPr/>
       <w:tcPr>
         <w:tcBorders>
           <w:top w:val="single" w:sz="18" w:space="0" w:color="F9B074" w:themeColor="accent6" w:themeTint="BF"/>
         </w:tcBorders>
       </w:tcPr>
-    </w:tblStylePr>
-    <w:tblStylePr w:type="firstCol">
-      <w:rPr>
-        <w:b/>
-        <w:bCs/>
-      </w:rPr>
-    </w:tblStylePr>
-    <w:tblStylePr w:type="lastCol">
-      <w:rPr>
-        <w:b/>
-        <w:bCs/>
-      </w:rPr>
     </w:tblStylePr>
     <w:tblStylePr w:type="band1Vert">
       <w:tblPr/>
@@ -12061,7 +11322,6 @@
     </w:pPr>
     <w:rPr>
       <w:rFonts w:asciiTheme="majorHAnsi" w:eastAsiaTheme="majorEastAsia" w:hAnsiTheme="majorHAnsi" w:cstheme="majorBidi"/>
-      <w:color w:val="000000" w:themeColor="text1"/>
     </w:rPr>
     <w:tblPr>
       <w:tblStyleRowBandSize w:val="1"/>
@@ -12082,7 +11342,7 @@
       <w:rPr>
         <w:b/>
         <w:bCs/>
-        <w:color w:val="000000" w:themeColor="text1"/>
+        <w:color w:val="000000"/>
       </w:rPr>
       <w:tblPr/>
       <w:tcPr>
@@ -12093,7 +11353,7 @@
       <w:rPr>
         <w:b/>
         <w:bCs/>
-        <w:color w:val="000000" w:themeColor="text1"/>
+        <w:color w:val="000000"/>
       </w:rPr>
       <w:tblPr/>
       <w:tcPr>
@@ -12112,7 +11372,7 @@
       <w:rPr>
         <w:b/>
         <w:bCs/>
-        <w:color w:val="000000" w:themeColor="text1"/>
+        <w:color w:val="000000"/>
       </w:rPr>
       <w:tblPr/>
       <w:tcPr>
@@ -12131,7 +11391,7 @@
       <w:rPr>
         <w:b w:val="0"/>
         <w:bCs w:val="0"/>
-        <w:color w:val="000000" w:themeColor="text1"/>
+        <w:color w:val="000000"/>
       </w:rPr>
       <w:tblPr/>
       <w:tcPr>
@@ -12179,7 +11439,6 @@
     </w:pPr>
     <w:rPr>
       <w:rFonts w:asciiTheme="majorHAnsi" w:eastAsiaTheme="majorEastAsia" w:hAnsiTheme="majorHAnsi" w:cstheme="majorBidi"/>
-      <w:color w:val="000000" w:themeColor="text1"/>
     </w:rPr>
     <w:tblPr>
       <w:tblStyleRowBandSize w:val="1"/>
@@ -12200,7 +11459,7 @@
       <w:rPr>
         <w:b/>
         <w:bCs/>
-        <w:color w:val="000000" w:themeColor="text1"/>
+        <w:color w:val="000000"/>
       </w:rPr>
       <w:tblPr/>
       <w:tcPr>
@@ -12211,7 +11470,7 @@
       <w:rPr>
         <w:b/>
         <w:bCs/>
-        <w:color w:val="000000" w:themeColor="text1"/>
+        <w:color w:val="000000"/>
       </w:rPr>
       <w:tblPr/>
       <w:tcPr>
@@ -12230,7 +11489,7 @@
       <w:rPr>
         <w:b/>
         <w:bCs/>
-        <w:color w:val="000000" w:themeColor="text1"/>
+        <w:color w:val="000000"/>
       </w:rPr>
       <w:tblPr/>
       <w:tcPr>
@@ -12249,7 +11508,7 @@
       <w:rPr>
         <w:b w:val="0"/>
         <w:bCs w:val="0"/>
-        <w:color w:val="000000" w:themeColor="text1"/>
+        <w:color w:val="000000"/>
       </w:rPr>
       <w:tblPr/>
       <w:tcPr>
@@ -12297,7 +11556,6 @@
     </w:pPr>
     <w:rPr>
       <w:rFonts w:asciiTheme="majorHAnsi" w:eastAsiaTheme="majorEastAsia" w:hAnsiTheme="majorHAnsi" w:cstheme="majorBidi"/>
-      <w:color w:val="000000" w:themeColor="text1"/>
     </w:rPr>
     <w:tblPr>
       <w:tblStyleRowBandSize w:val="1"/>
@@ -12318,7 +11576,7 @@
       <w:rPr>
         <w:b/>
         <w:bCs/>
-        <w:color w:val="000000" w:themeColor="text1"/>
+        <w:color w:val="000000"/>
       </w:rPr>
       <w:tblPr/>
       <w:tcPr>
@@ -12329,7 +11587,7 @@
       <w:rPr>
         <w:b/>
         <w:bCs/>
-        <w:color w:val="000000" w:themeColor="text1"/>
+        <w:color w:val="000000"/>
       </w:rPr>
       <w:tblPr/>
       <w:tcPr>
@@ -12348,7 +11606,7 @@
       <w:rPr>
         <w:b/>
         <w:bCs/>
-        <w:color w:val="000000" w:themeColor="text1"/>
+        <w:color w:val="000000"/>
       </w:rPr>
       <w:tblPr/>
       <w:tcPr>
@@ -12367,7 +11625,7 @@
       <w:rPr>
         <w:b w:val="0"/>
         <w:bCs w:val="0"/>
-        <w:color w:val="000000" w:themeColor="text1"/>
+        <w:color w:val="000000"/>
       </w:rPr>
       <w:tblPr/>
       <w:tcPr>
@@ -12415,7 +11673,6 @@
     </w:pPr>
     <w:rPr>
       <w:rFonts w:asciiTheme="majorHAnsi" w:eastAsiaTheme="majorEastAsia" w:hAnsiTheme="majorHAnsi" w:cstheme="majorBidi"/>
-      <w:color w:val="000000" w:themeColor="text1"/>
     </w:rPr>
     <w:tblPr>
       <w:tblStyleRowBandSize w:val="1"/>
@@ -12436,7 +11693,7 @@
       <w:rPr>
         <w:b/>
         <w:bCs/>
-        <w:color w:val="000000" w:themeColor="text1"/>
+        <w:color w:val="000000"/>
       </w:rPr>
       <w:tblPr/>
       <w:tcPr>
@@ -12447,7 +11704,7 @@
       <w:rPr>
         <w:b/>
         <w:bCs/>
-        <w:color w:val="000000" w:themeColor="text1"/>
+        <w:color w:val="000000"/>
       </w:rPr>
       <w:tblPr/>
       <w:tcPr>
@@ -12466,7 +11723,7 @@
       <w:rPr>
         <w:b/>
         <w:bCs/>
-        <w:color w:val="000000" w:themeColor="text1"/>
+        <w:color w:val="000000"/>
       </w:rPr>
       <w:tblPr/>
       <w:tcPr>
@@ -12485,7 +11742,7 @@
       <w:rPr>
         <w:b w:val="0"/>
         <w:bCs w:val="0"/>
-        <w:color w:val="000000" w:themeColor="text1"/>
+        <w:color w:val="000000"/>
       </w:rPr>
       <w:tblPr/>
       <w:tcPr>
@@ -12533,7 +11790,6 @@
     </w:pPr>
     <w:rPr>
       <w:rFonts w:asciiTheme="majorHAnsi" w:eastAsiaTheme="majorEastAsia" w:hAnsiTheme="majorHAnsi" w:cstheme="majorBidi"/>
-      <w:color w:val="000000" w:themeColor="text1"/>
     </w:rPr>
     <w:tblPr>
       <w:tblStyleRowBandSize w:val="1"/>
@@ -12554,7 +11810,7 @@
       <w:rPr>
         <w:b/>
         <w:bCs/>
-        <w:color w:val="000000" w:themeColor="text1"/>
+        <w:color w:val="000000"/>
       </w:rPr>
       <w:tblPr/>
       <w:tcPr>
@@ -12565,7 +11821,7 @@
       <w:rPr>
         <w:b/>
         <w:bCs/>
-        <w:color w:val="000000" w:themeColor="text1"/>
+        <w:color w:val="000000"/>
       </w:rPr>
       <w:tblPr/>
       <w:tcPr>
@@ -12584,7 +11840,7 @@
       <w:rPr>
         <w:b/>
         <w:bCs/>
-        <w:color w:val="000000" w:themeColor="text1"/>
+        <w:color w:val="000000"/>
       </w:rPr>
       <w:tblPr/>
       <w:tcPr>
@@ -12603,7 +11859,7 @@
       <w:rPr>
         <w:b w:val="0"/>
         <w:bCs w:val="0"/>
-        <w:color w:val="000000" w:themeColor="text1"/>
+        <w:color w:val="000000"/>
       </w:rPr>
       <w:tblPr/>
       <w:tcPr>
@@ -12651,7 +11907,6 @@
     </w:pPr>
     <w:rPr>
       <w:rFonts w:asciiTheme="majorHAnsi" w:eastAsiaTheme="majorEastAsia" w:hAnsiTheme="majorHAnsi" w:cstheme="majorBidi"/>
-      <w:color w:val="000000" w:themeColor="text1"/>
     </w:rPr>
     <w:tblPr>
       <w:tblStyleRowBandSize w:val="1"/>
@@ -12672,7 +11927,7 @@
       <w:rPr>
         <w:b/>
         <w:bCs/>
-        <w:color w:val="000000" w:themeColor="text1"/>
+        <w:color w:val="000000"/>
       </w:rPr>
       <w:tblPr/>
       <w:tcPr>
@@ -12683,7 +11938,7 @@
       <w:rPr>
         <w:b/>
         <w:bCs/>
-        <w:color w:val="000000" w:themeColor="text1"/>
+        <w:color w:val="000000"/>
       </w:rPr>
       <w:tblPr/>
       <w:tcPr>
@@ -12702,7 +11957,7 @@
       <w:rPr>
         <w:b/>
         <w:bCs/>
-        <w:color w:val="000000" w:themeColor="text1"/>
+        <w:color w:val="000000"/>
       </w:rPr>
       <w:tblPr/>
       <w:tcPr>
@@ -12721,7 +11976,7 @@
       <w:rPr>
         <w:b w:val="0"/>
         <w:bCs w:val="0"/>
-        <w:color w:val="000000" w:themeColor="text1"/>
+        <w:color w:val="000000"/>
       </w:rPr>
       <w:tblPr/>
       <w:tcPr>
@@ -12769,7 +12024,6 @@
     </w:pPr>
     <w:rPr>
       <w:rFonts w:asciiTheme="majorHAnsi" w:eastAsiaTheme="majorEastAsia" w:hAnsiTheme="majorHAnsi" w:cstheme="majorBidi"/>
-      <w:color w:val="000000" w:themeColor="text1"/>
     </w:rPr>
     <w:tblPr>
       <w:tblStyleRowBandSize w:val="1"/>
@@ -12790,7 +12044,7 @@
       <w:rPr>
         <w:b/>
         <w:bCs/>
-        <w:color w:val="000000" w:themeColor="text1"/>
+        <w:color w:val="000000"/>
       </w:rPr>
       <w:tblPr/>
       <w:tcPr>
@@ -12801,7 +12055,7 @@
       <w:rPr>
         <w:b/>
         <w:bCs/>
-        <w:color w:val="000000" w:themeColor="text1"/>
+        <w:color w:val="000000"/>
       </w:rPr>
       <w:tblPr/>
       <w:tcPr>
@@ -12820,7 +12074,7 @@
       <w:rPr>
         <w:b/>
         <w:bCs/>
-        <w:color w:val="000000" w:themeColor="text1"/>
+        <w:color w:val="000000"/>
       </w:rPr>
       <w:tblPr/>
       <w:tcPr>
@@ -12839,7 +12093,7 @@
       <w:rPr>
         <w:b w:val="0"/>
         <w:bCs w:val="0"/>
-        <w:color w:val="000000" w:themeColor="text1"/>
+        <w:color w:val="000000"/>
       </w:rPr>
       <w:tblPr/>
       <w:tcPr>
@@ -12901,13 +12155,6 @@
       <w:shd w:val="clear" w:color="auto" w:fill="C0C0C0" w:themeFill="text1" w:themeFillTint="3F"/>
     </w:tcPr>
     <w:tblStylePr w:type="firstRow">
-      <w:rPr>
-        <w:b/>
-        <w:bCs/>
-        <w:i w:val="0"/>
-        <w:iCs w:val="0"/>
-        <w:color w:val="FFFFFF" w:themeColor="background1"/>
-      </w:rPr>
       <w:tblPr/>
       <w:tcPr>
         <w:tcBorders>
@@ -12922,13 +12169,6 @@
       </w:tcPr>
     </w:tblStylePr>
     <w:tblStylePr w:type="lastRow">
-      <w:rPr>
-        <w:b/>
-        <w:bCs/>
-        <w:i w:val="0"/>
-        <w:iCs w:val="0"/>
-        <w:color w:val="FFFFFF" w:themeColor="background1"/>
-      </w:rPr>
       <w:tblPr/>
       <w:tcPr>
         <w:tcBorders>
@@ -12943,13 +12183,6 @@
       </w:tcPr>
     </w:tblStylePr>
     <w:tblStylePr w:type="firstCol">
-      <w:rPr>
-        <w:b/>
-        <w:bCs/>
-        <w:i w:val="0"/>
-        <w:iCs w:val="0"/>
-        <w:color w:val="FFFFFF" w:themeColor="background1"/>
-      </w:rPr>
       <w:tblPr/>
       <w:tcPr>
         <w:tcBorders>
@@ -12962,13 +12195,6 @@
       </w:tcPr>
     </w:tblStylePr>
     <w:tblStylePr w:type="lastCol">
-      <w:rPr>
-        <w:b/>
-        <w:bCs/>
-        <w:i w:val="0"/>
-        <w:iCs w:val="0"/>
-        <w:color w:val="FFFFFF" w:themeColor="background1"/>
-      </w:rPr>
       <w:tblPr/>
       <w:tcPr>
         <w:tcBorders>
@@ -13035,13 +12261,6 @@
       <w:shd w:val="clear" w:color="auto" w:fill="D3DFEE" w:themeFill="accent1" w:themeFillTint="3F"/>
     </w:tcPr>
     <w:tblStylePr w:type="firstRow">
-      <w:rPr>
-        <w:b/>
-        <w:bCs/>
-        <w:i w:val="0"/>
-        <w:iCs w:val="0"/>
-        <w:color w:val="FFFFFF" w:themeColor="background1"/>
-      </w:rPr>
       <w:tblPr/>
       <w:tcPr>
         <w:tcBorders>
@@ -13056,13 +12275,6 @@
       </w:tcPr>
     </w:tblStylePr>
     <w:tblStylePr w:type="lastRow">
-      <w:rPr>
-        <w:b/>
-        <w:bCs/>
-        <w:i w:val="0"/>
-        <w:iCs w:val="0"/>
-        <w:color w:val="FFFFFF" w:themeColor="background1"/>
-      </w:rPr>
       <w:tblPr/>
       <w:tcPr>
         <w:tcBorders>
@@ -13077,13 +12289,6 @@
       </w:tcPr>
     </w:tblStylePr>
     <w:tblStylePr w:type="firstCol">
-      <w:rPr>
-        <w:b/>
-        <w:bCs/>
-        <w:i w:val="0"/>
-        <w:iCs w:val="0"/>
-        <w:color w:val="FFFFFF" w:themeColor="background1"/>
-      </w:rPr>
       <w:tblPr/>
       <w:tcPr>
         <w:tcBorders>
@@ -13096,13 +12301,6 @@
       </w:tcPr>
     </w:tblStylePr>
     <w:tblStylePr w:type="lastCol">
-      <w:rPr>
-        <w:b/>
-        <w:bCs/>
-        <w:i w:val="0"/>
-        <w:iCs w:val="0"/>
-        <w:color w:val="FFFFFF" w:themeColor="background1"/>
-      </w:rPr>
       <w:tblPr/>
       <w:tcPr>
         <w:tcBorders>
@@ -13169,13 +12367,6 @@
       <w:shd w:val="clear" w:color="auto" w:fill="EFD3D2" w:themeFill="accent2" w:themeFillTint="3F"/>
     </w:tcPr>
     <w:tblStylePr w:type="firstRow">
-      <w:rPr>
-        <w:b/>
-        <w:bCs/>
-        <w:i w:val="0"/>
-        <w:iCs w:val="0"/>
-        <w:color w:val="FFFFFF" w:themeColor="background1"/>
-      </w:rPr>
       <w:tblPr/>
       <w:tcPr>
         <w:tcBorders>
@@ -13190,13 +12381,6 @@
       </w:tcPr>
     </w:tblStylePr>
     <w:tblStylePr w:type="lastRow">
-      <w:rPr>
-        <w:b/>
-        <w:bCs/>
-        <w:i w:val="0"/>
-        <w:iCs w:val="0"/>
-        <w:color w:val="FFFFFF" w:themeColor="background1"/>
-      </w:rPr>
       <w:tblPr/>
       <w:tcPr>
         <w:tcBorders>
@@ -13211,13 +12395,6 @@
       </w:tcPr>
     </w:tblStylePr>
     <w:tblStylePr w:type="firstCol">
-      <w:rPr>
-        <w:b/>
-        <w:bCs/>
-        <w:i w:val="0"/>
-        <w:iCs w:val="0"/>
-        <w:color w:val="FFFFFF" w:themeColor="background1"/>
-      </w:rPr>
       <w:tblPr/>
       <w:tcPr>
         <w:tcBorders>
@@ -13230,13 +12407,6 @@
       </w:tcPr>
     </w:tblStylePr>
     <w:tblStylePr w:type="lastCol">
-      <w:rPr>
-        <w:b/>
-        <w:bCs/>
-        <w:i w:val="0"/>
-        <w:iCs w:val="0"/>
-        <w:color w:val="FFFFFF" w:themeColor="background1"/>
-      </w:rPr>
       <w:tblPr/>
       <w:tcPr>
         <w:tcBorders>
@@ -13303,13 +12473,6 @@
       <w:shd w:val="clear" w:color="auto" w:fill="E6EED5" w:themeFill="accent3" w:themeFillTint="3F"/>
     </w:tcPr>
     <w:tblStylePr w:type="firstRow">
-      <w:rPr>
-        <w:b/>
-        <w:bCs/>
-        <w:i w:val="0"/>
-        <w:iCs w:val="0"/>
-        <w:color w:val="FFFFFF" w:themeColor="background1"/>
-      </w:rPr>
       <w:tblPr/>
       <w:tcPr>
         <w:tcBorders>
@@ -13324,13 +12487,6 @@
       </w:tcPr>
     </w:tblStylePr>
     <w:tblStylePr w:type="lastRow">
-      <w:rPr>
-        <w:b/>
-        <w:bCs/>
-        <w:i w:val="0"/>
-        <w:iCs w:val="0"/>
-        <w:color w:val="FFFFFF" w:themeColor="background1"/>
-      </w:rPr>
       <w:tblPr/>
       <w:tcPr>
         <w:tcBorders>
@@ -13345,13 +12501,6 @@
       </w:tcPr>
     </w:tblStylePr>
     <w:tblStylePr w:type="firstCol">
-      <w:rPr>
-        <w:b/>
-        <w:bCs/>
-        <w:i w:val="0"/>
-        <w:iCs w:val="0"/>
-        <w:color w:val="FFFFFF" w:themeColor="background1"/>
-      </w:rPr>
       <w:tblPr/>
       <w:tcPr>
         <w:tcBorders>
@@ -13364,13 +12513,6 @@
       </w:tcPr>
     </w:tblStylePr>
     <w:tblStylePr w:type="lastCol">
-      <w:rPr>
-        <w:b/>
-        <w:bCs/>
-        <w:i w:val="0"/>
-        <w:iCs w:val="0"/>
-        <w:color w:val="FFFFFF" w:themeColor="background1"/>
-      </w:rPr>
       <w:tblPr/>
       <w:tcPr>
         <w:tcBorders>
@@ -13437,13 +12579,6 @@
       <w:shd w:val="clear" w:color="auto" w:fill="DFD8E8" w:themeFill="accent4" w:themeFillTint="3F"/>
     </w:tcPr>
     <w:tblStylePr w:type="firstRow">
-      <w:rPr>
-        <w:b/>
-        <w:bCs/>
-        <w:i w:val="0"/>
-        <w:iCs w:val="0"/>
-        <w:color w:val="FFFFFF" w:themeColor="background1"/>
-      </w:rPr>
       <w:tblPr/>
       <w:tcPr>
         <w:tcBorders>
@@ -13458,13 +12593,6 @@
       </w:tcPr>
     </w:tblStylePr>
     <w:tblStylePr w:type="lastRow">
-      <w:rPr>
-        <w:b/>
-        <w:bCs/>
-        <w:i w:val="0"/>
-        <w:iCs w:val="0"/>
-        <w:color w:val="FFFFFF" w:themeColor="background1"/>
-      </w:rPr>
       <w:tblPr/>
       <w:tcPr>
         <w:tcBorders>
@@ -13479,13 +12607,6 @@
       </w:tcPr>
     </w:tblStylePr>
     <w:tblStylePr w:type="firstCol">
-      <w:rPr>
-        <w:b/>
-        <w:bCs/>
-        <w:i w:val="0"/>
-        <w:iCs w:val="0"/>
-        <w:color w:val="FFFFFF" w:themeColor="background1"/>
-      </w:rPr>
       <w:tblPr/>
       <w:tcPr>
         <w:tcBorders>
@@ -13498,13 +12619,6 @@
       </w:tcPr>
     </w:tblStylePr>
     <w:tblStylePr w:type="lastCol">
-      <w:rPr>
-        <w:b/>
-        <w:bCs/>
-        <w:i w:val="0"/>
-        <w:iCs w:val="0"/>
-        <w:color w:val="FFFFFF" w:themeColor="background1"/>
-      </w:rPr>
       <w:tblPr/>
       <w:tcPr>
         <w:tcBorders>
@@ -13571,13 +12685,6 @@
       <w:shd w:val="clear" w:color="auto" w:fill="D2EAF1" w:themeFill="accent5" w:themeFillTint="3F"/>
     </w:tcPr>
     <w:tblStylePr w:type="firstRow">
-      <w:rPr>
-        <w:b/>
-        <w:bCs/>
-        <w:i w:val="0"/>
-        <w:iCs w:val="0"/>
-        <w:color w:val="FFFFFF" w:themeColor="background1"/>
-      </w:rPr>
       <w:tblPr/>
       <w:tcPr>
         <w:tcBorders>
@@ -13592,13 +12699,6 @@
       </w:tcPr>
     </w:tblStylePr>
     <w:tblStylePr w:type="lastRow">
-      <w:rPr>
-        <w:b/>
-        <w:bCs/>
-        <w:i w:val="0"/>
-        <w:iCs w:val="0"/>
-        <w:color w:val="FFFFFF" w:themeColor="background1"/>
-      </w:rPr>
       <w:tblPr/>
       <w:tcPr>
         <w:tcBorders>
@@ -13613,13 +12713,6 @@
       </w:tcPr>
     </w:tblStylePr>
     <w:tblStylePr w:type="firstCol">
-      <w:rPr>
-        <w:b/>
-        <w:bCs/>
-        <w:i w:val="0"/>
-        <w:iCs w:val="0"/>
-        <w:color w:val="FFFFFF" w:themeColor="background1"/>
-      </w:rPr>
       <w:tblPr/>
       <w:tcPr>
         <w:tcBorders>
@@ -13632,13 +12725,6 @@
       </w:tcPr>
     </w:tblStylePr>
     <w:tblStylePr w:type="lastCol">
-      <w:rPr>
-        <w:b/>
-        <w:bCs/>
-        <w:i w:val="0"/>
-        <w:iCs w:val="0"/>
-        <w:color w:val="FFFFFF" w:themeColor="background1"/>
-      </w:rPr>
       <w:tblPr/>
       <w:tcPr>
         <w:tcBorders>
@@ -13705,13 +12791,6 @@
       <w:shd w:val="clear" w:color="auto" w:fill="FDE4D0" w:themeFill="accent6" w:themeFillTint="3F"/>
     </w:tcPr>
     <w:tblStylePr w:type="firstRow">
-      <w:rPr>
-        <w:b/>
-        <w:bCs/>
-        <w:i w:val="0"/>
-        <w:iCs w:val="0"/>
-        <w:color w:val="FFFFFF" w:themeColor="background1"/>
-      </w:rPr>
       <w:tblPr/>
       <w:tcPr>
         <w:tcBorders>
@@ -13726,13 +12805,6 @@
       </w:tcPr>
     </w:tblStylePr>
     <w:tblStylePr w:type="lastRow">
-      <w:rPr>
-        <w:b/>
-        <w:bCs/>
-        <w:i w:val="0"/>
-        <w:iCs w:val="0"/>
-        <w:color w:val="FFFFFF" w:themeColor="background1"/>
-      </w:rPr>
       <w:tblPr/>
       <w:tcPr>
         <w:tcBorders>
@@ -13747,13 +12819,6 @@
       </w:tcPr>
     </w:tblStylePr>
     <w:tblStylePr w:type="firstCol">
-      <w:rPr>
-        <w:b/>
-        <w:bCs/>
-        <w:i w:val="0"/>
-        <w:iCs w:val="0"/>
-        <w:color w:val="FFFFFF" w:themeColor="background1"/>
-      </w:rPr>
       <w:tblPr/>
       <w:tcPr>
         <w:tcBorders>
@@ -13766,13 +12831,6 @@
       </w:tcPr>
     </w:tblStylePr>
     <w:tblStylePr w:type="lastCol">
-      <w:rPr>
-        <w:b/>
-        <w:bCs/>
-        <w:i w:val="0"/>
-        <w:iCs w:val="0"/>
-        <w:color w:val="FFFFFF" w:themeColor="background1"/>
-      </w:rPr>
       <w:tblPr/>
       <w:tcPr>
         <w:tcBorders>
@@ -13823,9 +12881,6 @@
     <w:pPr>
       <w:spacing w:after="0" w:line="240" w:lineRule="auto"/>
     </w:pPr>
-    <w:rPr>
-      <w:color w:val="FFFFFF" w:themeColor="background1"/>
-    </w:rPr>
     <w:tblPr>
       <w:tblStyleRowBandSize w:val="1"/>
       <w:tblStyleColBandSize w:val="1"/>
@@ -13837,6 +12892,7 @@
       <w:rPr>
         <w:b/>
         <w:bCs/>
+        <w:color w:val="000000"/>
       </w:rPr>
       <w:tblPr/>
       <w:tcPr>
@@ -13930,9 +12986,6 @@
     <w:pPr>
       <w:spacing w:after="0" w:line="240" w:lineRule="auto"/>
     </w:pPr>
-    <w:rPr>
-      <w:color w:val="FFFFFF" w:themeColor="background1"/>
-    </w:rPr>
     <w:tblPr>
       <w:tblStyleRowBandSize w:val="1"/>
       <w:tblStyleColBandSize w:val="1"/>
@@ -13944,6 +12997,7 @@
       <w:rPr>
         <w:b/>
         <w:bCs/>
+        <w:color w:val="000000"/>
       </w:rPr>
       <w:tblPr/>
       <w:tcPr>
@@ -14037,9 +13091,6 @@
     <w:pPr>
       <w:spacing w:after="0" w:line="240" w:lineRule="auto"/>
     </w:pPr>
-    <w:rPr>
-      <w:color w:val="FFFFFF" w:themeColor="background1"/>
-    </w:rPr>
     <w:tblPr>
       <w:tblStyleRowBandSize w:val="1"/>
       <w:tblStyleColBandSize w:val="1"/>
@@ -14051,6 +13102,7 @@
       <w:rPr>
         <w:b/>
         <w:bCs/>
+        <w:color w:val="000000"/>
       </w:rPr>
       <w:tblPr/>
       <w:tcPr>
@@ -14144,9 +13196,6 @@
     <w:pPr>
       <w:spacing w:after="0" w:line="240" w:lineRule="auto"/>
     </w:pPr>
-    <w:rPr>
-      <w:color w:val="FFFFFF" w:themeColor="background1"/>
-    </w:rPr>
     <w:tblPr>
       <w:tblStyleRowBandSize w:val="1"/>
       <w:tblStyleColBandSize w:val="1"/>
@@ -14158,6 +13207,7 @@
       <w:rPr>
         <w:b/>
         <w:bCs/>
+        <w:color w:val="000000"/>
       </w:rPr>
       <w:tblPr/>
       <w:tcPr>
@@ -14251,9 +13301,6 @@
     <w:pPr>
       <w:spacing w:after="0" w:line="240" w:lineRule="auto"/>
     </w:pPr>
-    <w:rPr>
-      <w:color w:val="FFFFFF" w:themeColor="background1"/>
-    </w:rPr>
     <w:tblPr>
       <w:tblStyleRowBandSize w:val="1"/>
       <w:tblStyleColBandSize w:val="1"/>
@@ -14265,6 +13312,7 @@
       <w:rPr>
         <w:b/>
         <w:bCs/>
+        <w:color w:val="000000"/>
       </w:rPr>
       <w:tblPr/>
       <w:tcPr>
@@ -14358,9 +13406,6 @@
     <w:pPr>
       <w:spacing w:after="0" w:line="240" w:lineRule="auto"/>
     </w:pPr>
-    <w:rPr>
-      <w:color w:val="FFFFFF" w:themeColor="background1"/>
-    </w:rPr>
     <w:tblPr>
       <w:tblStyleRowBandSize w:val="1"/>
       <w:tblStyleColBandSize w:val="1"/>
@@ -14372,6 +13417,7 @@
       <w:rPr>
         <w:b/>
         <w:bCs/>
+        <w:color w:val="000000"/>
       </w:rPr>
       <w:tblPr/>
       <w:tcPr>
@@ -14465,9 +13511,6 @@
     <w:pPr>
       <w:spacing w:after="0" w:line="240" w:lineRule="auto"/>
     </w:pPr>
-    <w:rPr>
-      <w:color w:val="FFFFFF" w:themeColor="background1"/>
-    </w:rPr>
     <w:tblPr>
       <w:tblStyleRowBandSize w:val="1"/>
       <w:tblStyleColBandSize w:val="1"/>
@@ -14479,6 +13522,7 @@
       <w:rPr>
         <w:b/>
         <w:bCs/>
+        <w:color w:val="000000"/>
       </w:rPr>
       <w:tblPr/>
       <w:tcPr>
@@ -14572,9 +13616,6 @@
     <w:pPr>
       <w:spacing w:after="0" w:line="240" w:lineRule="auto"/>
     </w:pPr>
-    <w:rPr>
-      <w:color w:val="000000" w:themeColor="text1"/>
-    </w:rPr>
     <w:tblPr>
       <w:tblStyleRowBandSize w:val="1"/>
       <w:tblStyleColBandSize w:val="1"/>
@@ -14594,6 +13635,7 @@
       <w:rPr>
         <w:b/>
         <w:bCs/>
+        <w:color w:val="000000"/>
       </w:rPr>
       <w:tblPr/>
       <w:tcPr>
@@ -14612,7 +13654,7 @@
       <w:rPr>
         <w:b/>
         <w:bCs/>
-        <w:color w:val="FFFFFF" w:themeColor="background1"/>
+        <w:color w:val="000000"/>
       </w:rPr>
       <w:tblPr/>
       <w:tcPr>
@@ -14624,7 +13666,7 @@
     </w:tblStylePr>
     <w:tblStylePr w:type="firstCol">
       <w:rPr>
-        <w:color w:val="FFFFFF" w:themeColor="background1"/>
+        <w:color w:val="000000"/>
       </w:rPr>
       <w:tblPr/>
       <w:tcPr>
@@ -14641,7 +13683,7 @@
     </w:tblStylePr>
     <w:tblStylePr w:type="lastCol">
       <w:rPr>
-        <w:color w:val="FFFFFF" w:themeColor="background1"/>
+        <w:color w:val="000000"/>
       </w:rPr>
       <w:tblPr/>
       <w:tcPr>
@@ -14670,12 +13712,12 @@
     </w:tblStylePr>
     <w:tblStylePr w:type="neCell">
       <w:rPr>
-        <w:color w:val="000000" w:themeColor="text1"/>
+        <w:color w:val="000000"/>
       </w:rPr>
     </w:tblStylePr>
     <w:tblStylePr w:type="nwCell">
       <w:rPr>
-        <w:color w:val="000000" w:themeColor="text1"/>
+        <w:color w:val="000000"/>
       </w:rPr>
     </w:tblStylePr>
   </w:style>
@@ -14687,9 +13729,6 @@
     <w:pPr>
       <w:spacing w:after="0" w:line="240" w:lineRule="auto"/>
     </w:pPr>
-    <w:rPr>
-      <w:color w:val="000000" w:themeColor="text1"/>
-    </w:rPr>
     <w:tblPr>
       <w:tblStyleRowBandSize w:val="1"/>
       <w:tblStyleColBandSize w:val="1"/>
@@ -14709,6 +13748,7 @@
       <w:rPr>
         <w:b/>
         <w:bCs/>
+        <w:color w:val="000000"/>
       </w:rPr>
       <w:tblPr/>
       <w:tcPr>
@@ -14727,7 +13767,7 @@
       <w:rPr>
         <w:b/>
         <w:bCs/>
-        <w:color w:val="FFFFFF" w:themeColor="background1"/>
+        <w:color w:val="000000"/>
       </w:rPr>
       <w:tblPr/>
       <w:tcPr>
@@ -14739,7 +13779,7 @@
     </w:tblStylePr>
     <w:tblStylePr w:type="firstCol">
       <w:rPr>
-        <w:color w:val="FFFFFF" w:themeColor="background1"/>
+        <w:color w:val="000000"/>
       </w:rPr>
       <w:tblPr/>
       <w:tcPr>
@@ -14756,7 +13796,7 @@
     </w:tblStylePr>
     <w:tblStylePr w:type="lastCol">
       <w:rPr>
-        <w:color w:val="FFFFFF" w:themeColor="background1"/>
+        <w:color w:val="000000"/>
       </w:rPr>
       <w:tblPr/>
       <w:tcPr>
@@ -14785,12 +13825,12 @@
     </w:tblStylePr>
     <w:tblStylePr w:type="neCell">
       <w:rPr>
-        <w:color w:val="000000" w:themeColor="text1"/>
+        <w:color w:val="000000"/>
       </w:rPr>
     </w:tblStylePr>
     <w:tblStylePr w:type="nwCell">
       <w:rPr>
-        <w:color w:val="000000" w:themeColor="text1"/>
+        <w:color w:val="000000"/>
       </w:rPr>
     </w:tblStylePr>
   </w:style>
@@ -14802,9 +13842,6 @@
     <w:pPr>
       <w:spacing w:after="0" w:line="240" w:lineRule="auto"/>
     </w:pPr>
-    <w:rPr>
-      <w:color w:val="000000" w:themeColor="text1"/>
-    </w:rPr>
     <w:tblPr>
       <w:tblStyleRowBandSize w:val="1"/>
       <w:tblStyleColBandSize w:val="1"/>
@@ -14824,6 +13861,7 @@
       <w:rPr>
         <w:b/>
         <w:bCs/>
+        <w:color w:val="000000"/>
       </w:rPr>
       <w:tblPr/>
       <w:tcPr>
@@ -14842,7 +13880,7 @@
       <w:rPr>
         <w:b/>
         <w:bCs/>
-        <w:color w:val="FFFFFF" w:themeColor="background1"/>
+        <w:color w:val="000000"/>
       </w:rPr>
       <w:tblPr/>
       <w:tcPr>
@@ -14854,7 +13892,7 @@
     </w:tblStylePr>
     <w:tblStylePr w:type="firstCol">
       <w:rPr>
-        <w:color w:val="FFFFFF" w:themeColor="background1"/>
+        <w:color w:val="000000"/>
       </w:rPr>
       <w:tblPr/>
       <w:tcPr>
@@ -14871,7 +13909,7 @@
     </w:tblStylePr>
     <w:tblStylePr w:type="lastCol">
       <w:rPr>
-        <w:color w:val="FFFFFF" w:themeColor="background1"/>
+        <w:color w:val="000000"/>
       </w:rPr>
       <w:tblPr/>
       <w:tcPr>
@@ -14900,12 +13938,12 @@
     </w:tblStylePr>
     <w:tblStylePr w:type="neCell">
       <w:rPr>
-        <w:color w:val="000000" w:themeColor="text1"/>
+        <w:color w:val="000000"/>
       </w:rPr>
     </w:tblStylePr>
     <w:tblStylePr w:type="nwCell">
       <w:rPr>
-        <w:color w:val="000000" w:themeColor="text1"/>
+        <w:color w:val="000000"/>
       </w:rPr>
     </w:tblStylePr>
   </w:style>
@@ -14917,9 +13955,6 @@
     <w:pPr>
       <w:spacing w:after="0" w:line="240" w:lineRule="auto"/>
     </w:pPr>
-    <w:rPr>
-      <w:color w:val="000000" w:themeColor="text1"/>
-    </w:rPr>
     <w:tblPr>
       <w:tblStyleRowBandSize w:val="1"/>
       <w:tblStyleColBandSize w:val="1"/>
@@ -14939,6 +13974,7 @@
       <w:rPr>
         <w:b/>
         <w:bCs/>
+        <w:color w:val="000000"/>
       </w:rPr>
       <w:tblPr/>
       <w:tcPr>
@@ -14957,7 +13993,7 @@
       <w:rPr>
         <w:b/>
         <w:bCs/>
-        <w:color w:val="FFFFFF" w:themeColor="background1"/>
+        <w:color w:val="000000"/>
       </w:rPr>
       <w:tblPr/>
       <w:tcPr>
@@ -14969,7 +14005,7 @@
     </w:tblStylePr>
     <w:tblStylePr w:type="firstCol">
       <w:rPr>
-        <w:color w:val="FFFFFF" w:themeColor="background1"/>
+        <w:color w:val="000000"/>
       </w:rPr>
       <w:tblPr/>
       <w:tcPr>
@@ -14986,7 +14022,7 @@
     </w:tblStylePr>
     <w:tblStylePr w:type="lastCol">
       <w:rPr>
-        <w:color w:val="FFFFFF" w:themeColor="background1"/>
+        <w:color w:val="000000"/>
       </w:rPr>
       <w:tblPr/>
       <w:tcPr>
@@ -15022,9 +14058,6 @@
     <w:pPr>
       <w:spacing w:after="0" w:line="240" w:lineRule="auto"/>
     </w:pPr>
-    <w:rPr>
-      <w:color w:val="000000" w:themeColor="text1"/>
-    </w:rPr>
     <w:tblPr>
       <w:tblStyleRowBandSize w:val="1"/>
       <w:tblStyleColBandSize w:val="1"/>
@@ -15044,6 +14077,7 @@
       <w:rPr>
         <w:b/>
         <w:bCs/>
+        <w:color w:val="000000"/>
       </w:rPr>
       <w:tblPr/>
       <w:tcPr>
@@ -15062,7 +14096,7 @@
       <w:rPr>
         <w:b/>
         <w:bCs/>
-        <w:color w:val="FFFFFF" w:themeColor="background1"/>
+        <w:color w:val="000000"/>
       </w:rPr>
       <w:tblPr/>
       <w:tcPr>
@@ -15074,7 +14108,7 @@
     </w:tblStylePr>
     <w:tblStylePr w:type="firstCol">
       <w:rPr>
-        <w:color w:val="FFFFFF" w:themeColor="background1"/>
+        <w:color w:val="000000"/>
       </w:rPr>
       <w:tblPr/>
       <w:tcPr>
@@ -15091,7 +14125,7 @@
     </w:tblStylePr>
     <w:tblStylePr w:type="lastCol">
       <w:rPr>
-        <w:color w:val="FFFFFF" w:themeColor="background1"/>
+        <w:color w:val="000000"/>
       </w:rPr>
       <w:tblPr/>
       <w:tcPr>
@@ -15120,12 +14154,12 @@
     </w:tblStylePr>
     <w:tblStylePr w:type="neCell">
       <w:rPr>
-        <w:color w:val="000000" w:themeColor="text1"/>
+        <w:color w:val="000000"/>
       </w:rPr>
     </w:tblStylePr>
     <w:tblStylePr w:type="nwCell">
       <w:rPr>
-        <w:color w:val="000000" w:themeColor="text1"/>
+        <w:color w:val="000000"/>
       </w:rPr>
     </w:tblStylePr>
   </w:style>
@@ -15137,9 +14171,6 @@
     <w:pPr>
       <w:spacing w:after="0" w:line="240" w:lineRule="auto"/>
     </w:pPr>
-    <w:rPr>
-      <w:color w:val="000000" w:themeColor="text1"/>
-    </w:rPr>
     <w:tblPr>
       <w:tblStyleRowBandSize w:val="1"/>
       <w:tblStyleColBandSize w:val="1"/>
@@ -15159,6 +14190,7 @@
       <w:rPr>
         <w:b/>
         <w:bCs/>
+        <w:color w:val="000000"/>
       </w:rPr>
       <w:tblPr/>
       <w:tcPr>
@@ -15177,7 +14209,7 @@
       <w:rPr>
         <w:b/>
         <w:bCs/>
-        <w:color w:val="FFFFFF" w:themeColor="background1"/>
+        <w:color w:val="000000"/>
       </w:rPr>
       <w:tblPr/>
       <w:tcPr>
@@ -15189,7 +14221,7 @@
     </w:tblStylePr>
     <w:tblStylePr w:type="firstCol">
       <w:rPr>
-        <w:color w:val="FFFFFF" w:themeColor="background1"/>
+        <w:color w:val="000000"/>
       </w:rPr>
       <w:tblPr/>
       <w:tcPr>
@@ -15206,7 +14238,7 @@
     </w:tblStylePr>
     <w:tblStylePr w:type="lastCol">
       <w:rPr>
-        <w:color w:val="FFFFFF" w:themeColor="background1"/>
+        <w:color w:val="000000"/>
       </w:rPr>
       <w:tblPr/>
       <w:tcPr>
@@ -15235,12 +14267,12 @@
     </w:tblStylePr>
     <w:tblStylePr w:type="neCell">
       <w:rPr>
-        <w:color w:val="000000" w:themeColor="text1"/>
+        <w:color w:val="000000"/>
       </w:rPr>
     </w:tblStylePr>
     <w:tblStylePr w:type="nwCell">
       <w:rPr>
-        <w:color w:val="000000" w:themeColor="text1"/>
+        <w:color w:val="000000"/>
       </w:rPr>
     </w:tblStylePr>
   </w:style>
@@ -15252,9 +14284,6 @@
     <w:pPr>
       <w:spacing w:after="0" w:line="240" w:lineRule="auto"/>
     </w:pPr>
-    <w:rPr>
-      <w:color w:val="000000" w:themeColor="text1"/>
-    </w:rPr>
     <w:tblPr>
       <w:tblStyleRowBandSize w:val="1"/>
       <w:tblStyleColBandSize w:val="1"/>
@@ -15274,6 +14303,7 @@
       <w:rPr>
         <w:b/>
         <w:bCs/>
+        <w:color w:val="000000"/>
       </w:rPr>
       <w:tblPr/>
       <w:tcPr>
@@ -15292,7 +14322,7 @@
       <w:rPr>
         <w:b/>
         <w:bCs/>
-        <w:color w:val="FFFFFF" w:themeColor="background1"/>
+        <w:color w:val="000000"/>
       </w:rPr>
       <w:tblPr/>
       <w:tcPr>
@@ -15304,7 +14334,7 @@
     </w:tblStylePr>
     <w:tblStylePr w:type="firstCol">
       <w:rPr>
-        <w:color w:val="FFFFFF" w:themeColor="background1"/>
+        <w:color w:val="000000"/>
       </w:rPr>
       <w:tblPr/>
       <w:tcPr>
@@ -15321,7 +14351,7 @@
     </w:tblStylePr>
     <w:tblStylePr w:type="lastCol">
       <w:rPr>
-        <w:color w:val="FFFFFF" w:themeColor="background1"/>
+        <w:color w:val="000000"/>
       </w:rPr>
       <w:tblPr/>
       <w:tcPr>
@@ -15350,12 +14380,12 @@
     </w:tblStylePr>
     <w:tblStylePr w:type="neCell">
       <w:rPr>
-        <w:color w:val="000000" w:themeColor="text1"/>
+        <w:color w:val="000000"/>
       </w:rPr>
     </w:tblStylePr>
     <w:tblStylePr w:type="nwCell">
       <w:rPr>
-        <w:color w:val="000000" w:themeColor="text1"/>
+        <w:color w:val="000000"/>
       </w:rPr>
     </w:tblStylePr>
   </w:style>
@@ -15367,9 +14397,6 @@
     <w:pPr>
       <w:spacing w:after="0" w:line="240" w:lineRule="auto"/>
     </w:pPr>
-    <w:rPr>
-      <w:color w:val="000000" w:themeColor="text1"/>
-    </w:rPr>
     <w:tblPr>
       <w:tblStyleRowBandSize w:val="1"/>
       <w:tblStyleColBandSize w:val="1"/>
@@ -15381,7 +14408,7 @@
       <w:rPr>
         <w:b/>
         <w:bCs/>
-        <w:color w:val="FFFFFF" w:themeColor="background1"/>
+        <w:color w:val="000000"/>
       </w:rPr>
       <w:tblPr/>
       <w:tcPr>
@@ -15395,7 +14422,7 @@
       <w:rPr>
         <w:b/>
         <w:bCs/>
-        <w:color w:val="9E3A38" w:themeColor="accent2" w:themeShade="CC"/>
+        <w:color w:val="000000"/>
       </w:rPr>
       <w:tblPr/>
       <w:tcPr>
@@ -15409,12 +14436,14 @@
       <w:rPr>
         <w:b/>
         <w:bCs/>
+        <w:color w:val="000000"/>
       </w:rPr>
     </w:tblStylePr>
     <w:tblStylePr w:type="lastCol">
       <w:rPr>
         <w:b/>
         <w:bCs/>
+        <w:color w:val="000000"/>
       </w:rPr>
     </w:tblStylePr>
     <w:tblStylePr w:type="band1Vert">
@@ -15446,9 +14475,6 @@
     <w:pPr>
       <w:spacing w:after="0" w:line="240" w:lineRule="auto"/>
     </w:pPr>
-    <w:rPr>
-      <w:color w:val="000000" w:themeColor="text1"/>
-    </w:rPr>
     <w:tblPr>
       <w:tblStyleRowBandSize w:val="1"/>
       <w:tblStyleColBandSize w:val="1"/>
@@ -15460,7 +14486,7 @@
       <w:rPr>
         <w:b/>
         <w:bCs/>
-        <w:color w:val="FFFFFF" w:themeColor="background1"/>
+        <w:color w:val="000000"/>
       </w:rPr>
       <w:tblPr/>
       <w:tcPr>
@@ -15474,7 +14500,7 @@
       <w:rPr>
         <w:b/>
         <w:bCs/>
-        <w:color w:val="9E3A38" w:themeColor="accent2" w:themeShade="CC"/>
+        <w:color w:val="000000"/>
       </w:rPr>
       <w:tblPr/>
       <w:tcPr>
@@ -15488,12 +14514,14 @@
       <w:rPr>
         <w:b/>
         <w:bCs/>
+        <w:color w:val="000000"/>
       </w:rPr>
     </w:tblStylePr>
     <w:tblStylePr w:type="lastCol">
       <w:rPr>
         <w:b/>
         <w:bCs/>
+        <w:color w:val="000000"/>
       </w:rPr>
     </w:tblStylePr>
     <w:tblStylePr w:type="band1Vert">
@@ -15525,9 +14553,6 @@
     <w:pPr>
       <w:spacing w:after="0" w:line="240" w:lineRule="auto"/>
     </w:pPr>
-    <w:rPr>
-      <w:color w:val="000000" w:themeColor="text1"/>
-    </w:rPr>
     <w:tblPr>
       <w:tblStyleRowBandSize w:val="1"/>
       <w:tblStyleColBandSize w:val="1"/>
@@ -15539,7 +14564,7 @@
       <w:rPr>
         <w:b/>
         <w:bCs/>
-        <w:color w:val="FFFFFF" w:themeColor="background1"/>
+        <w:color w:val="000000"/>
       </w:rPr>
       <w:tblPr/>
       <w:tcPr>
@@ -15553,7 +14578,7 @@
       <w:rPr>
         <w:b/>
         <w:bCs/>
-        <w:color w:val="9E3A38" w:themeColor="accent2" w:themeShade="CC"/>
+        <w:color w:val="000000"/>
       </w:rPr>
       <w:tblPr/>
       <w:tcPr>
@@ -15567,12 +14592,14 @@
       <w:rPr>
         <w:b/>
         <w:bCs/>
+        <w:color w:val="000000"/>
       </w:rPr>
     </w:tblStylePr>
     <w:tblStylePr w:type="lastCol">
       <w:rPr>
         <w:b/>
         <w:bCs/>
+        <w:color w:val="000000"/>
       </w:rPr>
     </w:tblStylePr>
     <w:tblStylePr w:type="band1Vert">
@@ -15604,9 +14631,6 @@
     <w:pPr>
       <w:spacing w:after="0" w:line="240" w:lineRule="auto"/>
     </w:pPr>
-    <w:rPr>
-      <w:color w:val="000000" w:themeColor="text1"/>
-    </w:rPr>
     <w:tblPr>
       <w:tblStyleRowBandSize w:val="1"/>
       <w:tblStyleColBandSize w:val="1"/>
@@ -15618,7 +14642,7 @@
       <w:rPr>
         <w:b/>
         <w:bCs/>
-        <w:color w:val="FFFFFF" w:themeColor="background1"/>
+        <w:color w:val="000000"/>
       </w:rPr>
       <w:tblPr/>
       <w:tcPr>
@@ -15632,7 +14656,7 @@
       <w:rPr>
         <w:b/>
         <w:bCs/>
-        <w:color w:val="664E82" w:themeColor="accent4" w:themeShade="CC"/>
+        <w:color w:val="000000"/>
       </w:rPr>
       <w:tblPr/>
       <w:tcPr>
@@ -15646,12 +14670,14 @@
       <w:rPr>
         <w:b/>
         <w:bCs/>
+        <w:color w:val="000000"/>
       </w:rPr>
     </w:tblStylePr>
     <w:tblStylePr w:type="lastCol">
       <w:rPr>
         <w:b/>
         <w:bCs/>
+        <w:color w:val="000000"/>
       </w:rPr>
     </w:tblStylePr>
     <w:tblStylePr w:type="band1Vert">
@@ -15683,9 +14709,6 @@
     <w:pPr>
       <w:spacing w:after="0" w:line="240" w:lineRule="auto"/>
     </w:pPr>
-    <w:rPr>
-      <w:color w:val="000000" w:themeColor="text1"/>
-    </w:rPr>
     <w:tblPr>
       <w:tblStyleRowBandSize w:val="1"/>
       <w:tblStyleColBandSize w:val="1"/>
@@ -15697,7 +14720,7 @@
       <w:rPr>
         <w:b/>
         <w:bCs/>
-        <w:color w:val="FFFFFF" w:themeColor="background1"/>
+        <w:color w:val="000000"/>
       </w:rPr>
       <w:tblPr/>
       <w:tcPr>
@@ -15711,7 +14734,7 @@
       <w:rPr>
         <w:b/>
         <w:bCs/>
-        <w:color w:val="7E9C40" w:themeColor="accent3" w:themeShade="CC"/>
+        <w:color w:val="000000"/>
       </w:rPr>
       <w:tblPr/>
       <w:tcPr>
@@ -15725,12 +14748,14 @@
       <w:rPr>
         <w:b/>
         <w:bCs/>
+        <w:color w:val="000000"/>
       </w:rPr>
     </w:tblStylePr>
     <w:tblStylePr w:type="lastCol">
       <w:rPr>
         <w:b/>
         <w:bCs/>
+        <w:color w:val="000000"/>
       </w:rPr>
     </w:tblStylePr>
     <w:tblStylePr w:type="band1Vert">
@@ -15762,9 +14787,6 @@
     <w:pPr>
       <w:spacing w:after="0" w:line="240" w:lineRule="auto"/>
     </w:pPr>
-    <w:rPr>
-      <w:color w:val="000000" w:themeColor="text1"/>
-    </w:rPr>
     <w:tblPr>
       <w:tblStyleRowBandSize w:val="1"/>
       <w:tblStyleColBandSize w:val="1"/>
@@ -15776,7 +14798,7 @@
       <w:rPr>
         <w:b/>
         <w:bCs/>
-        <w:color w:val="FFFFFF" w:themeColor="background1"/>
+        <w:color w:val="000000"/>
       </w:rPr>
       <w:tblPr/>
       <w:tcPr>
@@ -15790,7 +14812,7 @@
       <w:rPr>
         <w:b/>
         <w:bCs/>
-        <w:color w:val="F2730A" w:themeColor="accent6" w:themeShade="CC"/>
+        <w:color w:val="000000"/>
       </w:rPr>
       <w:tblPr/>
       <w:tcPr>
@@ -15804,12 +14826,14 @@
       <w:rPr>
         <w:b/>
         <w:bCs/>
+        <w:color w:val="000000"/>
       </w:rPr>
     </w:tblStylePr>
     <w:tblStylePr w:type="lastCol">
       <w:rPr>
         <w:b/>
         <w:bCs/>
+        <w:color w:val="000000"/>
       </w:rPr>
     </w:tblStylePr>
     <w:tblStylePr w:type="band1Vert">
@@ -15841,9 +14865,6 @@
     <w:pPr>
       <w:spacing w:after="0" w:line="240" w:lineRule="auto"/>
     </w:pPr>
-    <w:rPr>
-      <w:color w:val="000000" w:themeColor="text1"/>
-    </w:rPr>
     <w:tblPr>
       <w:tblStyleRowBandSize w:val="1"/>
       <w:tblStyleColBandSize w:val="1"/>
@@ -15855,7 +14876,7 @@
       <w:rPr>
         <w:b/>
         <w:bCs/>
-        <w:color w:val="FFFFFF" w:themeColor="background1"/>
+        <w:color w:val="000000"/>
       </w:rPr>
       <w:tblPr/>
       <w:tcPr>
@@ -15869,7 +14890,7 @@
       <w:rPr>
         <w:b/>
         <w:bCs/>
-        <w:color w:val="348DA5" w:themeColor="accent5" w:themeShade="CC"/>
+        <w:color w:val="000000"/>
       </w:rPr>
       <w:tblPr/>
       <w:tcPr>
@@ -15883,12 +14904,14 @@
       <w:rPr>
         <w:b/>
         <w:bCs/>
+        <w:color w:val="000000"/>
       </w:rPr>
     </w:tblStylePr>
     <w:tblStylePr w:type="lastCol">
       <w:rPr>
         <w:b/>
         <w:bCs/>
+        <w:color w:val="000000"/>
       </w:rPr>
     </w:tblStylePr>
     <w:tblStylePr w:type="band1Vert">
@@ -15920,9 +14943,6 @@
     <w:pPr>
       <w:spacing w:after="0" w:line="240" w:lineRule="auto"/>
     </w:pPr>
-    <w:rPr>
-      <w:color w:val="000000" w:themeColor="text1"/>
-    </w:rPr>
     <w:tblPr>
       <w:tblStyleRowBandSize w:val="1"/>
       <w:tblStyleColBandSize w:val="1"/>
@@ -15937,6 +14957,7 @@
       <w:rPr>
         <w:b/>
         <w:bCs/>
+        <w:color w:val="000000"/>
       </w:rPr>
       <w:tblPr/>
       <w:tcPr>
@@ -15947,7 +14968,7 @@
       <w:rPr>
         <w:b/>
         <w:bCs/>
-        <w:color w:val="000000" w:themeColor="text1"/>
+        <w:color w:val="000000"/>
       </w:rPr>
       <w:tblPr/>
       <w:tcPr>
@@ -15956,7 +14977,7 @@
     </w:tblStylePr>
     <w:tblStylePr w:type="firstCol">
       <w:rPr>
-        <w:color w:val="FFFFFF" w:themeColor="background1"/>
+        <w:color w:val="000000"/>
       </w:rPr>
       <w:tblPr/>
       <w:tcPr>
@@ -15965,7 +14986,7 @@
     </w:tblStylePr>
     <w:tblStylePr w:type="lastCol">
       <w:rPr>
-        <w:color w:val="FFFFFF" w:themeColor="background1"/>
+        <w:color w:val="000000"/>
       </w:rPr>
       <w:tblPr/>
       <w:tcPr>
@@ -15993,9 +15014,6 @@
     <w:pPr>
       <w:spacing w:after="0" w:line="240" w:lineRule="auto"/>
     </w:pPr>
-    <w:rPr>
-      <w:color w:val="000000" w:themeColor="text1"/>
-    </w:rPr>
     <w:tblPr>
       <w:tblStyleRowBandSize w:val="1"/>
       <w:tblStyleColBandSize w:val="1"/>
@@ -16010,6 +15028,7 @@
       <w:rPr>
         <w:b/>
         <w:bCs/>
+        <w:color w:val="000000"/>
       </w:rPr>
       <w:tblPr/>
       <w:tcPr>
@@ -16020,7 +15039,7 @@
       <w:rPr>
         <w:b/>
         <w:bCs/>
-        <w:color w:val="000000" w:themeColor="text1"/>
+        <w:color w:val="000000"/>
       </w:rPr>
       <w:tblPr/>
       <w:tcPr>
@@ -16029,7 +15048,7 @@
     </w:tblStylePr>
     <w:tblStylePr w:type="firstCol">
       <w:rPr>
-        <w:color w:val="FFFFFF" w:themeColor="background1"/>
+        <w:color w:val="000000"/>
       </w:rPr>
       <w:tblPr/>
       <w:tcPr>
@@ -16038,7 +15057,7 @@
     </w:tblStylePr>
     <w:tblStylePr w:type="lastCol">
       <w:rPr>
-        <w:color w:val="FFFFFF" w:themeColor="background1"/>
+        <w:color w:val="000000"/>
       </w:rPr>
       <w:tblPr/>
       <w:tcPr>
@@ -16066,9 +15085,6 @@
     <w:pPr>
       <w:spacing w:after="0" w:line="240" w:lineRule="auto"/>
     </w:pPr>
-    <w:rPr>
-      <w:color w:val="000000" w:themeColor="text1"/>
-    </w:rPr>
     <w:tblPr>
       <w:tblStyleRowBandSize w:val="1"/>
       <w:tblStyleColBandSize w:val="1"/>
@@ -16083,6 +15099,7 @@
       <w:rPr>
         <w:b/>
         <w:bCs/>
+        <w:color w:val="000000"/>
       </w:rPr>
       <w:tblPr/>
       <w:tcPr>
@@ -16093,7 +15110,7 @@
       <w:rPr>
         <w:b/>
         <w:bCs/>
-        <w:color w:val="000000" w:themeColor="text1"/>
+        <w:color w:val="000000"/>
       </w:rPr>
       <w:tblPr/>
       <w:tcPr>
@@ -16102,7 +15119,7 @@
     </w:tblStylePr>
     <w:tblStylePr w:type="firstCol">
       <w:rPr>
-        <w:color w:val="FFFFFF" w:themeColor="background1"/>
+        <w:color w:val="000000"/>
       </w:rPr>
       <w:tblPr/>
       <w:tcPr>
@@ -16111,7 +15128,7 @@
     </w:tblStylePr>
     <w:tblStylePr w:type="lastCol">
       <w:rPr>
-        <w:color w:val="FFFFFF" w:themeColor="background1"/>
+        <w:color w:val="000000"/>
       </w:rPr>
       <w:tblPr/>
       <w:tcPr>
@@ -16139,9 +15156,6 @@
     <w:pPr>
       <w:spacing w:after="0" w:line="240" w:lineRule="auto"/>
     </w:pPr>
-    <w:rPr>
-      <w:color w:val="000000" w:themeColor="text1"/>
-    </w:rPr>
     <w:tblPr>
       <w:tblStyleRowBandSize w:val="1"/>
       <w:tblStyleColBandSize w:val="1"/>
@@ -16156,6 +15170,7 @@
       <w:rPr>
         <w:b/>
         <w:bCs/>
+        <w:color w:val="000000"/>
       </w:rPr>
       <w:tblPr/>
       <w:tcPr>
@@ -16166,7 +15181,7 @@
       <w:rPr>
         <w:b/>
         <w:bCs/>
-        <w:color w:val="000000" w:themeColor="text1"/>
+        <w:color w:val="000000"/>
       </w:rPr>
       <w:tblPr/>
       <w:tcPr>
@@ -16175,7 +15190,7 @@
     </w:tblStylePr>
     <w:tblStylePr w:type="firstCol">
       <w:rPr>
-        <w:color w:val="FFFFFF" w:themeColor="background1"/>
+        <w:color w:val="000000"/>
       </w:rPr>
       <w:tblPr/>
       <w:tcPr>
@@ -16184,7 +15199,7 @@
     </w:tblStylePr>
     <w:tblStylePr w:type="lastCol">
       <w:rPr>
-        <w:color w:val="FFFFFF" w:themeColor="background1"/>
+        <w:color w:val="000000"/>
       </w:rPr>
       <w:tblPr/>
       <w:tcPr>
@@ -16212,9 +15227,6 @@
     <w:pPr>
       <w:spacing w:after="0" w:line="240" w:lineRule="auto"/>
     </w:pPr>
-    <w:rPr>
-      <w:color w:val="000000" w:themeColor="text1"/>
-    </w:rPr>
     <w:tblPr>
       <w:tblStyleRowBandSize w:val="1"/>
       <w:tblStyleColBandSize w:val="1"/>
@@ -16229,6 +15241,7 @@
       <w:rPr>
         <w:b/>
         <w:bCs/>
+        <w:color w:val="000000"/>
       </w:rPr>
       <w:tblPr/>
       <w:tcPr>
@@ -16239,7 +15252,7 @@
       <w:rPr>
         <w:b/>
         <w:bCs/>
-        <w:color w:val="000000" w:themeColor="text1"/>
+        <w:color w:val="000000"/>
       </w:rPr>
       <w:tblPr/>
       <w:tcPr>
@@ -16248,7 +15261,7 @@
     </w:tblStylePr>
     <w:tblStylePr w:type="firstCol">
       <w:rPr>
-        <w:color w:val="FFFFFF" w:themeColor="background1"/>
+        <w:color w:val="000000"/>
       </w:rPr>
       <w:tblPr/>
       <w:tcPr>
@@ -16257,7 +15270,7 @@
     </w:tblStylePr>
     <w:tblStylePr w:type="lastCol">
       <w:rPr>
-        <w:color w:val="FFFFFF" w:themeColor="background1"/>
+        <w:color w:val="000000"/>
       </w:rPr>
       <w:tblPr/>
       <w:tcPr>
@@ -16285,9 +15298,6 @@
     <w:pPr>
       <w:spacing w:after="0" w:line="240" w:lineRule="auto"/>
     </w:pPr>
-    <w:rPr>
-      <w:color w:val="000000" w:themeColor="text1"/>
-    </w:rPr>
     <w:tblPr>
       <w:tblStyleRowBandSize w:val="1"/>
       <w:tblStyleColBandSize w:val="1"/>
@@ -16302,6 +15312,7 @@
       <w:rPr>
         <w:b/>
         <w:bCs/>
+        <w:color w:val="000000"/>
       </w:rPr>
       <w:tblPr/>
       <w:tcPr>
@@ -16312,7 +15323,7 @@
       <w:rPr>
         <w:b/>
         <w:bCs/>
-        <w:color w:val="000000" w:themeColor="text1"/>
+        <w:color w:val="000000"/>
       </w:rPr>
       <w:tblPr/>
       <w:tcPr>
@@ -16321,7 +15332,7 @@
     </w:tblStylePr>
     <w:tblStylePr w:type="firstCol">
       <w:rPr>
-        <w:color w:val="FFFFFF" w:themeColor="background1"/>
+        <w:color w:val="000000"/>
       </w:rPr>
       <w:tblPr/>
       <w:tcPr>
@@ -16330,7 +15341,7 @@
     </w:tblStylePr>
     <w:tblStylePr w:type="lastCol">
       <w:rPr>
-        <w:color w:val="FFFFFF" w:themeColor="background1"/>
+        <w:color w:val="000000"/>
       </w:rPr>
       <w:tblPr/>
       <w:tcPr>
@@ -16358,9 +15369,6 @@
     <w:pPr>
       <w:spacing w:after="0" w:line="240" w:lineRule="auto"/>
     </w:pPr>
-    <w:rPr>
-      <w:color w:val="000000" w:themeColor="text1"/>
-    </w:rPr>
     <w:tblPr>
       <w:tblStyleRowBandSize w:val="1"/>
       <w:tblStyleColBandSize w:val="1"/>
@@ -16375,6 +15383,7 @@
       <w:rPr>
         <w:b/>
         <w:bCs/>
+        <w:color w:val="000000"/>
       </w:rPr>
       <w:tblPr/>
       <w:tcPr>
@@ -16385,7 +15394,7 @@
       <w:rPr>
         <w:b/>
         <w:bCs/>
-        <w:color w:val="000000" w:themeColor="text1"/>
+        <w:color w:val="000000"/>
       </w:rPr>
       <w:tblPr/>
       <w:tcPr>
@@ -16394,7 +15403,7 @@
     </w:tblStylePr>
     <w:tblStylePr w:type="firstCol">
       <w:rPr>
-        <w:color w:val="FFFFFF" w:themeColor="background1"/>
+        <w:color w:val="000000"/>
       </w:rPr>
       <w:tblPr/>
       <w:tcPr>
@@ -16403,7 +15412,7 @@
     </w:tblStylePr>
     <w:tblStylePr w:type="lastCol">
       <w:rPr>
-        <w:color w:val="FFFFFF" w:themeColor="background1"/>
+        <w:color w:val="000000"/>
       </w:rPr>
       <w:tblPr/>
       <w:tcPr>
@@ -16439,7 +15448,7 @@
     <w:unhideWhenUsed/>
     <w:rsid w:val="00B160A0"/>
     <w:rPr>
-      <w:color w:val="0000FF" w:themeColor="hyperlink"/>
+      <w:color w:val="000000"/>
       <w:u w:val="single"/>
     </w:rPr>
   </w:style>

--- a/docs/需求分析说明书.docx
+++ b/docs/需求分析说明书.docx
@@ -132,7 +132,7 @@
       <w:r>
         <w:fldChar w:fldCharType="separate"/>
       </w:r>
-      <w:hyperlink w:anchor="_Toc242965867" w:history="1">
+      <w:hyperlink w:anchor="_Toc242985685" w:history="1">
         <w:r>
           <w:rPr>
             <w:rStyle w:val="aff9"/>
@@ -166,7 +166,7 @@
             <w:noProof/>
             <w:webHidden/>
           </w:rPr>
-          <w:instrText xml:space="preserve"> PAGEREF _Toc242965867 \h </w:instrText>
+          <w:instrText xml:space="preserve"> PAGEREF _Toc242985685 \h </w:instrText>
         </w:r>
         <w:r>
           <w:rPr>
@@ -214,7 +214,7 @@
           <w14:ligatures w14:val="standardContextual"/>
         </w:rPr>
       </w:pPr>
-      <w:hyperlink w:anchor="_Toc242965868" w:history="1">
+      <w:hyperlink w:anchor="_Toc242985686" w:history="1">
         <w:r>
           <w:rPr>
             <w:rStyle w:val="aff9"/>
@@ -248,7 +248,7 @@
             <w:noProof/>
             <w:webHidden/>
           </w:rPr>
-          <w:instrText xml:space="preserve"> PAGEREF _Toc242965868 \h </w:instrText>
+          <w:instrText xml:space="preserve"> PAGEREF _Toc242985686 \h </w:instrText>
         </w:r>
         <w:r>
           <w:rPr>
@@ -296,7 +296,7 @@
           <w14:ligatures w14:val="standardContextual"/>
         </w:rPr>
       </w:pPr>
-      <w:hyperlink w:anchor="_Toc242965869" w:history="1">
+      <w:hyperlink w:anchor="_Toc242985687" w:history="1">
         <w:r>
           <w:rPr>
             <w:rStyle w:val="aff9"/>
@@ -330,7 +330,7 @@
             <w:noProof/>
             <w:webHidden/>
           </w:rPr>
-          <w:instrText xml:space="preserve"> PAGEREF _Toc242965869 \h </w:instrText>
+          <w:instrText xml:space="preserve"> PAGEREF _Toc242985687 \h </w:instrText>
         </w:r>
         <w:r>
           <w:rPr>
@@ -378,7 +378,7 @@
           <w14:ligatures w14:val="standardContextual"/>
         </w:rPr>
       </w:pPr>
-      <w:hyperlink w:anchor="_Toc242965870" w:history="1">
+      <w:hyperlink w:anchor="_Toc242985688" w:history="1">
         <w:r>
           <w:rPr>
             <w:rStyle w:val="aff9"/>
@@ -412,7 +412,7 @@
             <w:noProof/>
             <w:webHidden/>
           </w:rPr>
-          <w:instrText xml:space="preserve"> PAGEREF _Toc242965870 \h </w:instrText>
+          <w:instrText xml:space="preserve"> PAGEREF _Toc242985688 \h </w:instrText>
         </w:r>
         <w:r>
           <w:rPr>
@@ -460,7 +460,7 @@
           <w14:ligatures w14:val="standardContextual"/>
         </w:rPr>
       </w:pPr>
-      <w:hyperlink w:anchor="_Toc242965871" w:history="1">
+      <w:hyperlink w:anchor="_Toc242985689" w:history="1">
         <w:r>
           <w:rPr>
             <w:rStyle w:val="aff9"/>
@@ -494,7 +494,7 @@
             <w:noProof/>
             <w:webHidden/>
           </w:rPr>
-          <w:instrText xml:space="preserve"> PAGEREF _Toc242965871 \h </w:instrText>
+          <w:instrText xml:space="preserve"> PAGEREF _Toc242985689 \h </w:instrText>
         </w:r>
         <w:r>
           <w:rPr>
@@ -542,7 +542,7 @@
           <w14:ligatures w14:val="standardContextual"/>
         </w:rPr>
       </w:pPr>
-      <w:hyperlink w:anchor="_Toc242965872" w:history="1">
+      <w:hyperlink w:anchor="_Toc242985690" w:history="1">
         <w:r>
           <w:rPr>
             <w:rStyle w:val="aff9"/>
@@ -576,7 +576,7 @@
             <w:noProof/>
             <w:webHidden/>
           </w:rPr>
-          <w:instrText xml:space="preserve"> PAGEREF _Toc242965872 \h </w:instrText>
+          <w:instrText xml:space="preserve"> PAGEREF _Toc242985690 \h </w:instrText>
         </w:r>
         <w:r>
           <w:rPr>
@@ -624,7 +624,7 @@
           <w14:ligatures w14:val="standardContextual"/>
         </w:rPr>
       </w:pPr>
-      <w:hyperlink w:anchor="_Toc242965873" w:history="1">
+      <w:hyperlink w:anchor="_Toc242985691" w:history="1">
         <w:r>
           <w:rPr>
             <w:rStyle w:val="aff9"/>
@@ -658,7 +658,7 @@
             <w:noProof/>
             <w:webHidden/>
           </w:rPr>
-          <w:instrText xml:space="preserve"> PAGEREF _Toc242965873 \h </w:instrText>
+          <w:instrText xml:space="preserve"> PAGEREF _Toc242985691 \h </w:instrText>
         </w:r>
         <w:r>
           <w:rPr>
@@ -706,7 +706,7 @@
           <w14:ligatures w14:val="standardContextual"/>
         </w:rPr>
       </w:pPr>
-      <w:hyperlink w:anchor="_Toc242965874" w:history="1">
+      <w:hyperlink w:anchor="_Toc242985692" w:history="1">
         <w:r>
           <w:rPr>
             <w:rStyle w:val="aff9"/>
@@ -740,7 +740,7 @@
             <w:noProof/>
             <w:webHidden/>
           </w:rPr>
-          <w:instrText xml:space="preserve"> PAGEREF _Toc242965874 \h </w:instrText>
+          <w:instrText xml:space="preserve"> PAGEREF _Toc242985692 \h </w:instrText>
         </w:r>
         <w:r>
           <w:rPr>
@@ -788,7 +788,7 @@
           <w14:ligatures w14:val="standardContextual"/>
         </w:rPr>
       </w:pPr>
-      <w:hyperlink w:anchor="_Toc242965875" w:history="1">
+      <w:hyperlink w:anchor="_Toc242985693" w:history="1">
         <w:r>
           <w:rPr>
             <w:rStyle w:val="aff9"/>
@@ -822,7 +822,7 @@
             <w:noProof/>
             <w:webHidden/>
           </w:rPr>
-          <w:instrText xml:space="preserve"> PAGEREF _Toc242965875 \h </w:instrText>
+          <w:instrText xml:space="preserve"> PAGEREF _Toc242985693 \h </w:instrText>
         </w:r>
         <w:r>
           <w:rPr>
@@ -870,7 +870,7 @@
           <w14:ligatures w14:val="standardContextual"/>
         </w:rPr>
       </w:pPr>
-      <w:hyperlink w:anchor="_Toc242965876" w:history="1">
+      <w:hyperlink w:anchor="_Toc242985694" w:history="1">
         <w:r>
           <w:rPr>
             <w:rStyle w:val="aff9"/>
@@ -904,7 +904,7 @@
             <w:noProof/>
             <w:webHidden/>
           </w:rPr>
-          <w:instrText xml:space="preserve"> PAGEREF _Toc242965876 \h </w:instrText>
+          <w:instrText xml:space="preserve"> PAGEREF _Toc242985694 \h </w:instrText>
         </w:r>
         <w:r>
           <w:rPr>
@@ -952,7 +952,7 @@
           <w14:ligatures w14:val="standardContextual"/>
         </w:rPr>
       </w:pPr>
-      <w:hyperlink w:anchor="_Toc242965877" w:history="1">
+      <w:hyperlink w:anchor="_Toc242985695" w:history="1">
         <w:r>
           <w:rPr>
             <w:rStyle w:val="aff9"/>
@@ -986,7 +986,7 @@
             <w:noProof/>
             <w:webHidden/>
           </w:rPr>
-          <w:instrText xml:space="preserve"> PAGEREF _Toc242965877 \h </w:instrText>
+          <w:instrText xml:space="preserve"> PAGEREF _Toc242985695 \h </w:instrText>
         </w:r>
         <w:r>
           <w:rPr>
@@ -1034,7 +1034,7 @@
           <w14:ligatures w14:val="standardContextual"/>
         </w:rPr>
       </w:pPr>
-      <w:hyperlink w:anchor="_Toc242965878" w:history="1">
+      <w:hyperlink w:anchor="_Toc242985696" w:history="1">
         <w:r>
           <w:rPr>
             <w:rStyle w:val="aff9"/>
@@ -1068,7 +1068,7 @@
             <w:noProof/>
             <w:webHidden/>
           </w:rPr>
-          <w:instrText xml:space="preserve"> PAGEREF _Toc242965878 \h </w:instrText>
+          <w:instrText xml:space="preserve"> PAGEREF _Toc242985696 \h </w:instrText>
         </w:r>
         <w:r>
           <w:rPr>
@@ -1116,7 +1116,7 @@
           <w14:ligatures w14:val="standardContextual"/>
         </w:rPr>
       </w:pPr>
-      <w:hyperlink w:anchor="_Toc242965879" w:history="1">
+      <w:hyperlink w:anchor="_Toc242985697" w:history="1">
         <w:r>
           <w:rPr>
             <w:rStyle w:val="aff9"/>
@@ -1150,7 +1150,7 @@
             <w:noProof/>
             <w:webHidden/>
           </w:rPr>
-          <w:instrText xml:space="preserve"> PAGEREF _Toc242965879 \h </w:instrText>
+          <w:instrText xml:space="preserve"> PAGEREF _Toc242985697 \h </w:instrText>
         </w:r>
         <w:r>
           <w:rPr>
@@ -1198,7 +1198,7 @@
           <w14:ligatures w14:val="standardContextual"/>
         </w:rPr>
       </w:pPr>
-      <w:hyperlink w:anchor="_Toc242965880" w:history="1">
+      <w:hyperlink w:anchor="_Toc242985698" w:history="1">
         <w:r>
           <w:rPr>
             <w:rStyle w:val="aff9"/>
@@ -1232,7 +1232,7 @@
             <w:noProof/>
             <w:webHidden/>
           </w:rPr>
-          <w:instrText xml:space="preserve"> PAGEREF _Toc242965880 \h </w:instrText>
+          <w:instrText xml:space="preserve"> PAGEREF _Toc242985698 \h </w:instrText>
         </w:r>
         <w:r>
           <w:rPr>
@@ -1280,7 +1280,7 @@
           <w14:ligatures w14:val="standardContextual"/>
         </w:rPr>
       </w:pPr>
-      <w:hyperlink w:anchor="_Toc242965881" w:history="1">
+      <w:hyperlink w:anchor="_Toc242985699" w:history="1">
         <w:r>
           <w:rPr>
             <w:rStyle w:val="aff9"/>
@@ -1314,7 +1314,7 @@
             <w:noProof/>
             <w:webHidden/>
           </w:rPr>
-          <w:instrText xml:space="preserve"> PAGEREF _Toc242965881 \h </w:instrText>
+          <w:instrText xml:space="preserve"> PAGEREF _Toc242985699 \h </w:instrText>
         </w:r>
         <w:r>
           <w:rPr>
@@ -1362,7 +1362,7 @@
           <w14:ligatures w14:val="standardContextual"/>
         </w:rPr>
       </w:pPr>
-      <w:hyperlink w:anchor="_Toc242965882" w:history="1">
+      <w:hyperlink w:anchor="_Toc242985700" w:history="1">
         <w:r>
           <w:rPr>
             <w:rStyle w:val="aff9"/>
@@ -1396,7 +1396,7 @@
             <w:noProof/>
             <w:webHidden/>
           </w:rPr>
-          <w:instrText xml:space="preserve"> PAGEREF _Toc242965882 \h </w:instrText>
+          <w:instrText xml:space="preserve"> PAGEREF _Toc242985700 \h </w:instrText>
         </w:r>
         <w:r>
           <w:rPr>
@@ -1444,7 +1444,7 @@
           <w14:ligatures w14:val="standardContextual"/>
         </w:rPr>
       </w:pPr>
-      <w:hyperlink w:anchor="_Toc242965883" w:history="1">
+      <w:hyperlink w:anchor="_Toc242985701" w:history="1">
         <w:r>
           <w:rPr>
             <w:rStyle w:val="aff9"/>
@@ -1478,7 +1478,7 @@
             <w:noProof/>
             <w:webHidden/>
           </w:rPr>
-          <w:instrText xml:space="preserve"> PAGEREF _Toc242965883 \h </w:instrText>
+          <w:instrText xml:space="preserve"> PAGEREF _Toc242985701 \h </w:instrText>
         </w:r>
         <w:r>
           <w:rPr>
@@ -1526,7 +1526,7 @@
           <w14:ligatures w14:val="standardContextual"/>
         </w:rPr>
       </w:pPr>
-      <w:hyperlink w:anchor="_Toc242965884" w:history="1">
+      <w:hyperlink w:anchor="_Toc242985702" w:history="1">
         <w:r>
           <w:rPr>
             <w:rStyle w:val="aff9"/>
@@ -1560,7 +1560,7 @@
             <w:noProof/>
             <w:webHidden/>
           </w:rPr>
-          <w:instrText xml:space="preserve"> PAGEREF _Toc242965884 \h </w:instrText>
+          <w:instrText xml:space="preserve"> PAGEREF _Toc242985702 \h </w:instrText>
         </w:r>
         <w:r>
           <w:rPr>
@@ -1608,7 +1608,7 @@
           <w14:ligatures w14:val="standardContextual"/>
         </w:rPr>
       </w:pPr>
-      <w:hyperlink w:anchor="_Toc242965885" w:history="1">
+      <w:hyperlink w:anchor="_Toc242985703" w:history="1">
         <w:r>
           <w:rPr>
             <w:rStyle w:val="aff9"/>
@@ -1642,7 +1642,7 @@
             <w:noProof/>
             <w:webHidden/>
           </w:rPr>
-          <w:instrText xml:space="preserve"> PAGEREF _Toc242965885 \h </w:instrText>
+          <w:instrText xml:space="preserve"> PAGEREF _Toc242985703 \h </w:instrText>
         </w:r>
         <w:r>
           <w:rPr>
@@ -1690,7 +1690,7 @@
           <w14:ligatures w14:val="standardContextual"/>
         </w:rPr>
       </w:pPr>
-      <w:hyperlink w:anchor="_Toc242965886" w:history="1">
+      <w:hyperlink w:anchor="_Toc242985704" w:history="1">
         <w:r>
           <w:rPr>
             <w:rStyle w:val="aff9"/>
@@ -1724,7 +1724,7 @@
             <w:noProof/>
             <w:webHidden/>
           </w:rPr>
-          <w:instrText xml:space="preserve"> PAGEREF _Toc242965886 \h </w:instrText>
+          <w:instrText xml:space="preserve"> PAGEREF _Toc242985704 \h </w:instrText>
         </w:r>
         <w:r>
           <w:rPr>
@@ -1772,7 +1772,7 @@
           <w14:ligatures w14:val="standardContextual"/>
         </w:rPr>
       </w:pPr>
-      <w:hyperlink w:anchor="_Toc242965887" w:history="1">
+      <w:hyperlink w:anchor="_Toc242985705" w:history="1">
         <w:r>
           <w:rPr>
             <w:rStyle w:val="aff9"/>
@@ -1806,7 +1806,7 @@
             <w:noProof/>
             <w:webHidden/>
           </w:rPr>
-          <w:instrText xml:space="preserve"> PAGEREF _Toc242965887 \h </w:instrText>
+          <w:instrText xml:space="preserve"> PAGEREF _Toc242985705 \h </w:instrText>
         </w:r>
         <w:r>
           <w:rPr>
@@ -1854,7 +1854,7 @@
           <w14:ligatures w14:val="standardContextual"/>
         </w:rPr>
       </w:pPr>
-      <w:hyperlink w:anchor="_Toc242965888" w:history="1">
+      <w:hyperlink w:anchor="_Toc242985706" w:history="1">
         <w:r>
           <w:rPr>
             <w:rStyle w:val="aff9"/>
@@ -1888,7 +1888,7 @@
             <w:noProof/>
             <w:webHidden/>
           </w:rPr>
-          <w:instrText xml:space="preserve"> PAGEREF _Toc242965888 \h </w:instrText>
+          <w:instrText xml:space="preserve"> PAGEREF _Toc242985706 \h </w:instrText>
         </w:r>
         <w:r>
           <w:rPr>
@@ -1936,7 +1936,7 @@
           <w14:ligatures w14:val="standardContextual"/>
         </w:rPr>
       </w:pPr>
-      <w:hyperlink w:anchor="_Toc242965889" w:history="1">
+      <w:hyperlink w:anchor="_Toc242985707" w:history="1">
         <w:r>
           <w:rPr>
             <w:rStyle w:val="aff9"/>
@@ -1970,7 +1970,7 @@
             <w:noProof/>
             <w:webHidden/>
           </w:rPr>
-          <w:instrText xml:space="preserve"> PAGEREF _Toc242965889 \h </w:instrText>
+          <w:instrText xml:space="preserve"> PAGEREF _Toc242985707 \h </w:instrText>
         </w:r>
         <w:r>
           <w:rPr>
@@ -2018,7 +2018,7 @@
           <w14:ligatures w14:val="standardContextual"/>
         </w:rPr>
       </w:pPr>
-      <w:hyperlink w:anchor="_Toc242965890" w:history="1">
+      <w:hyperlink w:anchor="_Toc242985708" w:history="1">
         <w:r>
           <w:rPr>
             <w:rStyle w:val="aff9"/>
@@ -2052,7 +2052,7 @@
             <w:noProof/>
             <w:webHidden/>
           </w:rPr>
-          <w:instrText xml:space="preserve"> PAGEREF _Toc242965890 \h </w:instrText>
+          <w:instrText xml:space="preserve"> PAGEREF _Toc242985708 \h </w:instrText>
         </w:r>
         <w:r>
           <w:rPr>
@@ -2100,7 +2100,7 @@
           <w14:ligatures w14:val="standardContextual"/>
         </w:rPr>
       </w:pPr>
-      <w:hyperlink w:anchor="_Toc242965891" w:history="1">
+      <w:hyperlink w:anchor="_Toc242985709" w:history="1">
         <w:r>
           <w:rPr>
             <w:rStyle w:val="aff9"/>
@@ -2134,7 +2134,7 @@
             <w:noProof/>
             <w:webHidden/>
           </w:rPr>
-          <w:instrText xml:space="preserve"> PAGEREF _Toc242965891 \h </w:instrText>
+          <w:instrText xml:space="preserve"> PAGEREF _Toc242985709 \h </w:instrText>
         </w:r>
         <w:r>
           <w:rPr>
@@ -2182,7 +2182,7 @@
           <w14:ligatures w14:val="standardContextual"/>
         </w:rPr>
       </w:pPr>
-      <w:hyperlink w:anchor="_Toc242965892" w:history="1">
+      <w:hyperlink w:anchor="_Toc242985710" w:history="1">
         <w:r>
           <w:rPr>
             <w:rStyle w:val="aff9"/>
@@ -2216,7 +2216,7 @@
             <w:noProof/>
             <w:webHidden/>
           </w:rPr>
-          <w:instrText xml:space="preserve"> PAGEREF _Toc242965892 \h </w:instrText>
+          <w:instrText xml:space="preserve"> PAGEREF _Toc242985710 \h </w:instrText>
         </w:r>
         <w:r>
           <w:rPr>
@@ -2264,7 +2264,7 @@
           <w14:ligatures w14:val="standardContextual"/>
         </w:rPr>
       </w:pPr>
-      <w:hyperlink w:anchor="_Toc242965893" w:history="1">
+      <w:hyperlink w:anchor="_Toc242985711" w:history="1">
         <w:r>
           <w:rPr>
             <w:rStyle w:val="aff9"/>
@@ -2298,7 +2298,7 @@
             <w:noProof/>
             <w:webHidden/>
           </w:rPr>
-          <w:instrText xml:space="preserve"> PAGEREF _Toc242965893 \h </w:instrText>
+          <w:instrText xml:space="preserve"> PAGEREF _Toc242985711 \h </w:instrText>
         </w:r>
         <w:r>
           <w:rPr>
@@ -2346,7 +2346,7 @@
           <w14:ligatures w14:val="standardContextual"/>
         </w:rPr>
       </w:pPr>
-      <w:hyperlink w:anchor="_Toc242965894" w:history="1">
+      <w:hyperlink w:anchor="_Toc242985712" w:history="1">
         <w:r>
           <w:rPr>
             <w:rStyle w:val="aff9"/>
@@ -2380,7 +2380,7 @@
             <w:noProof/>
             <w:webHidden/>
           </w:rPr>
-          <w:instrText xml:space="preserve"> PAGEREF _Toc242965894 \h </w:instrText>
+          <w:instrText xml:space="preserve"> PAGEREF _Toc242985712 \h </w:instrText>
         </w:r>
         <w:r>
           <w:rPr>
@@ -2428,7 +2428,7 @@
           <w14:ligatures w14:val="standardContextual"/>
         </w:rPr>
       </w:pPr>
-      <w:hyperlink w:anchor="_Toc242965895" w:history="1">
+      <w:hyperlink w:anchor="_Toc242985713" w:history="1">
         <w:r>
           <w:rPr>
             <w:rStyle w:val="aff9"/>
@@ -2462,7 +2462,7 @@
             <w:noProof/>
             <w:webHidden/>
           </w:rPr>
-          <w:instrText xml:space="preserve"> PAGEREF _Toc242965895 \h </w:instrText>
+          <w:instrText xml:space="preserve"> PAGEREF _Toc242985713 \h </w:instrText>
         </w:r>
         <w:r>
           <w:rPr>
@@ -2510,7 +2510,7 @@
           <w14:ligatures w14:val="standardContextual"/>
         </w:rPr>
       </w:pPr>
-      <w:hyperlink w:anchor="_Toc242965896" w:history="1">
+      <w:hyperlink w:anchor="_Toc242985714" w:history="1">
         <w:r>
           <w:rPr>
             <w:rStyle w:val="aff9"/>
@@ -2544,7 +2544,7 @@
             <w:noProof/>
             <w:webHidden/>
           </w:rPr>
-          <w:instrText xml:space="preserve"> PAGEREF _Toc242965896 \h </w:instrText>
+          <w:instrText xml:space="preserve"> PAGEREF _Toc242985714 \h </w:instrText>
         </w:r>
         <w:r>
           <w:rPr>
@@ -2565,6 +2565,170 @@
             <w:webHidden/>
           </w:rPr>
           <w:t>12</w:t>
+        </w:r>
+        <w:r>
+          <w:rPr>
+            <w:noProof/>
+            <w:webHidden/>
+          </w:rPr>
+          <w:fldChar w:fldCharType="end"/>
+        </w:r>
+      </w:hyperlink>
+    </w:p>
+    <w:p>
+      <w:pPr>
+        <w:pStyle w:val="TOC2"/>
+        <w:tabs>
+          <w:tab w:val="right" w:leader="dot" w:pos="8778"/>
+        </w:tabs>
+        <w:rPr>
+          <w:rFonts w:asciiTheme="minorHAnsi" w:eastAsiaTheme="minorEastAsia" w:hAnsiTheme="minorHAnsi" w:cstheme="minorBidi"/>
+          <w:noProof/>
+          <w:color w:val="auto"/>
+          <w:kern w:val="2"/>
+          <w:sz w:val="22"/>
+          <w:szCs w:val="24"/>
+          <w:lang w:eastAsia="zh-CN"/>
+          <w14:ligatures w14:val="standardContextual"/>
+        </w:rPr>
+      </w:pPr>
+      <w:hyperlink w:anchor="_Toc242985715" w:history="1">
+        <w:r>
+          <w:rPr>
+            <w:rStyle w:val="aff9"/>
+            <w:noProof/>
+          </w:rPr>
+          <w:t xml:space="preserve">4.8 A08 </w:t>
+        </w:r>
+        <w:r>
+          <w:rPr>
+            <w:rStyle w:val="aff9"/>
+            <w:noProof/>
+          </w:rPr>
+          <w:t>自然语言任务与范围识别</w:t>
+        </w:r>
+        <w:r>
+          <w:rPr>
+            <w:noProof/>
+            <w:webHidden/>
+          </w:rPr>
+          <w:tab/>
+        </w:r>
+        <w:r>
+          <w:rPr>
+            <w:noProof/>
+            <w:webHidden/>
+          </w:rPr>
+          <w:fldChar w:fldCharType="begin"/>
+        </w:r>
+        <w:r>
+          <w:rPr>
+            <w:noProof/>
+            <w:webHidden/>
+          </w:rPr>
+          <w:instrText xml:space="preserve"> PAGEREF _Toc242985715 \h </w:instrText>
+        </w:r>
+        <w:r>
+          <w:rPr>
+            <w:noProof/>
+            <w:webHidden/>
+          </w:rPr>
+        </w:r>
+        <w:r>
+          <w:rPr>
+            <w:noProof/>
+            <w:webHidden/>
+          </w:rPr>
+          <w:fldChar w:fldCharType="separate"/>
+        </w:r>
+        <w:r>
+          <w:rPr>
+            <w:noProof/>
+            <w:webHidden/>
+          </w:rPr>
+          <w:t>12</w:t>
+        </w:r>
+        <w:r>
+          <w:rPr>
+            <w:noProof/>
+            <w:webHidden/>
+          </w:rPr>
+          <w:fldChar w:fldCharType="end"/>
+        </w:r>
+      </w:hyperlink>
+    </w:p>
+    <w:p>
+      <w:pPr>
+        <w:pStyle w:val="TOC2"/>
+        <w:tabs>
+          <w:tab w:val="right" w:leader="dot" w:pos="8778"/>
+        </w:tabs>
+        <w:rPr>
+          <w:rFonts w:asciiTheme="minorHAnsi" w:eastAsiaTheme="minorEastAsia" w:hAnsiTheme="minorHAnsi" w:cstheme="minorBidi"/>
+          <w:noProof/>
+          <w:color w:val="auto"/>
+          <w:kern w:val="2"/>
+          <w:sz w:val="22"/>
+          <w:szCs w:val="24"/>
+          <w:lang w:eastAsia="zh-CN"/>
+          <w14:ligatures w14:val="standardContextual"/>
+        </w:rPr>
+      </w:pPr>
+      <w:hyperlink w:anchor="_Toc242985716" w:history="1">
+        <w:r>
+          <w:rPr>
+            <w:rStyle w:val="aff9"/>
+            <w:noProof/>
+          </w:rPr>
+          <w:t xml:space="preserve">4.9 A09 </w:t>
+        </w:r>
+        <w:r>
+          <w:rPr>
+            <w:rStyle w:val="aff9"/>
+            <w:noProof/>
+          </w:rPr>
+          <w:t>文档欢迎内容与推荐问题</w:t>
+        </w:r>
+        <w:r>
+          <w:rPr>
+            <w:noProof/>
+            <w:webHidden/>
+          </w:rPr>
+          <w:tab/>
+        </w:r>
+        <w:r>
+          <w:rPr>
+            <w:noProof/>
+            <w:webHidden/>
+          </w:rPr>
+          <w:fldChar w:fldCharType="begin"/>
+        </w:r>
+        <w:r>
+          <w:rPr>
+            <w:noProof/>
+            <w:webHidden/>
+          </w:rPr>
+          <w:instrText xml:space="preserve"> PAGEREF _Toc242985716 \h </w:instrText>
+        </w:r>
+        <w:r>
+          <w:rPr>
+            <w:noProof/>
+            <w:webHidden/>
+          </w:rPr>
+        </w:r>
+        <w:r>
+          <w:rPr>
+            <w:noProof/>
+            <w:webHidden/>
+          </w:rPr>
+          <w:fldChar w:fldCharType="separate"/>
+        </w:r>
+        <w:r>
+          <w:rPr>
+            <w:noProof/>
+            <w:webHidden/>
+          </w:rPr>
+          <w:t>13</w:t>
         </w:r>
         <w:r>
           <w:rPr>
@@ -2592,7 +2756,7 @@
           <w14:ligatures w14:val="standardContextual"/>
         </w:rPr>
       </w:pPr>
-      <w:hyperlink w:anchor="_Toc242965897" w:history="1">
+      <w:hyperlink w:anchor="_Toc242985717" w:history="1">
         <w:r>
           <w:rPr>
             <w:rStyle w:val="aff9"/>
@@ -2626,7 +2790,7 @@
             <w:noProof/>
             <w:webHidden/>
           </w:rPr>
-          <w:instrText xml:space="preserve"> PAGEREF _Toc242965897 \h </w:instrText>
+          <w:instrText xml:space="preserve"> PAGEREF _Toc242985717 \h </w:instrText>
         </w:r>
         <w:r>
           <w:rPr>
@@ -2646,7 +2810,7 @@
             <w:noProof/>
             <w:webHidden/>
           </w:rPr>
-          <w:t>12</w:t>
+          <w:t>13</w:t>
         </w:r>
         <w:r>
           <w:rPr>
@@ -2674,7 +2838,7 @@
           <w14:ligatures w14:val="standardContextual"/>
         </w:rPr>
       </w:pPr>
-      <w:hyperlink w:anchor="_Toc242965898" w:history="1">
+      <w:hyperlink w:anchor="_Toc242985718" w:history="1">
         <w:r>
           <w:rPr>
             <w:rStyle w:val="aff9"/>
@@ -2708,7 +2872,7 @@
             <w:noProof/>
             <w:webHidden/>
           </w:rPr>
-          <w:instrText xml:space="preserve"> PAGEREF _Toc242965898 \h </w:instrText>
+          <w:instrText xml:space="preserve"> PAGEREF _Toc242985718 \h </w:instrText>
         </w:r>
         <w:r>
           <w:rPr>
@@ -2728,7 +2892,7 @@
             <w:noProof/>
             <w:webHidden/>
           </w:rPr>
-          <w:t>12</w:t>
+          <w:t>13</w:t>
         </w:r>
         <w:r>
           <w:rPr>
@@ -2756,7 +2920,7 @@
           <w14:ligatures w14:val="standardContextual"/>
         </w:rPr>
       </w:pPr>
-      <w:hyperlink w:anchor="_Toc242965899" w:history="1">
+      <w:hyperlink w:anchor="_Toc242985719" w:history="1">
         <w:r>
           <w:rPr>
             <w:rStyle w:val="aff9"/>
@@ -2790,7 +2954,7 @@
             <w:noProof/>
             <w:webHidden/>
           </w:rPr>
-          <w:instrText xml:space="preserve"> PAGEREF _Toc242965899 \h </w:instrText>
+          <w:instrText xml:space="preserve"> PAGEREF _Toc242985719 \h </w:instrText>
         </w:r>
         <w:r>
           <w:rPr>
@@ -2810,7 +2974,7 @@
             <w:noProof/>
             <w:webHidden/>
           </w:rPr>
-          <w:t>13</w:t>
+          <w:t>14</w:t>
         </w:r>
         <w:r>
           <w:rPr>
@@ -2838,7 +3002,7 @@
           <w14:ligatures w14:val="standardContextual"/>
         </w:rPr>
       </w:pPr>
-      <w:hyperlink w:anchor="_Toc242965900" w:history="1">
+      <w:hyperlink w:anchor="_Toc242985720" w:history="1">
         <w:r>
           <w:rPr>
             <w:rStyle w:val="aff9"/>
@@ -2872,7 +3036,7 @@
             <w:noProof/>
             <w:webHidden/>
           </w:rPr>
-          <w:instrText xml:space="preserve"> PAGEREF _Toc242965900 \h </w:instrText>
+          <w:instrText xml:space="preserve"> PAGEREF _Toc242985720 \h </w:instrText>
         </w:r>
         <w:r>
           <w:rPr>
@@ -2892,7 +3056,7 @@
             <w:noProof/>
             <w:webHidden/>
           </w:rPr>
-          <w:t>13</w:t>
+          <w:t>14</w:t>
         </w:r>
         <w:r>
           <w:rPr>
@@ -2920,7 +3084,7 @@
           <w14:ligatures w14:val="standardContextual"/>
         </w:rPr>
       </w:pPr>
-      <w:hyperlink w:anchor="_Toc242965901" w:history="1">
+      <w:hyperlink w:anchor="_Toc242985721" w:history="1">
         <w:r>
           <w:rPr>
             <w:rStyle w:val="aff9"/>
@@ -2954,7 +3118,7 @@
             <w:noProof/>
             <w:webHidden/>
           </w:rPr>
-          <w:instrText xml:space="preserve"> PAGEREF _Toc242965901 \h </w:instrText>
+          <w:instrText xml:space="preserve"> PAGEREF _Toc242985721 \h </w:instrText>
         </w:r>
         <w:r>
           <w:rPr>
@@ -2974,7 +3138,7 @@
             <w:noProof/>
             <w:webHidden/>
           </w:rPr>
-          <w:t>13</w:t>
+          <w:t>14</w:t>
         </w:r>
         <w:r>
           <w:rPr>
@@ -3002,7 +3166,7 @@
           <w14:ligatures w14:val="standardContextual"/>
         </w:rPr>
       </w:pPr>
-      <w:hyperlink w:anchor="_Toc242965902" w:history="1">
+      <w:hyperlink w:anchor="_Toc242985722" w:history="1">
         <w:r>
           <w:rPr>
             <w:rStyle w:val="aff9"/>
@@ -3036,7 +3200,7 @@
             <w:noProof/>
             <w:webHidden/>
           </w:rPr>
-          <w:instrText xml:space="preserve"> PAGEREF _Toc242965902 \h </w:instrText>
+          <w:instrText xml:space="preserve"> PAGEREF _Toc242985722 \h </w:instrText>
         </w:r>
         <w:r>
           <w:rPr>
@@ -3056,7 +3220,7 @@
             <w:noProof/>
             <w:webHidden/>
           </w:rPr>
-          <w:t>14</w:t>
+          <w:t>15</w:t>
         </w:r>
         <w:r>
           <w:rPr>
@@ -3084,7 +3248,7 @@
           <w14:ligatures w14:val="standardContextual"/>
         </w:rPr>
       </w:pPr>
-      <w:hyperlink w:anchor="_Toc242965903" w:history="1">
+      <w:hyperlink w:anchor="_Toc242985723" w:history="1">
         <w:r>
           <w:rPr>
             <w:rStyle w:val="aff9"/>
@@ -3118,7 +3282,7 @@
             <w:noProof/>
             <w:webHidden/>
           </w:rPr>
-          <w:instrText xml:space="preserve"> PAGEREF _Toc242965903 \h </w:instrText>
+          <w:instrText xml:space="preserve"> PAGEREF _Toc242985723 \h </w:instrText>
         </w:r>
         <w:r>
           <w:rPr>
@@ -3138,7 +3302,7 @@
             <w:noProof/>
             <w:webHidden/>
           </w:rPr>
-          <w:t>15</w:t>
+          <w:t>16</w:t>
         </w:r>
         <w:r>
           <w:rPr>
@@ -3166,7 +3330,7 @@
           <w14:ligatures w14:val="standardContextual"/>
         </w:rPr>
       </w:pPr>
-      <w:hyperlink w:anchor="_Toc242965904" w:history="1">
+      <w:hyperlink w:anchor="_Toc242985724" w:history="1">
         <w:r>
           <w:rPr>
             <w:rStyle w:val="aff9"/>
@@ -3200,7 +3364,7 @@
             <w:noProof/>
             <w:webHidden/>
           </w:rPr>
-          <w:instrText xml:space="preserve"> PAGEREF _Toc242965904 \h </w:instrText>
+          <w:instrText xml:space="preserve"> PAGEREF _Toc242985724 \h </w:instrText>
         </w:r>
         <w:r>
           <w:rPr>
@@ -3220,7 +3384,7 @@
             <w:noProof/>
             <w:webHidden/>
           </w:rPr>
-          <w:t>15</w:t>
+          <w:t>16</w:t>
         </w:r>
         <w:r>
           <w:rPr>
@@ -3248,7 +3412,7 @@
           <w14:ligatures w14:val="standardContextual"/>
         </w:rPr>
       </w:pPr>
-      <w:hyperlink w:anchor="_Toc242965905" w:history="1">
+      <w:hyperlink w:anchor="_Toc242985725" w:history="1">
         <w:r>
           <w:rPr>
             <w:rStyle w:val="aff9"/>
@@ -3282,7 +3446,7 @@
             <w:noProof/>
             <w:webHidden/>
           </w:rPr>
-          <w:instrText xml:space="preserve"> PAGEREF _Toc242965905 \h </w:instrText>
+          <w:instrText xml:space="preserve"> PAGEREF _Toc242985725 \h </w:instrText>
         </w:r>
         <w:r>
           <w:rPr>
@@ -3302,7 +3466,7 @@
             <w:noProof/>
             <w:webHidden/>
           </w:rPr>
-          <w:t>15</w:t>
+          <w:t>16</w:t>
         </w:r>
         <w:r>
           <w:rPr>
@@ -3323,7 +3487,7 @@
         <w:pStyle w:val="1"/>
         <w:pageBreakBefore/>
       </w:pPr>
-      <w:bookmarkStart w:id="0" w:name="_Toc242965867"/>
+      <w:bookmarkStart w:id="0" w:name="_Toc242985685"/>
       <w:r>
         <w:lastRenderedPageBreak/>
         <w:t xml:space="preserve">1 </w:t>
@@ -3337,7 +3501,7 @@
       <w:pPr>
         <w:pStyle w:val="21"/>
       </w:pPr>
-      <w:bookmarkStart w:id="1" w:name="_Toc242965868"/>
+      <w:bookmarkStart w:id="1" w:name="_Toc242985686"/>
       <w:r>
         <w:t xml:space="preserve">1.1 </w:t>
       </w:r>
@@ -3378,7 +3542,7 @@
       <w:pPr>
         <w:pStyle w:val="21"/>
       </w:pPr>
-      <w:bookmarkStart w:id="2" w:name="_Toc242965869"/>
+      <w:bookmarkStart w:id="2" w:name="_Toc242985687"/>
       <w:r>
         <w:t xml:space="preserve">1.2 </w:t>
       </w:r>
@@ -3753,7 +3917,7 @@
       <w:pPr>
         <w:pStyle w:val="1"/>
       </w:pPr>
-      <w:bookmarkStart w:id="3" w:name="_Toc242965870"/>
+      <w:bookmarkStart w:id="3" w:name="_Toc242985688"/>
       <w:r>
         <w:lastRenderedPageBreak/>
         <w:t xml:space="preserve">2 </w:t>
@@ -3767,7 +3931,7 @@
       <w:pPr>
         <w:pStyle w:val="21"/>
       </w:pPr>
-      <w:bookmarkStart w:id="4" w:name="_Toc242965871"/>
+      <w:bookmarkStart w:id="4" w:name="_Toc242985689"/>
       <w:r>
         <w:t xml:space="preserve">2.1 </w:t>
       </w:r>
@@ -4353,7 +4517,7 @@
       <w:pPr>
         <w:pStyle w:val="21"/>
       </w:pPr>
-      <w:bookmarkStart w:id="5" w:name="_Toc242965872"/>
+      <w:bookmarkStart w:id="5" w:name="_Toc242985690"/>
       <w:r>
         <w:t xml:space="preserve">2.2 </w:t>
       </w:r>
@@ -4364,13 +4528,19 @@
     </w:p>
     <w:p>
       <w:r>
-        <w:t>初始仅展示右下角智能体按钮。打开浮窗后，首次提交问题或摘要才读取当前</w:t>
+        <w:t>初始仅展示右下角智能体按钮。选择</w:t>
+      </w:r>
+      <w:r>
+        <w:t xml:space="preserve"> PDF </w:t>
+      </w:r>
+      <w:r>
+        <w:t>后首次打开浮窗，系统读取当前</w:t>
       </w:r>
       <w:r>
         <w:t xml:space="preserve"> File </w:t>
       </w:r>
       <w:r>
-        <w:t>对象及内存中的打开密码，完成导入、文本解析、索引和会话建立；打开窗口本身不触发模型调用。后续问题复用文档与索引，结果随生成持续呈现。引用点击驱动原有</w:t>
+        <w:t>对象及内存中的打开密码，完成导入、解析、索引和会话建立，并生成文档概览。未选择文件或模型未配置时不启动生成。随后通过同一输入框提交问题或摘要指令；再次打开已有会话只恢复消息，不重复导入和生成概览。引用点击驱动原有</w:t>
       </w:r>
       <w:r>
         <w:t xml:space="preserve"> PDF </w:t>
@@ -4401,7 +4571,7 @@
       <w:pPr>
         <w:pStyle w:val="1"/>
       </w:pPr>
-      <w:bookmarkStart w:id="6" w:name="_Toc242965873"/>
+      <w:bookmarkStart w:id="6" w:name="_Toc242985691"/>
       <w:r>
         <w:t xml:space="preserve">3 </w:t>
       </w:r>
@@ -4414,7 +4584,7 @@
       <w:pPr>
         <w:pStyle w:val="21"/>
       </w:pPr>
-      <w:bookmarkStart w:id="7" w:name="_Toc242965874"/>
+      <w:bookmarkStart w:id="7" w:name="_Toc242985692"/>
       <w:r>
         <w:t xml:space="preserve">3.1 FR-01 </w:t>
       </w:r>
@@ -4471,7 +4641,7 @@
       <w:pPr>
         <w:pStyle w:val="21"/>
       </w:pPr>
-      <w:bookmarkStart w:id="8" w:name="_Toc242965875"/>
+      <w:bookmarkStart w:id="8" w:name="_Toc242985693"/>
       <w:r>
         <w:t xml:space="preserve">3.2 FR-02 </w:t>
       </w:r>
@@ -4522,7 +4692,7 @@
       <w:pPr>
         <w:pStyle w:val="21"/>
       </w:pPr>
-      <w:bookmarkStart w:id="9" w:name="_Toc242965876"/>
+      <w:bookmarkStart w:id="9" w:name="_Toc242985694"/>
       <w:r>
         <w:lastRenderedPageBreak/>
         <w:t xml:space="preserve">3.3 FR-03 </w:t>
@@ -4562,7 +4732,7 @@
       <w:pPr>
         <w:pStyle w:val="21"/>
       </w:pPr>
-      <w:bookmarkStart w:id="10" w:name="_Toc242965877"/>
+      <w:bookmarkStart w:id="10" w:name="_Toc242985695"/>
       <w:r>
         <w:t xml:space="preserve">3.4 FR-04 </w:t>
       </w:r>
@@ -4601,7 +4771,7 @@
       <w:pPr>
         <w:pStyle w:val="21"/>
       </w:pPr>
-      <w:bookmarkStart w:id="11" w:name="_Toc242965878"/>
+      <w:bookmarkStart w:id="11" w:name="_Toc242985696"/>
       <w:r>
         <w:t xml:space="preserve">3.5 FR-05 </w:t>
       </w:r>
@@ -4640,7 +4810,7 @@
       <w:pPr>
         <w:pStyle w:val="21"/>
       </w:pPr>
-      <w:bookmarkStart w:id="12" w:name="_Toc242965879"/>
+      <w:bookmarkStart w:id="12" w:name="_Toc242985697"/>
       <w:r>
         <w:lastRenderedPageBreak/>
         <w:t xml:space="preserve">3.6 FR-06 </w:t>
@@ -4686,7 +4856,7 @@
       <w:pPr>
         <w:pStyle w:val="21"/>
       </w:pPr>
-      <w:bookmarkStart w:id="13" w:name="_Toc242965880"/>
+      <w:bookmarkStart w:id="13" w:name="_Toc242985698"/>
       <w:r>
         <w:t xml:space="preserve">3.7 FR-07 </w:t>
       </w:r>
@@ -4719,7 +4889,7 @@
       <w:pPr>
         <w:pStyle w:val="21"/>
       </w:pPr>
-      <w:bookmarkStart w:id="14" w:name="_Toc242965881"/>
+      <w:bookmarkStart w:id="14" w:name="_Toc242985699"/>
       <w:r>
         <w:t xml:space="preserve">3.8 FR-08 </w:t>
       </w:r>
@@ -4770,7 +4940,7 @@
       <w:pPr>
         <w:pStyle w:val="21"/>
       </w:pPr>
-      <w:bookmarkStart w:id="15" w:name="_Toc242965882"/>
+      <w:bookmarkStart w:id="15" w:name="_Toc242985700"/>
       <w:r>
         <w:lastRenderedPageBreak/>
         <w:t xml:space="preserve">3.9 FR-09 </w:t>
@@ -4828,7 +4998,7 @@
       <w:pPr>
         <w:pStyle w:val="21"/>
       </w:pPr>
-      <w:bookmarkStart w:id="16" w:name="_Toc242965883"/>
+      <w:bookmarkStart w:id="16" w:name="_Toc242985701"/>
       <w:r>
         <w:t xml:space="preserve">3.10 FR-10 </w:t>
       </w:r>
@@ -4915,7 +5085,7 @@
       <w:pPr>
         <w:pStyle w:val="21"/>
       </w:pPr>
-      <w:bookmarkStart w:id="17" w:name="_Toc242965884"/>
+      <w:bookmarkStart w:id="17" w:name="_Toc242985702"/>
       <w:r>
         <w:t xml:space="preserve">3.11 FR-11 </w:t>
       </w:r>
@@ -4973,7 +5143,7 @@
       <w:pPr>
         <w:pStyle w:val="21"/>
       </w:pPr>
-      <w:bookmarkStart w:id="18" w:name="_Toc242965885"/>
+      <w:bookmarkStart w:id="18" w:name="_Toc242985703"/>
       <w:r>
         <w:t xml:space="preserve">3.12 FR-12 </w:t>
       </w:r>
@@ -5012,7 +5182,7 @@
       <w:pPr>
         <w:pStyle w:val="21"/>
       </w:pPr>
-      <w:bookmarkStart w:id="19" w:name="_Toc242965886"/>
+      <w:bookmarkStart w:id="19" w:name="_Toc242985704"/>
       <w:r>
         <w:t xml:space="preserve">3.13 FR-13 </w:t>
       </w:r>
@@ -5063,7 +5233,7 @@
       <w:pPr>
         <w:pStyle w:val="21"/>
       </w:pPr>
-      <w:bookmarkStart w:id="20" w:name="_Toc242965887"/>
+      <w:bookmarkStart w:id="20" w:name="_Toc242985705"/>
       <w:r>
         <w:t xml:space="preserve">3.14 FR-14 </w:t>
       </w:r>
@@ -5109,7 +5279,7 @@
       <w:pPr>
         <w:pStyle w:val="21"/>
       </w:pPr>
-      <w:bookmarkStart w:id="21" w:name="_Toc242965888"/>
+      <w:bookmarkStart w:id="21" w:name="_Toc242985706"/>
       <w:r>
         <w:t xml:space="preserve">3.15 FR-15 </w:t>
       </w:r>
@@ -5178,7 +5348,7 @@
       <w:pPr>
         <w:pStyle w:val="1"/>
       </w:pPr>
-      <w:bookmarkStart w:id="22" w:name="_Toc242965889"/>
+      <w:bookmarkStart w:id="22" w:name="_Toc242985707"/>
       <w:r>
         <w:t xml:space="preserve">4 </w:t>
       </w:r>
@@ -5220,7 +5390,7 @@
       <w:pPr>
         <w:pStyle w:val="21"/>
       </w:pPr>
-      <w:bookmarkStart w:id="23" w:name="_Toc242965890"/>
+      <w:bookmarkStart w:id="23" w:name="_Toc242985708"/>
       <w:r>
         <w:t xml:space="preserve">4.1 A01 </w:t>
       </w:r>
@@ -5231,13 +5401,19 @@
     </w:p>
     <w:p>
       <w:r>
-        <w:t>输入与处理：输入当前</w:t>
-      </w:r>
-      <w:r>
-        <w:t xml:space="preserve"> PDF</w:t>
-      </w:r>
-      <w:r>
-        <w:t>、摘要类型及可选关注点。支持简要、详细、章节摘要；超过模型输入预算的文档先按片段总结，再分层合并。</w:t>
+        <w:t>输入与处理：通过自然语言指定简要、详细或章节摘要及关注点，例如</w:t>
+      </w:r>
+      <w:r>
+        <w:t>“</w:t>
+      </w:r>
+      <w:r>
+        <w:t>详细总结全文</w:t>
+      </w:r>
+      <w:r>
+        <w:t>”</w:t>
+      </w:r>
+      <w:r>
+        <w:t>。超过模型输入预算的文档先按片段总结，再分层合并。</w:t>
       </w:r>
     </w:p>
     <w:p>
@@ -5254,7 +5430,7 @@
       <w:pPr>
         <w:pStyle w:val="21"/>
       </w:pPr>
-      <w:bookmarkStart w:id="24" w:name="_Toc242965891"/>
+      <w:bookmarkStart w:id="24" w:name="_Toc242985709"/>
       <w:r>
         <w:lastRenderedPageBreak/>
         <w:t xml:space="preserve">4.2 A02 </w:t>
@@ -5283,7 +5459,7 @@
       <w:pPr>
         <w:pStyle w:val="21"/>
       </w:pPr>
-      <w:bookmarkStart w:id="25" w:name="_Toc242965892"/>
+      <w:bookmarkStart w:id="25" w:name="_Toc242985710"/>
       <w:r>
         <w:t xml:space="preserve">4.3 A03 </w:t>
       </w:r>
@@ -5317,7 +5493,7 @@
       <w:pPr>
         <w:pStyle w:val="21"/>
       </w:pPr>
-      <w:bookmarkStart w:id="26" w:name="_Toc242965893"/>
+      <w:bookmarkStart w:id="26" w:name="_Toc242985711"/>
       <w:r>
         <w:t xml:space="preserve">4.4 A04 </w:t>
       </w:r>
@@ -5344,14 +5520,14 @@
     </w:p>
     <w:p>
       <w:r>
-        <w:t>验收条件：检索候选和摘要输入不越过范围；目录点击定位到章节首页；切回全文问答时清除隐藏的范围过滤。</w:t>
+        <w:t>验收条件：检索候选和摘要输入不越过范围；目录点击定位到章节首页并填写可编辑的分析指令；明确要求回到全文时不继承之前的章节范围。</w:t>
       </w:r>
     </w:p>
     <w:p>
       <w:pPr>
         <w:pStyle w:val="21"/>
       </w:pPr>
-      <w:bookmarkStart w:id="27" w:name="_Toc242965894"/>
+      <w:bookmarkStart w:id="27" w:name="_Toc242985712"/>
       <w:r>
         <w:t xml:space="preserve">4.5 A05 </w:t>
       </w:r>
@@ -5380,7 +5556,7 @@
       <w:pPr>
         <w:pStyle w:val="21"/>
       </w:pPr>
-      <w:bookmarkStart w:id="28" w:name="_Toc242965895"/>
+      <w:bookmarkStart w:id="28" w:name="_Toc242985713"/>
       <w:r>
         <w:t xml:space="preserve">4.6 A06 </w:t>
       </w:r>
@@ -5391,7 +5567,7 @@
     </w:p>
     <w:p>
       <w:r>
-        <w:t>输入与处理：初始仅显示右下角按钮。点击显示非模态浮窗，提供问答、摘要、章节、目录和历史入口；支持展开、最小化及关闭。</w:t>
+        <w:t>输入与处理：初始仅显示右下角按钮。点击显示非模态浮窗，通过对话统一调用问答、摘要及章节分析；目录和历史为辅助入口。支持展开、最小化及关闭，不设置阅读模式标签。</w:t>
       </w:r>
     </w:p>
     <w:p>
@@ -5401,20 +5577,20 @@
     </w:p>
     <w:p>
       <w:r>
-        <w:t>验收条件：打开空浮窗不解析</w:t>
-      </w:r>
-      <w:r>
-        <w:t xml:space="preserve"> PDF</w:t>
-      </w:r>
-      <w:r>
-        <w:t>、不调用模型；首次阅读复用工作台文件；同一文档后续提问不重复导入；断线恢复不重复追加文本。</w:t>
+        <w:t>验收条件：未选择</w:t>
+      </w:r>
+      <w:r>
+        <w:t xml:space="preserve"> PDF </w:t>
+      </w:r>
+      <w:r>
+        <w:t>时不解析或调用模型；选择文件后首次打开生成概览，关闭或重开不重复生成；同一文档后续提问不重复导入；断线恢复不重复追加文本。</w:t>
       </w:r>
     </w:p>
     <w:p>
       <w:pPr>
         <w:pStyle w:val="21"/>
       </w:pPr>
-      <w:bookmarkStart w:id="29" w:name="_Toc242965896"/>
+      <w:bookmarkStart w:id="29" w:name="_Toc242985714"/>
       <w:r>
         <w:t xml:space="preserve">4.7 A07 </w:t>
       </w:r>
@@ -5448,33 +5624,132 @@
     <w:p>
       <w:r>
         <w:t>验收条件：重启后历史、文件和引用关联不变；重命名与搜索一致；共享文档仅在最后一个引用被删除时清理；加密文件恢复预览需重新输入打开密码。</w:t>
+      </w:r>
+    </w:p>
+    <w:p>
+      <w:pPr>
+        <w:pStyle w:val="21"/>
+      </w:pPr>
+      <w:bookmarkStart w:id="30" w:name="_Toc242985715"/>
+      <w:r>
+        <w:t xml:space="preserve">4.8 A08 </w:t>
+      </w:r>
+      <w:r>
+        <w:t>自然语言任务与范围识别</w:t>
+      </w:r>
+      <w:bookmarkEnd w:id="30"/>
+    </w:p>
+    <w:p>
+      <w:r>
+        <w:t>输入与处理：接受全文概括、详细总结、章节结构梳理、关键概念解释、指定章节或物理页码分析及目录查询。系统根据当前指令和近期阅读上下文选择任务，不要求填写模式字段或切换标签。</w:t>
+      </w:r>
+    </w:p>
+    <w:p>
+      <w:r>
+        <w:lastRenderedPageBreak/>
+        <w:t>输出与异常：全文摘要覆盖全部文本；范围问答只检索范围内证据。未知章节、越界页码或无法确定的</w:t>
+      </w:r>
+      <w:r>
+        <w:t>“</w:t>
+      </w:r>
+      <w:r>
+        <w:t>这一章</w:t>
+      </w:r>
+      <w:r>
+        <w:t>”</w:t>
+      </w:r>
+      <w:r>
+        <w:t>返回澄清问题；模型输出不符合任务契约时保存失败状态并允许重试，不静默改为全文问答。</w:t>
+      </w:r>
+    </w:p>
+    <w:p>
+      <w:r>
+        <w:t>验收条件：三条推荐问题及对应自由输入分别触发相同阅读任务；</w:t>
+      </w:r>
+      <w:r>
+        <w:t>“</w:t>
+      </w:r>
+      <w:r>
+        <w:t>分析第</w:t>
+      </w:r>
+      <w:r>
+        <w:t xml:space="preserve"> 3–5 </w:t>
+      </w:r>
+      <w:r>
+        <w:t>页</w:t>
+      </w:r>
+      <w:r>
+        <w:t>”</w:t>
+      </w:r>
+      <w:r>
+        <w:t>保留物理页范围；</w:t>
+      </w:r>
+      <w:r>
+        <w:t>“</w:t>
+      </w:r>
+      <w:r>
+        <w:t>回到全文</w:t>
+      </w:r>
+      <w:r>
+        <w:t>”</w:t>
+      </w:r>
+      <w:r>
+        <w:t>解除前文范围；范围解析与文档实际页数、目录匹配。</w:t>
+      </w:r>
+    </w:p>
+    <w:p>
+      <w:pPr>
+        <w:pStyle w:val="21"/>
+      </w:pPr>
+      <w:bookmarkStart w:id="31" w:name="_Toc242985716"/>
+      <w:r>
+        <w:t xml:space="preserve">4.9 A09 </w:t>
+      </w:r>
+      <w:r>
+        <w:t>文档欢迎内容与推荐问题</w:t>
+      </w:r>
+      <w:bookmarkEnd w:id="31"/>
+    </w:p>
+    <w:p>
+      <w:r>
+        <w:t>输入与处理：首次打开当前文档或新建会话时生成简短概览，内容取自可提取正文。欢迎内容保存在会话内，显示三个推荐问题：概括主要内容、按章节梳理结构和重点、解释关键概念。点击建议直接作为用户消息发送。</w:t>
+      </w:r>
+    </w:p>
+    <w:p>
+      <w:r>
+        <w:t>输出与异常：欢迎生成期间显示实际处理状态，支持停止与重试；未读到正文时不显示推测性文档介绍。无文件时三个建议不可提交；首个用户问题发送后收起推荐区。</w:t>
+      </w:r>
+    </w:p>
+    <w:p>
+      <w:r>
+        <w:t>验收条件：欢迎区推荐问题恰为三个；没有伪造的用户请求；同一会话重开和刷新不重复生成欢迎内容；欢迎流式更新不将标题自动滚出可视区域。</w:t>
       </w:r>
     </w:p>
     <w:p>
       <w:pPr>
         <w:pStyle w:val="1"/>
       </w:pPr>
-      <w:bookmarkStart w:id="30" w:name="_Toc242965897"/>
+      <w:bookmarkStart w:id="32" w:name="_Toc242985717"/>
       <w:r>
         <w:t xml:space="preserve">5 </w:t>
       </w:r>
       <w:r>
         <w:t>外部接口与数据要求</w:t>
       </w:r>
-      <w:bookmarkEnd w:id="30"/>
+      <w:bookmarkEnd w:id="32"/>
     </w:p>
     <w:p>
       <w:pPr>
         <w:pStyle w:val="21"/>
       </w:pPr>
-      <w:bookmarkStart w:id="31" w:name="_Toc242965898"/>
+      <w:bookmarkStart w:id="33" w:name="_Toc242985718"/>
       <w:r>
         <w:t xml:space="preserve">5.1 </w:t>
       </w:r>
       <w:r>
         <w:t>工作台与服务接口</w:t>
       </w:r>
-      <w:bookmarkEnd w:id="31"/>
+      <w:bookmarkEnd w:id="33"/>
     </w:p>
     <w:p>
       <w:r>
@@ -5543,7 +5818,6 @@
     </w:p>
     <w:p>
       <w:r>
-        <w:lastRenderedPageBreak/>
         <w:t>页码从</w:t>
       </w:r>
       <w:r>
@@ -5603,6 +5877,7 @@
     </w:p>
     <w:p>
       <w:r>
+        <w:lastRenderedPageBreak/>
         <w:t>文字水印限单行</w:t>
       </w:r>
       <w:r>
@@ -5688,14 +5963,14 @@
       <w:pPr>
         <w:pStyle w:val="21"/>
       </w:pPr>
-      <w:bookmarkStart w:id="32" w:name="_Toc242965899"/>
+      <w:bookmarkStart w:id="34" w:name="_Toc242985719"/>
       <w:r>
         <w:t xml:space="preserve">5.2 </w:t>
       </w:r>
       <w:r>
         <w:t>存储与外部模型边界</w:t>
       </w:r>
-      <w:bookmarkEnd w:id="32"/>
+      <w:bookmarkEnd w:id="34"/>
     </w:p>
     <w:p>
       <w:r>
@@ -5723,27 +5998,27 @@
       <w:pPr>
         <w:pStyle w:val="1"/>
       </w:pPr>
-      <w:bookmarkStart w:id="33" w:name="_Toc242965900"/>
+      <w:bookmarkStart w:id="35" w:name="_Toc242985720"/>
       <w:r>
         <w:t xml:space="preserve">6 </w:t>
       </w:r>
       <w:r>
         <w:t>非功能需求</w:t>
       </w:r>
-      <w:bookmarkEnd w:id="33"/>
+      <w:bookmarkEnd w:id="35"/>
     </w:p>
     <w:p>
       <w:pPr>
         <w:pStyle w:val="21"/>
       </w:pPr>
-      <w:bookmarkStart w:id="34" w:name="_Toc242965901"/>
+      <w:bookmarkStart w:id="36" w:name="_Toc242985721"/>
       <w:r>
         <w:t xml:space="preserve">6.1 </w:t>
       </w:r>
       <w:r>
         <w:t>通用质量要求</w:t>
       </w:r>
-      <w:bookmarkEnd w:id="34"/>
+      <w:bookmarkEnd w:id="36"/>
     </w:p>
     <w:p>
       <w:pPr>
@@ -6186,7 +6461,6 @@
               <w:pStyle w:val="TableBody"/>
             </w:pPr>
             <w:r>
-              <w:lastRenderedPageBreak/>
               <w:t xml:space="preserve">NFR-04 </w:t>
             </w:r>
             <w:r>
@@ -6337,6 +6611,7 @@
               <w:pStyle w:val="TableBody"/>
             </w:pPr>
             <w:r>
+              <w:lastRenderedPageBreak/>
               <w:t xml:space="preserve">NFR-06 </w:t>
             </w:r>
             <w:r>
@@ -6654,14 +6929,14 @@
       <w:pPr>
         <w:pStyle w:val="21"/>
       </w:pPr>
-      <w:bookmarkStart w:id="35" w:name="_Toc242965902"/>
+      <w:bookmarkStart w:id="37" w:name="_Toc242985722"/>
       <w:r>
         <w:t xml:space="preserve">6.2 </w:t>
       </w:r>
       <w:r>
         <w:t>智能阅读质量要求</w:t>
       </w:r>
-      <w:bookmarkEnd w:id="35"/>
+      <w:bookmarkEnd w:id="37"/>
     </w:p>
     <w:p>
       <w:pPr>
@@ -7134,7 +7409,6 @@
               <w:pStyle w:val="TableBody"/>
             </w:pPr>
             <w:r>
-              <w:lastRenderedPageBreak/>
               <w:t xml:space="preserve">ANFR-05 </w:t>
             </w:r>
             <w:r>
@@ -7199,27 +7473,28 @@
       <w:pPr>
         <w:pStyle w:val="1"/>
       </w:pPr>
-      <w:bookmarkStart w:id="36" w:name="_Toc242965903"/>
-      <w:r>
+      <w:bookmarkStart w:id="38" w:name="_Toc242985723"/>
+      <w:r>
+        <w:lastRenderedPageBreak/>
         <w:t xml:space="preserve">7 </w:t>
       </w:r>
       <w:r>
         <w:t>验收与需求追踪</w:t>
       </w:r>
-      <w:bookmarkEnd w:id="36"/>
+      <w:bookmarkEnd w:id="38"/>
     </w:p>
     <w:p>
       <w:pPr>
         <w:pStyle w:val="21"/>
       </w:pPr>
-      <w:bookmarkStart w:id="37" w:name="_Toc242965904"/>
+      <w:bookmarkStart w:id="39" w:name="_Toc242985724"/>
       <w:r>
         <w:t xml:space="preserve">7.1 </w:t>
       </w:r>
       <w:r>
         <w:t>验收方法与边界</w:t>
       </w:r>
-      <w:bookmarkEnd w:id="37"/>
+      <w:bookmarkEnd w:id="39"/>
     </w:p>
     <w:p>
       <w:r>
@@ -7253,14 +7528,14 @@
       <w:pPr>
         <w:pStyle w:val="21"/>
       </w:pPr>
-      <w:bookmarkStart w:id="38" w:name="_Toc242965905"/>
+      <w:bookmarkStart w:id="40" w:name="_Toc242985725"/>
       <w:r>
         <w:t xml:space="preserve">7.2 </w:t>
       </w:r>
       <w:r>
         <w:t>追踪关系</w:t>
       </w:r>
-      <w:bookmarkEnd w:id="38"/>
+      <w:bookmarkEnd w:id="40"/>
     </w:p>
     <w:p>
       <w:r>
@@ -7953,7 +8228,6 @@
               <w:spacing w:before="0" w:after="20" w:line="264" w:lineRule="auto"/>
             </w:pPr>
             <w:r>
-              <w:lastRenderedPageBreak/>
               <w:t>FR-11</w:t>
             </w:r>
             <w:r>
@@ -8485,6 +8759,7 @@
               <w:spacing w:before="0" w:after="20" w:line="264" w:lineRule="auto"/>
             </w:pPr>
             <w:r>
+              <w:lastRenderedPageBreak/>
               <w:t>A04</w:t>
             </w:r>
           </w:p>
@@ -9560,6 +9835,240 @@
             </w:r>
             <w:r>
               <w:t>AI-UI-01</w:t>
+            </w:r>
+          </w:p>
+        </w:tc>
+      </w:tr>
+      <w:tr>
+        <w:trPr>
+          <w:cantSplit/>
+          <w:jc w:val="center"/>
+        </w:trPr>
+        <w:tc>
+          <w:tcPr>
+            <w:tcW w:w="1332" w:type="dxa"/>
+            <w:tcMar>
+              <w:top w:w="50" w:type="dxa"/>
+              <w:left w:w="85" w:type="dxa"/>
+              <w:bottom w:w="50" w:type="dxa"/>
+              <w:right w:w="85" w:type="dxa"/>
+            </w:tcMar>
+            <w:vAlign w:val="center"/>
+          </w:tcPr>
+          <w:p>
+            <w:pPr>
+              <w:pStyle w:val="TableBody"/>
+              <w:spacing w:before="0" w:after="20" w:line="264" w:lineRule="auto"/>
+            </w:pPr>
+            <w:r>
+              <w:t>A08</w:t>
+            </w:r>
+          </w:p>
+        </w:tc>
+        <w:tc>
+          <w:tcPr>
+            <w:tcW w:w="1587" w:type="dxa"/>
+            <w:tcMar>
+              <w:top w:w="50" w:type="dxa"/>
+              <w:left w:w="85" w:type="dxa"/>
+              <w:bottom w:w="50" w:type="dxa"/>
+              <w:right w:w="85" w:type="dxa"/>
+            </w:tcMar>
+            <w:vAlign w:val="center"/>
+          </w:tcPr>
+          <w:p>
+            <w:pPr>
+              <w:pStyle w:val="TableBody"/>
+              <w:spacing w:before="0" w:after="20" w:line="264" w:lineRule="auto"/>
+            </w:pPr>
+            <w:r>
+              <w:t xml:space="preserve">D15/D10 </w:t>
+            </w:r>
+            <w:r>
+              <w:t>自然语言阅读</w:t>
+            </w:r>
+          </w:p>
+        </w:tc>
+        <w:tc>
+          <w:tcPr>
+            <w:tcW w:w="3175" w:type="dxa"/>
+            <w:tcMar>
+              <w:top w:w="50" w:type="dxa"/>
+              <w:left w:w="85" w:type="dxa"/>
+              <w:bottom w:w="50" w:type="dxa"/>
+              <w:right w:w="85" w:type="dxa"/>
+            </w:tcMar>
+            <w:vAlign w:val="center"/>
+          </w:tcPr>
+          <w:p>
+            <w:pPr>
+              <w:pStyle w:val="TableBody"/>
+              <w:spacing w:before="0" w:after="20" w:line="264" w:lineRule="auto"/>
+            </w:pPr>
+            <w:r>
+              <w:t>AiIntent.resolve</w:t>
+            </w:r>
+            <w:r>
+              <w:t>；</w:t>
+            </w:r>
+            <w:r>
+              <w:t>AiReading.generate</w:t>
+            </w:r>
+          </w:p>
+        </w:tc>
+        <w:tc>
+          <w:tcPr>
+            <w:tcW w:w="2693" w:type="dxa"/>
+            <w:tcMar>
+              <w:top w:w="50" w:type="dxa"/>
+              <w:left w:w="85" w:type="dxa"/>
+              <w:bottom w:w="50" w:type="dxa"/>
+              <w:right w:w="85" w:type="dxa"/>
+            </w:tcMar>
+            <w:vAlign w:val="center"/>
+          </w:tcPr>
+          <w:p>
+            <w:pPr>
+              <w:pStyle w:val="TableBody"/>
+              <w:spacing w:before="0" w:after="20" w:line="264" w:lineRule="auto"/>
+            </w:pPr>
+            <w:r>
+              <w:t>AI-INT-01</w:t>
+            </w:r>
+            <w:r>
+              <w:t>；</w:t>
+            </w:r>
+            <w:r>
+              <w:t>AI-API-17</w:t>
+            </w:r>
+            <w:r>
+              <w:t>～</w:t>
+            </w:r>
+            <w:r>
+              <w:t>19</w:t>
+            </w:r>
+            <w:r>
+              <w:t>；</w:t>
+            </w:r>
+            <w:r>
+              <w:t>AI-LIVE-02</w:t>
+            </w:r>
+          </w:p>
+        </w:tc>
+      </w:tr>
+      <w:tr>
+        <w:trPr>
+          <w:cantSplit/>
+          <w:jc w:val="center"/>
+        </w:trPr>
+        <w:tc>
+          <w:tcPr>
+            <w:tcW w:w="1332" w:type="dxa"/>
+            <w:tcMar>
+              <w:top w:w="50" w:type="dxa"/>
+              <w:left w:w="85" w:type="dxa"/>
+              <w:bottom w:w="50" w:type="dxa"/>
+              <w:right w:w="85" w:type="dxa"/>
+            </w:tcMar>
+            <w:vAlign w:val="center"/>
+          </w:tcPr>
+          <w:p>
+            <w:pPr>
+              <w:pStyle w:val="TableBody"/>
+              <w:spacing w:before="0" w:after="20" w:line="264" w:lineRule="auto"/>
+            </w:pPr>
+            <w:r>
+              <w:t>A09</w:t>
+            </w:r>
+          </w:p>
+        </w:tc>
+        <w:tc>
+          <w:tcPr>
+            <w:tcW w:w="1587" w:type="dxa"/>
+            <w:tcMar>
+              <w:top w:w="50" w:type="dxa"/>
+              <w:left w:w="85" w:type="dxa"/>
+              <w:bottom w:w="50" w:type="dxa"/>
+              <w:right w:w="85" w:type="dxa"/>
+            </w:tcMar>
+            <w:vAlign w:val="center"/>
+          </w:tcPr>
+          <w:p>
+            <w:pPr>
+              <w:pStyle w:val="TableBody"/>
+              <w:spacing w:before="0" w:after="20" w:line="264" w:lineRule="auto"/>
+            </w:pPr>
+            <w:r>
+              <w:t xml:space="preserve">D11/D13 </w:t>
+            </w:r>
+            <w:r>
+              <w:t>欢迎与建议</w:t>
+            </w:r>
+          </w:p>
+        </w:tc>
+        <w:tc>
+          <w:tcPr>
+            <w:tcW w:w="3175" w:type="dxa"/>
+            <w:tcMar>
+              <w:top w:w="50" w:type="dxa"/>
+              <w:left w:w="85" w:type="dxa"/>
+              <w:bottom w:w="50" w:type="dxa"/>
+              <w:right w:w="85" w:type="dxa"/>
+            </w:tcMar>
+            <w:vAlign w:val="center"/>
+          </w:tcPr>
+          <w:p>
+            <w:pPr>
+              <w:pStyle w:val="TableBody"/>
+              <w:spacing w:before="0" w:after="20" w:line="264" w:lineRule="auto"/>
+            </w:pPr>
+            <w:r>
+              <w:t>AiRuns.start</w:t>
+            </w:r>
+            <w:r>
+              <w:t>；</w:t>
+            </w:r>
+            <w:r>
+              <w:t>useAiAssistant</w:t>
+            </w:r>
+            <w:r>
+              <w:t>；</w:t>
+            </w:r>
+            <w:r>
+              <w:t>AiSuggestions</w:t>
+            </w:r>
+          </w:p>
+        </w:tc>
+        <w:tc>
+          <w:tcPr>
+            <w:tcW w:w="2693" w:type="dxa"/>
+            <w:tcMar>
+              <w:top w:w="50" w:type="dxa"/>
+              <w:left w:w="85" w:type="dxa"/>
+              <w:bottom w:w="50" w:type="dxa"/>
+              <w:right w:w="85" w:type="dxa"/>
+            </w:tcMar>
+            <w:vAlign w:val="center"/>
+          </w:tcPr>
+          <w:p>
+            <w:pPr>
+              <w:pStyle w:val="TableBody"/>
+              <w:spacing w:before="0" w:after="20" w:line="264" w:lineRule="auto"/>
+            </w:pPr>
+            <w:r>
+              <w:t>AI-API-16</w:t>
+            </w:r>
+            <w:r>
+              <w:t>；</w:t>
+            </w:r>
+            <w:r>
+              <w:t>AI-UI-01</w:t>
+            </w:r>
+            <w:r>
+              <w:t>；</w:t>
+            </w:r>
+            <w:r>
+              <w:t>AI-E2E-01</w:t>
             </w:r>
           </w:p>
         </w:tc>
